--- a/Docs/BackendArchitecture.docx
+++ b/Docs/BackendArchitecture.docx
@@ -1,205 +1,150 @@
 
 <file path=word/document.xml><?xml version="1.0" encoding="utf-8"?>
-<w:document xmlns:wpc="http://schemas.microsoft.com/office/word/2010/wordprocessingCanvas" xmlns:cx="http://schemas.microsoft.com/office/drawing/2014/chartex" xmlns:cx1="http://schemas.microsoft.com/office/drawing/2015/9/8/chartex" xmlns:cx2="http://schemas.microsoft.com/office/drawing/2015/10/21/chartex" xmlns:cx3="http://schemas.microsoft.com/office/drawing/2016/5/9/chartex" xmlns:cx4="http://schemas.microsoft.com/office/drawing/2016/5/10/chartex" xmlns:cx5="http://schemas.microsoft.com/office/drawing/2016/5/11/chartex" xmlns:cx6="http://schemas.microsoft.com/office/drawing/2016/5/12/chartex" xmlns:cx7="http://schemas.microsoft.com/office/drawing/2016/5/13/chartex" xmlns:cx8="http://schemas.microsoft.com/office/drawing/2016/5/14/chartex" xmlns:mc="http://schemas.openxmlformats.org/markup-compatibility/2006" xmlns:aink="http://schemas.microsoft.com/office/drawing/2016/ink" xmlns:am3d="http://schemas.microsoft.com/office/drawing/2017/model3d" xmlns:o="urn:schemas-microsoft-com:office:office" xmlns:oel="http://schemas.microsoft.com/office/2019/extlst" xmlns:r="http://schemas.openxmlformats.org/officeDocument/2006/relationships" xmlns:m="http://schemas.openxmlformats.org/officeDocument/2006/math" xmlns:v="urn:schemas-microsoft-com:vml" xmlns:wp14="http://schemas.microsoft.com/office/word/2010/wordprocessingDrawing" xmlns:wp="http://schemas.openxmlformats.org/drawingml/2006/wordprocessingDrawing" xmlns:w10="urn:schemas-microsoft-com:office:word" xmlns:w="http://schemas.openxmlformats.org/wordprocessingml/2006/main" xmlns:w14="http://schemas.microsoft.com/office/word/2010/wordml" xmlns:w15="http://schemas.microsoft.com/office/word/2012/wordml" xmlns:w16cei="http://schemas.microsoft.com/office/word/2026/wordml/cei" xmlns:w16cex="http://schemas.microsoft.com/office/word/2018/wordml/cex" xmlns:w16cid="http://schemas.microsoft.com/office/word/2016/wordml/cid" xmlns:w16="http://schemas.microsoft.com/office/word/2018/wordml" xmlns:w16du="http://schemas.microsoft.com/office/word/2023/wordml/word16du" xmlns:w16sdtdh="http://schemas.microsoft.com/office/word/2020/wordml/sdtdatahash" xmlns:w16sdtfl="http://schemas.microsoft.com/office/word/2024/wordml/sdtformatlock" xmlns:w16se="http://schemas.microsoft.com/office/word/2015/wordml/symex" xmlns:wpg="http://schemas.microsoft.com/office/word/2010/wordprocessingGroup" xmlns:wpi="http://schemas.microsoft.com/office/word/2010/wordprocessingInk" xmlns:wne="http://schemas.microsoft.com/office/word/2006/wordml" xmlns:wps="http://schemas.microsoft.com/office/word/2010/wordprocessingShape" mc:Ignorable="w14 w15 w16se w16cid w16 w16cex w16sdtdh w16sdtfl w16du wp14">
+<w:document xmlns:wpc="http://schemas.microsoft.com/office/word/2010/wordprocessingCanvas" xmlns:mc="http://schemas.openxmlformats.org/markup-compatibility/2006" xmlns:o="urn:schemas-microsoft-com:office:office" xmlns:r="http://schemas.openxmlformats.org/officeDocument/2006/relationships" xmlns:m="http://schemas.openxmlformats.org/officeDocument/2006/math" xmlns:v="urn:schemas-microsoft-com:vml" xmlns:wp14="http://schemas.microsoft.com/office/word/2010/wordprocessingDrawing" xmlns:wp="http://schemas.openxmlformats.org/drawingml/2006/wordprocessingDrawing" xmlns:w10="urn:schemas-microsoft-com:office:word" xmlns:w="http://schemas.openxmlformats.org/wordprocessingml/2006/main" xmlns:w14="http://schemas.microsoft.com/office/word/2010/wordml" xmlns:w15="http://schemas.microsoft.com/office/word/2012/wordml" xmlns:wpg="http://schemas.microsoft.com/office/word/2010/wordprocessingGroup" xmlns:wpi="http://schemas.microsoft.com/office/word/2010/wordprocessingInk" xmlns:wne="http://schemas.microsoft.com/office/word/2006/wordml" xmlns:wps="http://schemas.microsoft.com/office/word/2010/wordprocessingShape" mc:Ignorable="w14 w15 wp14">
   <w:body>
     <w:p>
-      <w:proofErr w:type="spellStart"/>
       <w:r>
         <w:rPr>
           <w:b/>
           <w:bCs/>
         </w:rPr>
-        <w:t>RedDust</w:t>
-      </w:r>
-      <w:proofErr w:type="spellEnd"/>
+        <w:t>RedDust Voice I/O — Full Architecture Summary</w:t>
+      </w:r>
+    </w:p>
+    <w:p/>
+    <w:p>
       <w:r>
         <w:rPr>
           <w:b/>
           <w:bCs/>
         </w:rPr>
-        <w:t xml:space="preserve"> Voice I/O — Full Architecture Summary</w:t>
-      </w:r>
-    </w:p>
-    <w:p>
-      <w:r>
-        <w:pict w14:anchorId="592E79B1">
-          <v:rect id="_x0000_i1073" style="width:0;height:1.5pt" o:hralign="center" o:hrstd="t" o:hr="t" fillcolor="#a0a0a0" stroked="f"/>
-        </w:pict>
-      </w:r>
-    </w:p>
-    <w:p>
-      <w:r>
+        <w:t>What RedDust is</w:t>
+      </w:r>
+    </w:p>
+    <w:p>
+      <w:r>
+        <w:t>An emotional AI companion named Syan. The experience must feel like a real phone call — continuous, natural, emotionally aware. Not a chatbot with a mic button.</w:t>
+      </w:r>
+    </w:p>
+    <w:p>
+      <w:pPr>
         <w:rPr>
           <w:b/>
           <w:bCs/>
         </w:rPr>
-        <w:t xml:space="preserve">What </w:t>
-      </w:r>
-      <w:proofErr w:type="spellStart"/>
+      </w:pPr>
+    </w:p>
+    <w:p>
       <w:r>
         <w:rPr>
           <w:b/>
           <w:bCs/>
         </w:rPr>
-        <w:t>RedDust</w:t>
-      </w:r>
-      <w:proofErr w:type="spellEnd"/>
-      <w:r>
+        <w:t>Core technology choice: Gemini 3.1 Flash Live Preview</w:t>
+      </w:r>
+    </w:p>
+    <w:p>
+      <w:r>
+        <w:t xml:space="preserve">Gemini Live gives: acoustic nuance detection (tone, pace, stress — not just words), native VAD + turn management, 90+ language support including mid-conversation language switching, </w:t>
+      </w:r>
+      <w:r>
+        <w:rPr>
+          <w:color w:val="FF0000"/>
+        </w:rPr>
+        <w:t xml:space="preserve">synchronous </w:t>
+      </w:r>
+      <w:r>
+        <w:t>function calling, free tier for prototyping.</w:t>
+      </w:r>
+    </w:p>
+    <w:p/>
+    <w:p>
+      <w:r>
+        <w:br w:type="page"/>
+      </w:r>
+    </w:p>
+    <w:p>
+      <w:pPr>
         <w:rPr>
           <w:b/>
           <w:bCs/>
         </w:rPr>
-        <w:t xml:space="preserve"> is</w:t>
-      </w:r>
-    </w:p>
-    <w:p>
-      <w:r>
-        <w:t>An emotional AI companion named Syan. The experience must feel like a real phone call — continuous, natural, emotionally aware. Not a chatbot with a mic button.</w:t>
-      </w:r>
-    </w:p>
-    <w:p>
-      <w:r>
-        <w:pict w14:anchorId="66FF50DE">
-          <v:rect id="_x0000_i1074" style="width:0;height:1.5pt" o:hralign="center" o:hrstd="t" o:hr="t" fillcolor="#a0a0a0" stroked="f"/>
-        </w:pict>
-      </w:r>
-    </w:p>
-    <w:p>
+      </w:pPr>
       <w:r>
         <w:rPr>
           <w:b/>
           <w:bCs/>
         </w:rPr>
-        <w:t>Core technology choice: Gemini 3.1 Flash Live Preview</w:t>
-      </w:r>
-    </w:p>
-    <w:p>
-      <w:r>
-        <w:t>Replaces the entire STT → LLM → TTS pipeline with a single audio-to-audio model. Key reasons it was chosen over alternatives:</w:t>
-      </w:r>
-    </w:p>
-    <w:p>
-      <w:pPr>
-        <w:numPr>
-          <w:ilvl w:val="0"/>
-          <w:numId w:val="1"/>
-        </w:numPr>
-      </w:pPr>
-      <w:r>
-        <w:t>Local models (Faster-Whisper + Kokoro): rejected — no shared GPU across team</w:t>
-      </w:r>
-    </w:p>
-    <w:p>
-      <w:pPr>
-        <w:numPr>
-          <w:ilvl w:val="0"/>
-          <w:numId w:val="1"/>
-        </w:numPr>
-      </w:pPr>
-      <w:r>
-        <w:t xml:space="preserve">Separate APIs (Gemini STT + </w:t>
-      </w:r>
-      <w:proofErr w:type="spellStart"/>
-      <w:r>
-        <w:t>gTTS</w:t>
-      </w:r>
-      <w:proofErr w:type="spellEnd"/>
-      <w:r>
-        <w:t>): rejected — needs audio files, can't handle real-time byte streams, 3 API hops = stacked latency</w:t>
-      </w:r>
-    </w:p>
-    <w:p>
-      <w:pPr>
-        <w:numPr>
-          <w:ilvl w:val="0"/>
-          <w:numId w:val="1"/>
-        </w:numPr>
-      </w:pPr>
-      <w:r>
-        <w:t>Push-to-talk: rejected — wrong product feel, kills emotional continuity</w:t>
-      </w:r>
-    </w:p>
-    <w:p>
-      <w:r>
-        <w:t>Gemini Live gives: acoustic nuance detection (tone, pace, stress — not just words), native VAD + turn management, 90+ language support including mid-conversation language switching, synchronous function calling, free tier for prototyping.</w:t>
-      </w:r>
-    </w:p>
-    <w:p>
-      <w:r>
-        <w:pict w14:anchorId="6BCE3F1F">
-          <v:rect id="_x0000_i1075" style="width:0;height:1.5pt" o:hralign="center" o:hrstd="t" o:hr="t" fillcolor="#a0a0a0" stroked="f"/>
-        </w:pict>
-      </w:r>
-    </w:p>
-    <w:p>
-      <w:r>
+        <w:lastRenderedPageBreak/>
+        <w:t>Backend Architecture Diagram:</w:t>
+      </w:r>
+      <w:bookmarkStart w:id="0" w:name="_GoBack"/>
+      <w:bookmarkEnd w:id="0"/>
+    </w:p>
+    <w:p/>
+    <w:p>
+      <w:r>
+        <w:rPr>
+          <w:lang w:val="en-AU"/>
+        </w:rPr>
+        <w:drawing>
+          <wp:inline distT="0" distB="0" distL="0" distR="0" wp14:anchorId="16481C91" wp14:editId="0A6A1E09">
+            <wp:extent cx="5731510" cy="3820795"/>
+            <wp:effectExtent l="0" t="0" r="2540" b="8255"/>
+            <wp:docPr id="2" name="Picture 1"/>
+            <wp:cNvGraphicFramePr>
+              <a:graphicFrameLocks xmlns:a="http://schemas.openxmlformats.org/drawingml/2006/main" noChangeAspect="1"/>
+            </wp:cNvGraphicFramePr>
+            <a:graphic xmlns:a="http://schemas.openxmlformats.org/drawingml/2006/main">
+              <a:graphicData uri="http://schemas.openxmlformats.org/drawingml/2006/picture">
+                <pic:pic xmlns:pic="http://schemas.openxmlformats.org/drawingml/2006/picture">
+                  <pic:nvPicPr>
+                    <pic:cNvPr id="2" name="Picture 1"/>
+                    <pic:cNvPicPr>
+                      <a:picLocks noChangeAspect="1"/>
+                    </pic:cNvPicPr>
+                  </pic:nvPicPr>
+                  <pic:blipFill>
+                    <a:blip r:embed="rId5" cstate="print">
+                      <a:extLst>
+                        <a:ext uri="{28A0092B-C50C-407E-A947-70E740481C1C}">
+                          <a14:useLocalDpi xmlns:a14="http://schemas.microsoft.com/office/drawing/2010/main" val="0"/>
+                        </a:ext>
+                      </a:extLst>
+                    </a:blip>
+                    <a:stretch>
+                      <a:fillRect/>
+                    </a:stretch>
+                  </pic:blipFill>
+                  <pic:spPr>
+                    <a:xfrm>
+                      <a:off x="0" y="0"/>
+                      <a:ext cx="5731510" cy="3820795"/>
+                    </a:xfrm>
+                    <a:prstGeom prst="rect">
+                      <a:avLst/>
+                    </a:prstGeom>
+                  </pic:spPr>
+                </pic:pic>
+              </a:graphicData>
+            </a:graphic>
+          </wp:inline>
+        </w:drawing>
+      </w:r>
+    </w:p>
+    <w:p>
+      <w:pPr>
         <w:rPr>
           <w:b/>
           <w:bCs/>
         </w:rPr>
-        <w:t>Session Lifecycle</w:t>
-      </w:r>
-    </w:p>
-    <w:p>
+      </w:pPr>
       <w:r>
         <w:rPr>
           <w:b/>
           <w:bCs/>
         </w:rPr>
-        <w:t>1. Session start</w:t>
-      </w:r>
-    </w:p>
-    <w:p>
-      <w:r>
-        <w:t xml:space="preserve">App opens WebSocket to </w:t>
-      </w:r>
-      <w:proofErr w:type="spellStart"/>
-      <w:r>
-        <w:t>FastAPI</w:t>
-      </w:r>
-      <w:proofErr w:type="spellEnd"/>
-      <w:r>
-        <w:t xml:space="preserve">. Gemini Live session initializes. Immediately, Gemini calls </w:t>
-      </w:r>
-      <w:proofErr w:type="spellStart"/>
-      <w:r>
-        <w:t>fetch_user_</w:t>
-      </w:r>
-      <w:proofErr w:type="gramStart"/>
-      <w:r>
-        <w:t>history</w:t>
-      </w:r>
-      <w:proofErr w:type="spellEnd"/>
-      <w:r>
-        <w:t>(</w:t>
-      </w:r>
-      <w:proofErr w:type="gramEnd"/>
-      <w:r>
-        <w:t xml:space="preserve">) as a declared function tool — synchronous, blocks until </w:t>
-      </w:r>
-      <w:proofErr w:type="spellStart"/>
-      <w:r>
-        <w:t>FastAPI</w:t>
-      </w:r>
-      <w:proofErr w:type="spellEnd"/>
-      <w:r>
-        <w:t xml:space="preserve"> responds. </w:t>
-      </w:r>
-      <w:proofErr w:type="spellStart"/>
-      <w:r>
-        <w:t>FastAPI</w:t>
-      </w:r>
-      <w:proofErr w:type="spellEnd"/>
-      <w:r>
-        <w:t xml:space="preserve"> queries PostgreSQL (</w:t>
-      </w:r>
-      <w:proofErr w:type="spellStart"/>
-      <w:r>
-        <w:t>asyncpg</w:t>
-      </w:r>
-      <w:proofErr w:type="spellEnd"/>
-      <w:r>
-        <w:t>) and returns: past conversation context, emotional patterns, current soul score. Gemini uses this to personalize Syan from the first word. Blocking here is acceptable — Kim hasn't spoken yet.</w:t>
+        <w:br w:type="page"/>
       </w:r>
     </w:p>
     <w:p>
@@ -208,6 +153,62 @@
           <w:b/>
           <w:bCs/>
         </w:rPr>
+        <w:lastRenderedPageBreak/>
+        <w:t>Session Lifecycle</w:t>
+      </w:r>
+    </w:p>
+    <w:p>
+      <w:r>
+        <w:rPr>
+          <w:b/>
+          <w:bCs/>
+        </w:rPr>
+        <w:t>1. Session start</w:t>
+      </w:r>
+    </w:p>
+    <w:p>
+      <w:r>
+        <w:t xml:space="preserve">App opens </w:t>
+      </w:r>
+      <w:proofErr w:type="spellStart"/>
+      <w:r>
+        <w:t>WebSocket</w:t>
+      </w:r>
+      <w:proofErr w:type="spellEnd"/>
+      <w:r>
+        <w:t xml:space="preserve"> to FastAPI. Gemini Live session initializes. Immediately, Gemini calls </w:t>
+      </w:r>
+      <w:proofErr w:type="spellStart"/>
+      <w:r>
+        <w:t>fetch_user_</w:t>
+      </w:r>
+      <w:proofErr w:type="gramStart"/>
+      <w:r>
+        <w:t>history</w:t>
+      </w:r>
+      <w:proofErr w:type="spellEnd"/>
+      <w:r>
+        <w:t>(</w:t>
+      </w:r>
+      <w:proofErr w:type="gramEnd"/>
+      <w:r>
+        <w:t>) as a declared function tool — synchronous, blocks until FastAPI responds. FastAPI queries PostgreSQL (</w:t>
+      </w:r>
+      <w:proofErr w:type="spellStart"/>
+      <w:r>
+        <w:t>asyncpg</w:t>
+      </w:r>
+      <w:proofErr w:type="spellEnd"/>
+      <w:r>
+        <w:t>) and returns: past conversation context, emotional patterns, current soul score. Gemini uses this to personalize Syan from the first word. Blocking here is acceptable — Kim hasn't spoken yet.</w:t>
+      </w:r>
+    </w:p>
+    <w:p>
+      <w:r>
+        <w:rPr>
+          <w:b/>
+          <w:bCs/>
+        </w:rPr>
         <w:t>2. Mid-session: audio relay (Task 1)</w:t>
       </w:r>
     </w:p>
@@ -217,7 +218,13 @@
       </w:r>
       <w:proofErr w:type="spellStart"/>
       <w:r>
-        <w:t>asyncio</w:t>
+        <w:t>async</w:t>
+      </w:r>
+      <w:r>
+        <w:t>-</w:t>
+      </w:r>
+      <w:r>
+        <w:t>io</w:t>
       </w:r>
       <w:proofErr w:type="spellEnd"/>
       <w:r>
@@ -232,15 +239,15 @@
         </w:numPr>
       </w:pPr>
       <w:r>
-        <w:t xml:space="preserve">Kim's mic → raw audio bytes → WebSocket → </w:t>
+        <w:t xml:space="preserve">Kim's mic → raw audio bytes → </w:t>
       </w:r>
       <w:proofErr w:type="spellStart"/>
       <w:r>
-        <w:t>FastAPI</w:t>
+        <w:t>WebSocket</w:t>
       </w:r>
       <w:proofErr w:type="spellEnd"/>
       <w:r>
-        <w:t xml:space="preserve"> → Gemini Live WebSocket</w:t>
+        <w:t xml:space="preserve"> → FastAPI → Gemini Live WebSocket</w:t>
       </w:r>
     </w:p>
     <w:p>
@@ -273,16 +280,15 @@
         </w:numPr>
       </w:pPr>
       <w:r>
-        <w:lastRenderedPageBreak/>
-        <w:t xml:space="preserve">Gemini streams audio response back → </w:t>
+        <w:t xml:space="preserve">Gemini streams audio response back → FastAPI → </w:t>
       </w:r>
       <w:proofErr w:type="spellStart"/>
       <w:r>
-        <w:t>FastAPI</w:t>
+        <w:t>WebSocket</w:t>
       </w:r>
       <w:proofErr w:type="spellEnd"/>
       <w:r>
-        <w:t xml:space="preserve"> → WebSocket → frontend buffers all chunks → plays once complete (accumulate-then-play, expo-</w:t>
+        <w:t xml:space="preserve"> → frontend buffers all chunks → plays once complete (accumulate-then-play, expo-</w:t>
       </w:r>
       <w:proofErr w:type="spellStart"/>
       <w:r>
@@ -309,12 +315,16 @@
         <w:t xml:space="preserve"> segments appended to shared </w:t>
       </w:r>
       <w:proofErr w:type="spellStart"/>
-      <w:proofErr w:type="gramStart"/>
-      <w:r>
-        <w:t>asyncio.Queue</w:t>
+      <w:r>
+        <w:t>async</w:t>
+      </w:r>
+      <w:r>
+        <w:t>-</w:t>
+      </w:r>
+      <w:r>
+        <w:t>io.Queue</w:t>
       </w:r>
       <w:proofErr w:type="spellEnd"/>
-      <w:proofErr w:type="gramEnd"/>
       <w:r>
         <w:t xml:space="preserve"> (</w:t>
       </w:r>
@@ -356,28 +366,106 @@
       </w:r>
       <w:proofErr w:type="gramEnd"/>
       <w:r>
-        <w:t xml:space="preserve">) — Gemini-driven. Called if a major topic shift happens and Gemini needs to re-fetch relevant history. </w:t>
+        <w:t xml:space="preserve">) — Gemini-driven. Called if a major topic shift happens and Gemini needs to re-fetch relevant history. FastAPI queries PostgreSQL, returns </w:t>
+      </w:r>
+      <w:proofErr w:type="spellStart"/>
+      <w:r>
+        <w:t>FunctionResponse</w:t>
+      </w:r>
+      <w:proofErr w:type="spellEnd"/>
+      <w:r>
+        <w:t xml:space="preserve">. Synchronous but fast (~20-50ms </w:t>
+      </w:r>
+      <w:proofErr w:type="spellStart"/>
+      <w:r>
+        <w:t>asyncpg</w:t>
+      </w:r>
+      <w:proofErr w:type="spellEnd"/>
+      <w:r>
+        <w:t>).</w:t>
+      </w:r>
+    </w:p>
+    <w:p>
+      <w:proofErr w:type="spellStart"/>
+      <w:r>
+        <w:t>get_music_recommendation</w:t>
+      </w:r>
+      <w:proofErr w:type="spellEnd"/>
+      <w:r>
+        <w:t>(mood) — Gemini-driven. Gemini decides when music is appropriate based on acoustic + semantic cues + history. System prompt instructs Gemini to always decide this at the start of a turn before generating audio (forces clean sequencing — no mid-response interruption). Flow: Gemini emits function call → FastAPI calls YouTube Data API → returns {</w:t>
+      </w:r>
+      <w:proofErr w:type="spellStart"/>
+      <w:r>
+        <w:t>url</w:t>
+      </w:r>
+      <w:proofErr w:type="spellEnd"/>
+      <w:r>
+        <w:t>, title} → FastAPI sends {type: "</w:t>
+      </w:r>
+      <w:proofErr w:type="spellStart"/>
+      <w:r>
+        <w:t>music_link</w:t>
+      </w:r>
+      <w:proofErr w:type="spellEnd"/>
+      <w:r>
+        <w:t xml:space="preserve">", </w:t>
+      </w:r>
+      <w:proofErr w:type="spellStart"/>
+      <w:r>
+        <w:t>url</w:t>
+      </w:r>
+      <w:proofErr w:type="spellEnd"/>
+      <w:r>
+        <w:t>, title} over WebSocket to frontend (YouTube card appears) → Gemini resumes audio generation. Synchronous, blocks audio briefly — acceptable since YouTube API call is fast.</w:t>
+      </w:r>
+    </w:p>
+    <w:p>
+      <w:r>
+        <w:t>Important: Gemini does not call YouTube directly. It emits a structured JSON function call. FastAPI handles the actual API call.</w:t>
+      </w:r>
+    </w:p>
+    <w:p>
+      <w:r>
+        <w:rPr>
+          <w:b/>
+          <w:bCs/>
+        </w:rPr>
+        <w:t>4. Mid-session: wellbeing update loop (Task 2)</w:t>
+      </w:r>
+    </w:p>
+    <w:p>
+      <w:r>
+        <w:lastRenderedPageBreak/>
+        <w:t xml:space="preserve">Concurrent </w:t>
+      </w:r>
+      <w:proofErr w:type="spellStart"/>
+      <w:r>
+        <w:t>asyncio</w:t>
+      </w:r>
+      <w:proofErr w:type="spellEnd"/>
+      <w:r>
+        <w:t xml:space="preserve"> task running alongside Task 1 via </w:t>
       </w:r>
       <w:proofErr w:type="spellStart"/>
       <w:proofErr w:type="gramStart"/>
       <w:r>
-        <w:t>FastAPI</w:t>
+        <w:t>asyncio.gather</w:t>
       </w:r>
       <w:proofErr w:type="spellEnd"/>
       <w:r>
-        <w:t xml:space="preserve"> queries PostgreSQL,</w:t>
+        <w:t>(</w:t>
       </w:r>
       <w:proofErr w:type="gramEnd"/>
       <w:r>
-        <w:t xml:space="preserve"> returns </w:t>
+        <w:t xml:space="preserve">). Every N turns (or timer), drains </w:t>
       </w:r>
       <w:proofErr w:type="spellStart"/>
       <w:r>
-        <w:t>FunctionResponse</w:t>
+        <w:t>transcript_buffer</w:t>
       </w:r>
       <w:proofErr w:type="spellEnd"/>
       <w:r>
-        <w:t xml:space="preserve">. Synchronous but fast (~20-50ms </w:t>
+        <w:t xml:space="preserve">, computes wellbeing delta from transcript segments — purely backend-driven, Gemini never knows this is happening, zero blocking on Gemini's audio output. Writes to PostgreSQL via </w:t>
       </w:r>
       <w:proofErr w:type="spellStart"/>
       <w:r>
@@ -385,70 +473,34 @@
       </w:r>
       <w:proofErr w:type="spellEnd"/>
       <w:r>
-        <w:t>).</w:t>
-      </w:r>
-    </w:p>
-    <w:p>
+        <w:t xml:space="preserve"> asynchronously. If soul score computation ever involves an LLM call, offloaded to ARQ background worker — fire and forget.</w:t>
+      </w:r>
+    </w:p>
+    <w:p>
+      <w:r>
+        <w:t xml:space="preserve">Shared state between Task 1 and Task 2 is an </w:t>
+      </w:r>
       <w:proofErr w:type="spellStart"/>
       <w:r>
-        <w:t>get_music_recommendation</w:t>
+        <w:t>asyncio.Queue</w:t>
       </w:r>
       <w:proofErr w:type="spellEnd"/>
       <w:r>
-        <w:t xml:space="preserve">(mood) — Gemini-driven. Gemini decides when music is appropriate based on acoustic + semantic cues + history. System prompt instructs Gemini to always decide this at the start of a turn before generating audio (forces clean sequencing — no mid-response interruption). Flow: Gemini emits function call → </w:t>
+        <w:t xml:space="preserve"> — safe within </w:t>
       </w:r>
       <w:proofErr w:type="spellStart"/>
       <w:r>
-        <w:t>FastAPI</w:t>
+        <w:t>async</w:t>
+      </w:r>
+      <w:r>
+        <w:t>-</w:t>
+      </w:r>
+      <w:r>
+        <w:t>io</w:t>
       </w:r>
       <w:proofErr w:type="spellEnd"/>
       <w:r>
-        <w:t xml:space="preserve"> calls YouTube Data API → returns {</w:t>
-      </w:r>
-      <w:proofErr w:type="spellStart"/>
-      <w:r>
-        <w:t>url</w:t>
-      </w:r>
-      <w:proofErr w:type="spellEnd"/>
-      <w:r>
-        <w:t xml:space="preserve">, title} → </w:t>
-      </w:r>
-      <w:proofErr w:type="spellStart"/>
-      <w:r>
-        <w:t>FastAPI</w:t>
-      </w:r>
-      <w:proofErr w:type="spellEnd"/>
-      <w:r>
-        <w:t xml:space="preserve"> sends {type: "</w:t>
-      </w:r>
-      <w:proofErr w:type="spellStart"/>
-      <w:r>
-        <w:t>music_link</w:t>
-      </w:r>
-      <w:proofErr w:type="spellEnd"/>
-      <w:r>
-        <w:t xml:space="preserve">", </w:t>
-      </w:r>
-      <w:proofErr w:type="spellStart"/>
-      <w:r>
-        <w:t>url</w:t>
-      </w:r>
-      <w:proofErr w:type="spellEnd"/>
-      <w:r>
-        <w:t>, title} over WebSocket to frontend (YouTube card appears) → Gemini resumes audio generation. Synchronous, blocks audio briefly — acceptable since YouTube API call is fast.</w:t>
-      </w:r>
-    </w:p>
-    <w:p>
-      <w:r>
-        <w:t xml:space="preserve">Important: Gemini does not call YouTube directly. It emits a structured JSON function call. </w:t>
-      </w:r>
-      <w:proofErr w:type="spellStart"/>
-      <w:r>
-        <w:t>FastAPI</w:t>
-      </w:r>
-      <w:proofErr w:type="spellEnd"/>
-      <w:r>
-        <w:t xml:space="preserve"> handles the actual API call.</w:t>
+        <w:t>, no threading primitives needed.</w:t>
       </w:r>
     </w:p>
     <w:p>
@@ -457,151 +509,51 @@
           <w:b/>
           <w:bCs/>
         </w:rPr>
-        <w:t>4. Mid-session: wellbeing update loop (Task 2)</w:t>
-      </w:r>
-    </w:p>
-    <w:p>
-      <w:r>
-        <w:t xml:space="preserve">Concurrent </w:t>
+        <w:t>5. Session end</w:t>
+      </w:r>
+    </w:p>
+    <w:p>
+      <w:r>
+        <w:t xml:space="preserve">Session closes. FastAPI runs final soul score computation from the complete </w:t>
       </w:r>
       <w:proofErr w:type="spellStart"/>
       <w:r>
-        <w:t>asyncio</w:t>
+        <w:t>outputTranscription</w:t>
       </w:r>
       <w:proofErr w:type="spellEnd"/>
       <w:r>
-        <w:t xml:space="preserve"> task running alongside Task 1 via </w:t>
+        <w:t xml:space="preserve"> accumulated during the session. Writes to PostgreSQL. Available for next session's </w:t>
       </w:r>
       <w:proofErr w:type="spellStart"/>
+      <w:r>
+        <w:t>fetch_user_</w:t>
+      </w:r>
       <w:proofErr w:type="gramStart"/>
       <w:r>
-        <w:t>asyncio.gather</w:t>
+        <w:t>history</w:t>
       </w:r>
       <w:proofErr w:type="spellEnd"/>
+      <w:r>
+        <w:t>(</w:t>
+      </w:r>
       <w:proofErr w:type="gramEnd"/>
       <w:r>
-        <w:t xml:space="preserve">(). Every N </w:t>
-      </w:r>
-      <w:proofErr w:type="gramStart"/>
-      <w:r>
-        <w:t>turns</w:t>
-      </w:r>
-      <w:proofErr w:type="gramEnd"/>
-      <w:r>
-        <w:t xml:space="preserve"> (or timer), drains </w:t>
-      </w:r>
-      <w:proofErr w:type="spellStart"/>
-      <w:r>
-        <w:t>transcript_buffer</w:t>
-      </w:r>
-      <w:proofErr w:type="spellEnd"/>
-      <w:r>
-        <w:t xml:space="preserve">, computes wellbeing delta from transcript segments — purely backend-driven, Gemini never knows this is happening, zero blocking on Gemini's audio output. Writes to PostgreSQL via </w:t>
-      </w:r>
-      <w:proofErr w:type="spellStart"/>
-      <w:r>
-        <w:t>asyncpg</w:t>
-      </w:r>
-      <w:proofErr w:type="spellEnd"/>
-      <w:r>
-        <w:t xml:space="preserve"> asynchronously. If soul score computation ever involves an LLM call, offloaded to ARQ background worker — fire and forget.</w:t>
-      </w:r>
-    </w:p>
-    <w:p>
-      <w:r>
-        <w:t xml:space="preserve">Shared state between Task 1 and Task 2 is an </w:t>
-      </w:r>
-      <w:proofErr w:type="spellStart"/>
-      <w:proofErr w:type="gramStart"/>
-      <w:r>
-        <w:t>asyncio.Queue</w:t>
-      </w:r>
-      <w:proofErr w:type="spellEnd"/>
-      <w:proofErr w:type="gramEnd"/>
-      <w:r>
-        <w:t xml:space="preserve"> — safe within </w:t>
-      </w:r>
-      <w:proofErr w:type="spellStart"/>
-      <w:r>
-        <w:t>asyncio</w:t>
-      </w:r>
-      <w:proofErr w:type="spellEnd"/>
-      <w:r>
-        <w:t>, no threading primitives needed.</w:t>
-      </w:r>
-    </w:p>
-    <w:p>
-      <w:r>
+        <w:t>). This is the definitive end-of-session write — the mid-session Task 2 writes are incremental deltas, not replacements.</w:t>
+      </w:r>
+    </w:p>
+    <w:p>
+      <w:pPr>
         <w:rPr>
           <w:b/>
           <w:bCs/>
         </w:rPr>
-        <w:t>5. Session end</w:t>
-      </w:r>
-    </w:p>
-    <w:p>
-      <w:r>
-        <w:t xml:space="preserve">Session closes. </w:t>
-      </w:r>
-      <w:proofErr w:type="spellStart"/>
-      <w:r>
-        <w:t>FastAPI</w:t>
-      </w:r>
-      <w:proofErr w:type="spellEnd"/>
-      <w:r>
-        <w:t xml:space="preserve"> runs final soul score computation from the complete </w:t>
-      </w:r>
-      <w:proofErr w:type="spellStart"/>
-      <w:r>
-        <w:t>outputTranscription</w:t>
-      </w:r>
-      <w:proofErr w:type="spellEnd"/>
-      <w:r>
-        <w:t xml:space="preserve"> accumulated during the session. Writes to PostgreSQL. Available for next session's </w:t>
-      </w:r>
-      <w:proofErr w:type="spellStart"/>
-      <w:r>
-        <w:t>fetch_user_</w:t>
-      </w:r>
-      <w:proofErr w:type="gramStart"/>
-      <w:r>
-        <w:t>history</w:t>
-      </w:r>
-      <w:proofErr w:type="spellEnd"/>
-      <w:r>
-        <w:t>(</w:t>
-      </w:r>
-      <w:proofErr w:type="gramEnd"/>
-      <w:r>
-        <w:t>). This is the definitive end-of-session write — the mid-session Task 2 writes are incremental deltas, not replacements.</w:t>
-      </w:r>
-    </w:p>
-    <w:p>
-      <w:r>
-        <w:pict w14:anchorId="6258665F">
-          <v:rect id="_x0000_i1076" style="width:0;height:1.5pt" o:hralign="center" o:hrstd="t" o:hr="t" fillcolor="#a0a0a0" stroked="f"/>
-        </w:pict>
-      </w:r>
-    </w:p>
-    <w:p>
+      </w:pPr>
       <w:r>
         <w:rPr>
           <w:b/>
           <w:bCs/>
         </w:rPr>
-        <w:t>VAD and turn management</w:t>
-      </w:r>
-    </w:p>
-    <w:p>
-      <w:r>
-        <w:t>Gemini Live handles this natively — no explicit signals from your code. Detects end-of-turn from silence duration + prosodic cues. Known risk: false positives (Gemini jumping in during a long pause mid-sentence). Mitigated via system prompt tuning and VAD sensitivity settings. If Kim speaks while Syan is responding, Gemini stops generating (barge-in support confirmed in 3.1 Flash Live).</w:t>
-      </w:r>
-    </w:p>
-    <w:p>
-      <w:r>
-        <w:pict w14:anchorId="745C29BE">
-          <v:rect id="_x0000_i1077" style="width:0;height:1.5pt" o:hralign="center" o:hrstd="t" o:hr="t" fillcolor="#a0a0a0" stroked="f"/>
-        </w:pict>
+        <w:br w:type="page"/>
       </w:r>
     </w:p>
     <w:p>
@@ -610,6 +562,37 @@
           <w:b/>
           <w:bCs/>
         </w:rPr>
+        <w:lastRenderedPageBreak/>
+        <w:t>VAD and turn management</w:t>
+      </w:r>
+    </w:p>
+    <w:p>
+      <w:r>
+        <w:t>Gemini Live handles this natively — no explicit signals from your code. Detects end-of-turn from silence duration + prosodic cues. Known risk: false positives (Gemini jumping in during a long pause mid-sentence). Mitigated via system prompt tuning and VAD sensitivity settings. If Kim speaks while Syan is responding, Gemini stops generating (barge-in support confirmed in 3.1 Flash Live).</w:t>
+      </w:r>
+    </w:p>
+    <w:p>
+      <w:pPr>
+        <w:rPr>
+          <w:b/>
+          <w:bCs/>
+        </w:rPr>
+      </w:pPr>
+      <w:r>
+        <w:rPr>
+          <w:b/>
+          <w:bCs/>
+        </w:rPr>
+        <w:br w:type="page"/>
+      </w:r>
+    </w:p>
+    <w:p>
+      <w:r>
+        <w:rPr>
+          <w:b/>
+          <w:bCs/>
+        </w:rPr>
+        <w:lastRenderedPageBreak/>
         <w:t>Language support</w:t>
       </w:r>
     </w:p>
@@ -625,219 +608,317 @@
         <w:t>"Always respond in the language the user is speaking."</w:t>
       </w:r>
       <w:r>
-        <w:t xml:space="preserve"> </w:t>
-      </w:r>
-      <w:proofErr w:type="gramStart"/>
-      <w:r>
-        <w:t>Otherwise</w:t>
-      </w:r>
-      <w:proofErr w:type="gramEnd"/>
-      <w:r>
-        <w:t xml:space="preserve"> Gemini may default to English regardless of what Kim speaks.</w:t>
-      </w:r>
-    </w:p>
-    <w:p>
-      <w:r>
-        <w:pict w14:anchorId="0EBA590F">
-          <v:rect id="_x0000_i1078" style="width:0;height:1.5pt" o:hralign="center" o:hrstd="t" o:hr="t" fillcolor="#a0a0a0" stroked="f"/>
-        </w:pict>
-      </w:r>
-    </w:p>
-    <w:p>
-      <w:r>
+        <w:t xml:space="preserve"> Otherwise Gemini may default to English regardless of what Kim speaks.</w:t>
+      </w:r>
+    </w:p>
+    <w:p>
+      <w:pPr>
         <w:rPr>
           <w:b/>
           <w:bCs/>
         </w:rPr>
-        <w:t>Concurrency model</w:t>
-      </w:r>
-    </w:p>
-    <w:p>
-      <w:r>
-        <w:t xml:space="preserve">No threads. Pure </w:t>
-      </w:r>
-      <w:proofErr w:type="spellStart"/>
-      <w:r>
-        <w:t>asyncio</w:t>
-      </w:r>
-      <w:proofErr w:type="spellEnd"/>
-      <w:r>
-        <w:t>:</w:t>
-      </w:r>
-    </w:p>
-    <w:p>
-      <w:proofErr w:type="spellStart"/>
-      <w:r>
-        <w:t>handle_</w:t>
-      </w:r>
-      <w:proofErr w:type="gramStart"/>
-      <w:r>
-        <w:t>session</w:t>
-      </w:r>
-      <w:proofErr w:type="spellEnd"/>
-      <w:r>
-        <w:t>(</w:t>
-      </w:r>
-      <w:proofErr w:type="gramEnd"/>
-      <w:r>
-        <w:t>)</w:t>
-      </w:r>
-    </w:p>
-    <w:p>
-      <w:r>
-        <w:t xml:space="preserve">    </w:t>
-      </w:r>
-      <w:r>
-        <w:rPr>
-          <w:rFonts w:ascii="MS Gothic" w:eastAsia="MS Gothic" w:hAnsi="MS Gothic" w:cs="MS Gothic" w:hint="eastAsia"/>
-        </w:rPr>
-        <w:t>├</w:t>
-      </w:r>
-      <w:r>
-        <w:rPr>
-          <w:rFonts w:ascii="Aptos" w:hAnsi="Aptos" w:cs="Aptos"/>
-        </w:rPr>
-        <w:t>──</w:t>
-      </w:r>
-      <w:r>
-        <w:t xml:space="preserve"> Task 1: </w:t>
-      </w:r>
-      <w:proofErr w:type="spellStart"/>
-      <w:r>
-        <w:t>audio_relay_</w:t>
-      </w:r>
-      <w:proofErr w:type="gramStart"/>
-      <w:r>
-        <w:t>loop</w:t>
-      </w:r>
-      <w:proofErr w:type="spellEnd"/>
-      <w:r>
-        <w:t>(</w:t>
-      </w:r>
-      <w:proofErr w:type="gramEnd"/>
-      <w:r>
-        <w:t xml:space="preserve">)     </w:t>
-      </w:r>
-      <w:r>
-        <w:rPr>
-          <w:rFonts w:ascii="Aptos" w:hAnsi="Aptos" w:cs="Aptos"/>
-        </w:rPr>
-        <w:t>—</w:t>
-      </w:r>
-      <w:r>
-        <w:t xml:space="preserve"> Gemini </w:t>
-      </w:r>
-      <w:r>
-        <w:rPr>
-          <w:rFonts w:ascii="Aptos" w:hAnsi="Aptos" w:cs="Aptos"/>
-        </w:rPr>
-        <w:t>↔</w:t>
-      </w:r>
-      <w:r>
-        <w:t xml:space="preserve"> frontend, function call handling</w:t>
-      </w:r>
-    </w:p>
-    <w:p>
-      <w:r>
-        <w:t xml:space="preserve">    └── Task 2: </w:t>
-      </w:r>
-      <w:proofErr w:type="spellStart"/>
-      <w:r>
-        <w:t>wellbeing_update_</w:t>
-      </w:r>
-      <w:proofErr w:type="gramStart"/>
-      <w:r>
-        <w:t>loop</w:t>
-      </w:r>
-      <w:proofErr w:type="spellEnd"/>
-      <w:r>
-        <w:t>(</w:t>
-      </w:r>
-      <w:proofErr w:type="gramEnd"/>
-      <w:r>
-        <w:t>) — transcript drain, DB writes, ARQ offload</w:t>
-      </w:r>
-    </w:p>
-    <w:p>
-      <w:r>
-        <w:t xml:space="preserve">         shared: </w:t>
-      </w:r>
-      <w:proofErr w:type="spellStart"/>
-      <w:proofErr w:type="gramStart"/>
-      <w:r>
-        <w:t>asyncio.Queue</w:t>
-      </w:r>
-      <w:proofErr w:type="spellEnd"/>
-      <w:proofErr w:type="gramEnd"/>
-      <w:r>
-        <w:t xml:space="preserve"> (</w:t>
-      </w:r>
-      <w:proofErr w:type="spellStart"/>
-      <w:r>
-        <w:t>transcript_buffer</w:t>
-      </w:r>
-      <w:proofErr w:type="spellEnd"/>
-      <w:r>
-        <w:t>)</w:t>
-      </w:r>
-    </w:p>
-    <w:p>
-      <w:r>
-        <w:t xml:space="preserve">Fits cleanly into existing </w:t>
-      </w:r>
-      <w:proofErr w:type="spellStart"/>
-      <w:r>
-        <w:t>RedDust</w:t>
-      </w:r>
-      <w:proofErr w:type="spellEnd"/>
-      <w:r>
-        <w:t xml:space="preserve"> stack (</w:t>
-      </w:r>
-      <w:proofErr w:type="spellStart"/>
-      <w:r>
-        <w:t>asyncpg</w:t>
-      </w:r>
-      <w:proofErr w:type="spellEnd"/>
-      <w:r>
-        <w:t>, ARQ already in use).</w:t>
-      </w:r>
-    </w:p>
-    <w:p>
-      <w:r>
-        <w:pict w14:anchorId="1DF751D1">
-          <v:rect id="_x0000_i1079" style="width:0;height:1.5pt" o:hralign="center" o:hrstd="t" o:hr="t" fillcolor="#a0a0a0" stroked="f"/>
-        </w:pict>
-      </w:r>
-    </w:p>
-    <w:p>
+      </w:pPr>
       <w:r>
         <w:rPr>
           <w:b/>
           <w:bCs/>
         </w:rPr>
-        <w:t xml:space="preserve">What Gemini does vs what </w:t>
-      </w:r>
-      <w:proofErr w:type="spellStart"/>
+        <w:br w:type="page"/>
+      </w:r>
+    </w:p>
+    <w:p>
       <w:r>
         <w:rPr>
           <w:b/>
           <w:bCs/>
         </w:rPr>
-        <w:t>FastAPI</w:t>
+        <w:lastRenderedPageBreak/>
+        <w:t>Concurrency model</w:t>
+      </w:r>
+    </w:p>
+    <w:p>
+      <w:r>
+        <w:t xml:space="preserve">No threads. Pure </w:t>
+      </w:r>
+      <w:proofErr w:type="spellStart"/>
+      <w:r>
+        <w:t>async</w:t>
+      </w:r>
+      <w:r>
+        <w:t>-</w:t>
+      </w:r>
+      <w:r>
+        <w:t>io</w:t>
       </w:r>
       <w:proofErr w:type="spellEnd"/>
       <w:r>
+        <w:t>:</w:t>
+      </w:r>
+    </w:p>
+    <w:p>
+      <w:pPr>
+        <w:rPr>
+          <w:rFonts w:ascii="Courier New" w:hAnsi="Courier New" w:cs="Courier New"/>
+          <w:sz w:val="16"/>
+        </w:rPr>
+      </w:pPr>
+      <w:proofErr w:type="spellStart"/>
+      <w:r>
+        <w:rPr>
+          <w:rFonts w:ascii="Courier New" w:hAnsi="Courier New" w:cs="Courier New"/>
+          <w:sz w:val="16"/>
+        </w:rPr>
+        <w:t>handle_</w:t>
+      </w:r>
+      <w:proofErr w:type="gramStart"/>
+      <w:r>
+        <w:rPr>
+          <w:rFonts w:ascii="Courier New" w:hAnsi="Courier New" w:cs="Courier New"/>
+          <w:sz w:val="16"/>
+        </w:rPr>
+        <w:t>session</w:t>
+      </w:r>
+      <w:proofErr w:type="spellEnd"/>
+      <w:r>
+        <w:rPr>
+          <w:rFonts w:ascii="Courier New" w:hAnsi="Courier New" w:cs="Courier New"/>
+          <w:sz w:val="16"/>
+        </w:rPr>
+        <w:t>()</w:t>
+      </w:r>
+      <w:proofErr w:type="gramEnd"/>
+    </w:p>
+    <w:p>
+      <w:pPr>
+        <w:rPr>
+          <w:rFonts w:ascii="Courier New" w:hAnsi="Courier New" w:cs="Courier New"/>
+          <w:sz w:val="16"/>
+        </w:rPr>
+      </w:pPr>
+      <w:r>
+        <w:rPr>
+          <w:rFonts w:ascii="Courier New" w:hAnsi="Courier New" w:cs="Courier New"/>
+          <w:sz w:val="16"/>
+        </w:rPr>
+        <w:t xml:space="preserve">    </w:t>
+      </w:r>
+      <w:r>
+        <w:rPr>
+          <w:rFonts w:ascii="Courier New" w:eastAsia="MS Gothic" w:hAnsi="Courier New" w:cs="Courier New"/>
+          <w:sz w:val="16"/>
+        </w:rPr>
+        <w:t>├</w:t>
+      </w:r>
+      <w:r>
+        <w:rPr>
+          <w:rFonts w:ascii="Courier New" w:hAnsi="Courier New" w:cs="Courier New"/>
+          <w:sz w:val="16"/>
+        </w:rPr>
+        <w:t xml:space="preserve">── Task 1: </w:t>
+      </w:r>
+      <w:proofErr w:type="spellStart"/>
+      <w:r>
+        <w:rPr>
+          <w:rFonts w:ascii="Courier New" w:hAnsi="Courier New" w:cs="Courier New"/>
+          <w:sz w:val="16"/>
+        </w:rPr>
+        <w:t>audio_relay_</w:t>
+      </w:r>
+      <w:proofErr w:type="gramStart"/>
+      <w:r>
+        <w:rPr>
+          <w:rFonts w:ascii="Courier New" w:hAnsi="Courier New" w:cs="Courier New"/>
+          <w:sz w:val="16"/>
+        </w:rPr>
+        <w:t>loop</w:t>
+      </w:r>
+      <w:proofErr w:type="spellEnd"/>
+      <w:r>
+        <w:rPr>
+          <w:rFonts w:ascii="Courier New" w:hAnsi="Courier New" w:cs="Courier New"/>
+          <w:sz w:val="16"/>
+        </w:rPr>
+        <w:t>(</w:t>
+      </w:r>
+      <w:proofErr w:type="gramEnd"/>
+      <w:r>
+        <w:rPr>
+          <w:rFonts w:ascii="Courier New" w:hAnsi="Courier New" w:cs="Courier New"/>
+          <w:sz w:val="16"/>
+        </w:rPr>
+        <w:t>)     — Gemini ↔ frontend, function call handling</w:t>
+      </w:r>
+    </w:p>
+    <w:p>
+      <w:pPr>
+        <w:rPr>
+          <w:rFonts w:ascii="Courier New" w:hAnsi="Courier New" w:cs="Courier New"/>
+          <w:sz w:val="16"/>
+        </w:rPr>
+      </w:pPr>
+      <w:r>
+        <w:rPr>
+          <w:rFonts w:ascii="Courier New" w:hAnsi="Courier New" w:cs="Courier New"/>
+          <w:sz w:val="16"/>
+        </w:rPr>
+        <w:t xml:space="preserve">    └── Task 2: </w:t>
+      </w:r>
+      <w:proofErr w:type="spellStart"/>
+      <w:r>
+        <w:rPr>
+          <w:rFonts w:ascii="Courier New" w:hAnsi="Courier New" w:cs="Courier New"/>
+          <w:sz w:val="16"/>
+        </w:rPr>
+        <w:t>wellbeing_update_</w:t>
+      </w:r>
+      <w:proofErr w:type="gramStart"/>
+      <w:r>
+        <w:rPr>
+          <w:rFonts w:ascii="Courier New" w:hAnsi="Courier New" w:cs="Courier New"/>
+          <w:sz w:val="16"/>
+        </w:rPr>
+        <w:t>loop</w:t>
+      </w:r>
+      <w:proofErr w:type="spellEnd"/>
+      <w:r>
+        <w:rPr>
+          <w:rFonts w:ascii="Courier New" w:hAnsi="Courier New" w:cs="Courier New"/>
+          <w:sz w:val="16"/>
+        </w:rPr>
+        <w:t>(</w:t>
+      </w:r>
+      <w:proofErr w:type="gramEnd"/>
+      <w:r>
+        <w:rPr>
+          <w:rFonts w:ascii="Courier New" w:hAnsi="Courier New" w:cs="Courier New"/>
+          <w:sz w:val="16"/>
+        </w:rPr>
+        <w:t>) — transcript drain, DB writes, ARQ offload</w:t>
+      </w:r>
+    </w:p>
+    <w:p>
+      <w:pPr>
+        <w:rPr>
+          <w:rFonts w:ascii="Courier New" w:hAnsi="Courier New" w:cs="Courier New"/>
+          <w:sz w:val="16"/>
+        </w:rPr>
+      </w:pPr>
+      <w:r>
+        <w:rPr>
+          <w:rFonts w:ascii="Courier New" w:hAnsi="Courier New" w:cs="Courier New"/>
+          <w:sz w:val="16"/>
+        </w:rPr>
+        <w:t xml:space="preserve">         </w:t>
+      </w:r>
+      <w:proofErr w:type="gramStart"/>
+      <w:r>
+        <w:rPr>
+          <w:rFonts w:ascii="Courier New" w:hAnsi="Courier New" w:cs="Courier New"/>
+          <w:sz w:val="16"/>
+        </w:rPr>
+        <w:t>shared</w:t>
+      </w:r>
+      <w:proofErr w:type="gramEnd"/>
+      <w:r>
+        <w:rPr>
+          <w:rFonts w:ascii="Courier New" w:hAnsi="Courier New" w:cs="Courier New"/>
+          <w:sz w:val="16"/>
+        </w:rPr>
+        <w:t xml:space="preserve">: </w:t>
+      </w:r>
+      <w:proofErr w:type="spellStart"/>
+      <w:r>
+        <w:rPr>
+          <w:rFonts w:ascii="Courier New" w:hAnsi="Courier New" w:cs="Courier New"/>
+          <w:sz w:val="16"/>
+        </w:rPr>
+        <w:t>asyncio.Queue</w:t>
+      </w:r>
+      <w:proofErr w:type="spellEnd"/>
+      <w:r>
+        <w:rPr>
+          <w:rFonts w:ascii="Courier New" w:hAnsi="Courier New" w:cs="Courier New"/>
+          <w:sz w:val="16"/>
+        </w:rPr>
+        <w:t xml:space="preserve"> (</w:t>
+      </w:r>
+      <w:proofErr w:type="spellStart"/>
+      <w:r>
+        <w:rPr>
+          <w:rFonts w:ascii="Courier New" w:hAnsi="Courier New" w:cs="Courier New"/>
+          <w:sz w:val="16"/>
+        </w:rPr>
+        <w:t>transcript_buffer</w:t>
+      </w:r>
+      <w:proofErr w:type="spellEnd"/>
+      <w:r>
+        <w:rPr>
+          <w:rFonts w:ascii="Courier New" w:hAnsi="Courier New" w:cs="Courier New"/>
+          <w:sz w:val="16"/>
+        </w:rPr>
+        <w:t>)</w:t>
+      </w:r>
+    </w:p>
+    <w:p>
+      <w:r>
+        <w:t>Fits cleanly into existing RedDust stack (</w:t>
+      </w:r>
+      <w:proofErr w:type="spellStart"/>
+      <w:r>
+        <w:t>asyncpg</w:t>
+      </w:r>
+      <w:proofErr w:type="spellEnd"/>
+      <w:r>
+        <w:t>, ARQ already in use).</w:t>
+      </w:r>
+    </w:p>
+    <w:p/>
+    <w:p>
+      <w:pPr>
         <w:rPr>
           <w:b/>
           <w:bCs/>
         </w:rPr>
-        <w:t xml:space="preserve"> does</w:t>
-      </w:r>
+      </w:pPr>
+      <w:r>
+        <w:rPr>
+          <w:b/>
+          <w:bCs/>
+        </w:rPr>
+        <w:br w:type="page"/>
+      </w:r>
+    </w:p>
+    <w:p>
+      <w:r>
+        <w:rPr>
+          <w:b/>
+          <w:bCs/>
+        </w:rPr>
+        <w:lastRenderedPageBreak/>
+        <w:t xml:space="preserve">What Gemini does vs what FastAPI </w:t>
+      </w:r>
+      <w:proofErr w:type="gramStart"/>
+      <w:r>
+        <w:rPr>
+          <w:b/>
+          <w:bCs/>
+        </w:rPr>
+        <w:t>does</w:t>
+      </w:r>
+      <w:proofErr w:type="gramEnd"/>
     </w:p>
     <w:tbl>
       <w:tblPr>
         <w:tblW w:w="0" w:type="auto"/>
         <w:tblCellSpacing w:w="15" w:type="dxa"/>
+        <w:tblBorders>
+          <w:top w:val="single" w:sz="4" w:space="0" w:color="auto"/>
+          <w:left w:val="single" w:sz="4" w:space="0" w:color="auto"/>
+          <w:bottom w:val="single" w:sz="4" w:space="0" w:color="auto"/>
+          <w:right w:val="single" w:sz="4" w:space="0" w:color="auto"/>
+          <w:insideH w:val="single" w:sz="4" w:space="0" w:color="auto"/>
+          <w:insideV w:val="single" w:sz="4" w:space="0" w:color="auto"/>
+        </w:tblBorders>
         <w:tblCellMar>
           <w:top w:w="15" w:type="dxa"/>
           <w:left w:w="15" w:type="dxa"/>
@@ -847,9 +928,9 @@
         <w:tblLook w:val="04A0" w:firstRow="1" w:lastRow="0" w:firstColumn="1" w:lastColumn="0" w:noHBand="0" w:noVBand="1"/>
       </w:tblPr>
       <w:tblGrid>
-        <w:gridCol w:w="3677"/>
-        <w:gridCol w:w="847"/>
-        <w:gridCol w:w="1775"/>
+        <w:gridCol w:w="4820"/>
+        <w:gridCol w:w="1701"/>
+        <w:gridCol w:w="2410"/>
       </w:tblGrid>
       <w:tr>
         <w:trPr>
@@ -858,7 +939,7 @@
         </w:trPr>
         <w:tc>
           <w:tcPr>
-            <w:tcW w:w="0" w:type="auto"/>
+            <w:tcW w:w="4775" w:type="dxa"/>
             <w:vAlign w:val="center"/>
             <w:hideMark/>
           </w:tcPr>
@@ -880,7 +961,7 @@
         </w:tc>
         <w:tc>
           <w:tcPr>
-            <w:tcW w:w="0" w:type="auto"/>
+            <w:tcW w:w="1671" w:type="dxa"/>
             <w:vAlign w:val="center"/>
             <w:hideMark/>
           </w:tcPr>
@@ -902,7 +983,7 @@
         </w:tc>
         <w:tc>
           <w:tcPr>
-            <w:tcW w:w="0" w:type="auto"/>
+            <w:tcW w:w="2365" w:type="dxa"/>
             <w:vAlign w:val="center"/>
             <w:hideMark/>
           </w:tcPr>
@@ -913,7 +994,6 @@
                 <w:bCs/>
               </w:rPr>
             </w:pPr>
-            <w:proofErr w:type="spellStart"/>
             <w:r>
               <w:rPr>
                 <w:b/>
@@ -921,7 +1001,6 @@
               </w:rPr>
               <w:t>FastAPI</w:t>
             </w:r>
-            <w:proofErr w:type="spellEnd"/>
           </w:p>
         </w:tc>
       </w:tr>
@@ -931,7 +1010,7 @@
         </w:trPr>
         <w:tc>
           <w:tcPr>
-            <w:tcW w:w="0" w:type="auto"/>
+            <w:tcW w:w="4775" w:type="dxa"/>
             <w:vAlign w:val="center"/>
             <w:hideMark/>
           </w:tcPr>
@@ -943,7 +1022,7 @@
         </w:tc>
         <w:tc>
           <w:tcPr>
-            <w:tcW w:w="0" w:type="auto"/>
+            <w:tcW w:w="1671" w:type="dxa"/>
             <w:vAlign w:val="center"/>
             <w:hideMark/>
           </w:tcPr>
@@ -955,7 +1034,7 @@
         </w:tc>
         <w:tc>
           <w:tcPr>
-            <w:tcW w:w="0" w:type="auto"/>
+            <w:tcW w:w="2365" w:type="dxa"/>
             <w:vAlign w:val="center"/>
             <w:hideMark/>
           </w:tcPr>
@@ -975,7 +1054,7 @@
         </w:trPr>
         <w:tc>
           <w:tcPr>
-            <w:tcW w:w="0" w:type="auto"/>
+            <w:tcW w:w="4775" w:type="dxa"/>
             <w:vAlign w:val="center"/>
             <w:hideMark/>
           </w:tcPr>
@@ -987,7 +1066,7 @@
         </w:tc>
         <w:tc>
           <w:tcPr>
-            <w:tcW w:w="0" w:type="auto"/>
+            <w:tcW w:w="1671" w:type="dxa"/>
             <w:vAlign w:val="center"/>
             <w:hideMark/>
           </w:tcPr>
@@ -999,7 +1078,7 @@
         </w:tc>
         <w:tc>
           <w:tcPr>
-            <w:tcW w:w="0" w:type="auto"/>
+            <w:tcW w:w="2365" w:type="dxa"/>
             <w:vAlign w:val="center"/>
             <w:hideMark/>
           </w:tcPr>
@@ -1019,7 +1098,7 @@
         </w:trPr>
         <w:tc>
           <w:tcPr>
-            <w:tcW w:w="0" w:type="auto"/>
+            <w:tcW w:w="4775" w:type="dxa"/>
             <w:vAlign w:val="center"/>
             <w:hideMark/>
           </w:tcPr>
@@ -1031,7 +1110,7 @@
         </w:tc>
         <w:tc>
           <w:tcPr>
-            <w:tcW w:w="0" w:type="auto"/>
+            <w:tcW w:w="1671" w:type="dxa"/>
             <w:vAlign w:val="center"/>
             <w:hideMark/>
           </w:tcPr>
@@ -1043,7 +1122,7 @@
         </w:tc>
         <w:tc>
           <w:tcPr>
-            <w:tcW w:w="0" w:type="auto"/>
+            <w:tcW w:w="2365" w:type="dxa"/>
             <w:vAlign w:val="center"/>
             <w:hideMark/>
           </w:tcPr>
@@ -1063,7 +1142,7 @@
         </w:trPr>
         <w:tc>
           <w:tcPr>
-            <w:tcW w:w="0" w:type="auto"/>
+            <w:tcW w:w="4775" w:type="dxa"/>
             <w:vAlign w:val="center"/>
             <w:hideMark/>
           </w:tcPr>
@@ -1075,7 +1154,7 @@
         </w:tc>
         <w:tc>
           <w:tcPr>
-            <w:tcW w:w="0" w:type="auto"/>
+            <w:tcW w:w="1671" w:type="dxa"/>
             <w:vAlign w:val="center"/>
             <w:hideMark/>
           </w:tcPr>
@@ -1087,7 +1166,7 @@
         </w:tc>
         <w:tc>
           <w:tcPr>
-            <w:tcW w:w="0" w:type="auto"/>
+            <w:tcW w:w="2365" w:type="dxa"/>
             <w:vAlign w:val="center"/>
             <w:hideMark/>
           </w:tcPr>
@@ -1107,7 +1186,7 @@
         </w:trPr>
         <w:tc>
           <w:tcPr>
-            <w:tcW w:w="0" w:type="auto"/>
+            <w:tcW w:w="4775" w:type="dxa"/>
             <w:vAlign w:val="center"/>
             <w:hideMark/>
           </w:tcPr>
@@ -1119,7 +1198,7 @@
         </w:tc>
         <w:tc>
           <w:tcPr>
-            <w:tcW w:w="0" w:type="auto"/>
+            <w:tcW w:w="1671" w:type="dxa"/>
             <w:vAlign w:val="center"/>
             <w:hideMark/>
           </w:tcPr>
@@ -1134,7 +1213,7 @@
         </w:tc>
         <w:tc>
           <w:tcPr>
-            <w:tcW w:w="0" w:type="auto"/>
+            <w:tcW w:w="2365" w:type="dxa"/>
             <w:vAlign w:val="center"/>
             <w:hideMark/>
           </w:tcPr>
@@ -1151,7 +1230,7 @@
         </w:trPr>
         <w:tc>
           <w:tcPr>
-            <w:tcW w:w="0" w:type="auto"/>
+            <w:tcW w:w="4775" w:type="dxa"/>
             <w:vAlign w:val="center"/>
             <w:hideMark/>
           </w:tcPr>
@@ -1163,7 +1242,7 @@
         </w:tc>
         <w:tc>
           <w:tcPr>
-            <w:tcW w:w="0" w:type="auto"/>
+            <w:tcW w:w="1671" w:type="dxa"/>
             <w:vAlign w:val="center"/>
             <w:hideMark/>
           </w:tcPr>
@@ -1178,7 +1257,7 @@
         </w:tc>
         <w:tc>
           <w:tcPr>
-            <w:tcW w:w="0" w:type="auto"/>
+            <w:tcW w:w="2365" w:type="dxa"/>
             <w:vAlign w:val="center"/>
             <w:hideMark/>
           </w:tcPr>
@@ -1195,7 +1274,7 @@
         </w:trPr>
         <w:tc>
           <w:tcPr>
-            <w:tcW w:w="0" w:type="auto"/>
+            <w:tcW w:w="4775" w:type="dxa"/>
             <w:vAlign w:val="center"/>
             <w:hideMark/>
           </w:tcPr>
@@ -1207,7 +1286,7 @@
         </w:tc>
         <w:tc>
           <w:tcPr>
-            <w:tcW w:w="0" w:type="auto"/>
+            <w:tcW w:w="1671" w:type="dxa"/>
             <w:vAlign w:val="center"/>
             <w:hideMark/>
           </w:tcPr>
@@ -1222,7 +1301,7 @@
         </w:tc>
         <w:tc>
           <w:tcPr>
-            <w:tcW w:w="0" w:type="auto"/>
+            <w:tcW w:w="2365" w:type="dxa"/>
             <w:vAlign w:val="center"/>
             <w:hideMark/>
           </w:tcPr>
@@ -1239,7 +1318,7 @@
         </w:trPr>
         <w:tc>
           <w:tcPr>
-            <w:tcW w:w="0" w:type="auto"/>
+            <w:tcW w:w="4775" w:type="dxa"/>
             <w:vAlign w:val="center"/>
             <w:hideMark/>
           </w:tcPr>
@@ -1251,7 +1330,7 @@
         </w:tc>
         <w:tc>
           <w:tcPr>
-            <w:tcW w:w="0" w:type="auto"/>
+            <w:tcW w:w="1671" w:type="dxa"/>
             <w:vAlign w:val="center"/>
             <w:hideMark/>
           </w:tcPr>
@@ -1266,7 +1345,7 @@
         </w:tc>
         <w:tc>
           <w:tcPr>
-            <w:tcW w:w="0" w:type="auto"/>
+            <w:tcW w:w="2365" w:type="dxa"/>
             <w:vAlign w:val="center"/>
             <w:hideMark/>
           </w:tcPr>
@@ -1283,7 +1362,7 @@
         </w:trPr>
         <w:tc>
           <w:tcPr>
-            <w:tcW w:w="0" w:type="auto"/>
+            <w:tcW w:w="4775" w:type="dxa"/>
             <w:vAlign w:val="center"/>
             <w:hideMark/>
           </w:tcPr>
@@ -1295,7 +1374,7 @@
         </w:tc>
         <w:tc>
           <w:tcPr>
-            <w:tcW w:w="0" w:type="auto"/>
+            <w:tcW w:w="1671" w:type="dxa"/>
             <w:vAlign w:val="center"/>
             <w:hideMark/>
           </w:tcPr>
@@ -1310,7 +1389,7 @@
         </w:tc>
         <w:tc>
           <w:tcPr>
-            <w:tcW w:w="0" w:type="auto"/>
+            <w:tcW w:w="2365" w:type="dxa"/>
             <w:vAlign w:val="center"/>
             <w:hideMark/>
           </w:tcPr>
@@ -1323,18 +1402,35 @@
       </w:tr>
     </w:tbl>
     <w:p>
-      <w:r>
-        <w:pict w14:anchorId="340A8FB3">
-          <v:rect id="_x0000_i1080" style="width:0;height:1.5pt" o:hralign="center" o:hrstd="t" o:hr="t" fillcolor="#a0a0a0" stroked="f"/>
-        </w:pict>
-      </w:r>
-    </w:p>
-    <w:p>
-      <w:r>
+      <w:pPr>
         <w:rPr>
           <w:b/>
           <w:bCs/>
         </w:rPr>
+      </w:pPr>
+    </w:p>
+    <w:p>
+      <w:pPr>
+        <w:rPr>
+          <w:b/>
+          <w:bCs/>
+        </w:rPr>
+      </w:pPr>
+      <w:r>
+        <w:rPr>
+          <w:b/>
+          <w:bCs/>
+        </w:rPr>
+        <w:br w:type="page"/>
+      </w:r>
+    </w:p>
+    <w:p>
+      <w:r>
+        <w:rPr>
+          <w:b/>
+          <w:bCs/>
+        </w:rPr>
+        <w:lastRenderedPageBreak/>
         <w:t>Known risks / open questions</w:t>
       </w:r>
     </w:p>
@@ -1404,7 +1500,7 @@
 </file>
 
 <file path=word/numbering.xml><?xml version="1.0" encoding="utf-8"?>
-<w:numbering xmlns:wpc="http://schemas.microsoft.com/office/word/2010/wordprocessingCanvas" xmlns:cx="http://schemas.microsoft.com/office/drawing/2014/chartex" xmlns:cx1="http://schemas.microsoft.com/office/drawing/2015/9/8/chartex" xmlns:cx2="http://schemas.microsoft.com/office/drawing/2015/10/21/chartex" xmlns:cx3="http://schemas.microsoft.com/office/drawing/2016/5/9/chartex" xmlns:cx4="http://schemas.microsoft.com/office/drawing/2016/5/10/chartex" xmlns:cx5="http://schemas.microsoft.com/office/drawing/2016/5/11/chartex" xmlns:cx6="http://schemas.microsoft.com/office/drawing/2016/5/12/chartex" xmlns:cx7="http://schemas.microsoft.com/office/drawing/2016/5/13/chartex" xmlns:cx8="http://schemas.microsoft.com/office/drawing/2016/5/14/chartex" xmlns:mc="http://schemas.openxmlformats.org/markup-compatibility/2006" xmlns:aink="http://schemas.microsoft.com/office/drawing/2016/ink" xmlns:am3d="http://schemas.microsoft.com/office/drawing/2017/model3d" xmlns:o="urn:schemas-microsoft-com:office:office" xmlns:oel="http://schemas.microsoft.com/office/2019/extlst" xmlns:r="http://schemas.openxmlformats.org/officeDocument/2006/relationships" xmlns:m="http://schemas.openxmlformats.org/officeDocument/2006/math" xmlns:v="urn:schemas-microsoft-com:vml" xmlns:wp14="http://schemas.microsoft.com/office/word/2010/wordprocessingDrawing" xmlns:wp="http://schemas.openxmlformats.org/drawingml/2006/wordprocessingDrawing" xmlns:w10="urn:schemas-microsoft-com:office:word" xmlns:w="http://schemas.openxmlformats.org/wordprocessingml/2006/main" xmlns:w14="http://schemas.microsoft.com/office/word/2010/wordml" xmlns:w15="http://schemas.microsoft.com/office/word/2012/wordml" xmlns:w16cei="http://schemas.microsoft.com/office/word/2026/wordml/cei" xmlns:w16cex="http://schemas.microsoft.com/office/word/2018/wordml/cex" xmlns:w16cid="http://schemas.microsoft.com/office/word/2016/wordml/cid" xmlns:w16="http://schemas.microsoft.com/office/word/2018/wordml" xmlns:w16du="http://schemas.microsoft.com/office/word/2023/wordml/word16du" xmlns:w16sdtdh="http://schemas.microsoft.com/office/word/2020/wordml/sdtdatahash" xmlns:w16sdtfl="http://schemas.microsoft.com/office/word/2024/wordml/sdtformatlock" xmlns:w16se="http://schemas.microsoft.com/office/word/2015/wordml/symex" xmlns:wpg="http://schemas.microsoft.com/office/word/2010/wordprocessingGroup" xmlns:wpi="http://schemas.microsoft.com/office/word/2010/wordprocessingInk" xmlns:wne="http://schemas.microsoft.com/office/word/2006/wordml" xmlns:wps="http://schemas.microsoft.com/office/word/2010/wordprocessingShape" mc:Ignorable="w14 w15 w16se w16cid w16 w16cex w16sdtdh w16sdtfl w16du wp14">
+<w:numbering xmlns:wpc="http://schemas.microsoft.com/office/word/2010/wordprocessingCanvas" xmlns:mc="http://schemas.openxmlformats.org/markup-compatibility/2006" xmlns:o="urn:schemas-microsoft-com:office:office" xmlns:r="http://schemas.openxmlformats.org/officeDocument/2006/relationships" xmlns:m="http://schemas.openxmlformats.org/officeDocument/2006/math" xmlns:v="urn:schemas-microsoft-com:vml" xmlns:wp14="http://schemas.microsoft.com/office/word/2010/wordprocessingDrawing" xmlns:wp="http://schemas.openxmlformats.org/drawingml/2006/wordprocessingDrawing" xmlns:w10="urn:schemas-microsoft-com:office:word" xmlns:w="http://schemas.openxmlformats.org/wordprocessingml/2006/main" xmlns:w14="http://schemas.microsoft.com/office/word/2010/wordml" xmlns:w15="http://schemas.microsoft.com/office/word/2012/wordml" xmlns:wpg="http://schemas.microsoft.com/office/word/2010/wordprocessingGroup" xmlns:wpi="http://schemas.microsoft.com/office/word/2010/wordprocessingInk" xmlns:wne="http://schemas.microsoft.com/office/word/2006/wordml" xmlns:wps="http://schemas.microsoft.com/office/word/2010/wordprocessingShape" mc:Ignorable="w14 w15 wp14">
   <w:abstractNum w:abstractNumId="0" w15:restartNumberingAfterBreak="0">
     <w:nsid w:val="04E039BF"/>
     <w:multiLevelType w:val="multilevel"/>
@@ -1852,20 +1948,20 @@
       </w:rPr>
     </w:lvl>
   </w:abstractNum>
-  <w:num w:numId="1" w16cid:durableId="399059703">
+  <w:num w:numId="1">
     <w:abstractNumId w:val="1"/>
   </w:num>
-  <w:num w:numId="2" w16cid:durableId="1746948905">
+  <w:num w:numId="2">
     <w:abstractNumId w:val="0"/>
   </w:num>
-  <w:num w:numId="3" w16cid:durableId="1593779510">
+  <w:num w:numId="3">
     <w:abstractNumId w:val="2"/>
   </w:num>
 </w:numbering>
 </file>
 
 <file path=word/styles.xml><?xml version="1.0" encoding="utf-8"?>
-<w:styles xmlns:mc="http://schemas.openxmlformats.org/markup-compatibility/2006" xmlns:r="http://schemas.openxmlformats.org/officeDocument/2006/relationships" xmlns:w="http://schemas.openxmlformats.org/wordprocessingml/2006/main" xmlns:w14="http://schemas.microsoft.com/office/word/2010/wordml" xmlns:w15="http://schemas.microsoft.com/office/word/2012/wordml" xmlns:w16cex="http://schemas.microsoft.com/office/word/2018/wordml/cex" xmlns:w16cid="http://schemas.microsoft.com/office/word/2016/wordml/cid" xmlns:w16="http://schemas.microsoft.com/office/word/2018/wordml" xmlns:w16du="http://schemas.microsoft.com/office/word/2023/wordml/word16du" xmlns:w16sdtdh="http://schemas.microsoft.com/office/word/2020/wordml/sdtdatahash" xmlns:w16sdtfl="http://schemas.microsoft.com/office/word/2024/wordml/sdtformatlock" xmlns:w16se="http://schemas.microsoft.com/office/word/2015/wordml/symex" mc:Ignorable="w14 w15 w16se w16cid w16 w16cex w16sdtdh w16sdtfl w16du">
+<w:styles xmlns:mc="http://schemas.openxmlformats.org/markup-compatibility/2006" xmlns:r="http://schemas.openxmlformats.org/officeDocument/2006/relationships" xmlns:w="http://schemas.openxmlformats.org/wordprocessingml/2006/main" xmlns:w14="http://schemas.microsoft.com/office/word/2010/wordml" xmlns:w15="http://schemas.microsoft.com/office/word/2012/wordml" mc:Ignorable="w14 w15">
   <w:docDefaults>
     <w:rPrDefault>
       <w:rPr>
@@ -1883,7 +1979,7 @@
       </w:pPr>
     </w:pPrDefault>
   </w:docDefaults>
-  <w:latentStyles w:defLockedState="0" w:defUIPriority="99" w:defSemiHidden="0" w:defUnhideWhenUsed="0" w:defQFormat="0" w:count="376">
+  <w:latentStyles w:defLockedState="0" w:defUIPriority="99" w:defSemiHidden="0" w:defUnhideWhenUsed="0" w:defQFormat="0" w:count="371">
     <w:lsdException w:name="Normal" w:uiPriority="0" w:qFormat="1"/>
     <w:lsdException w:name="heading 1" w:uiPriority="9" w:qFormat="1"/>
     <w:lsdException w:name="heading 2" w:semiHidden="1" w:uiPriority="9" w:unhideWhenUsed="1" w:qFormat="1"/>
@@ -2255,11 +2351,6 @@
     <w:lsdException w:name="List Table 5 Dark Accent 6" w:uiPriority="50"/>
     <w:lsdException w:name="List Table 6 Colorful Accent 6" w:uiPriority="51"/>
     <w:lsdException w:name="List Table 7 Colorful Accent 6" w:uiPriority="52"/>
-    <w:lsdException w:name="Mention" w:semiHidden="1" w:unhideWhenUsed="1"/>
-    <w:lsdException w:name="Smart Hyperlink" w:semiHidden="1" w:unhideWhenUsed="1"/>
-    <w:lsdException w:name="Hashtag" w:semiHidden="1" w:unhideWhenUsed="1"/>
-    <w:lsdException w:name="Unresolved Mention" w:semiHidden="1" w:unhideWhenUsed="1"/>
-    <w:lsdException w:name="Smart Link" w:semiHidden="1" w:unhideWhenUsed="1"/>
   </w:latentStyles>
   <w:style w:type="paragraph" w:default="1" w:styleId="Normal">
     <w:name w:val="Normal"/>

--- a/Docs/BackendArchitecture.docx
+++ b/Docs/BackendArchitecture.docx
@@ -104,7 +104,7 @@
                     </pic:cNvPicPr>
                   </pic:nvPicPr>
                   <pic:blipFill>
-                    <a:blip r:embed="rId5" cstate="print">
+                    <a:blip r:embed="rId7" cstate="print">
                       <a:extLst>
                         <a:ext uri="{28A0092B-C50C-407E-A947-70E740481C1C}">
                           <a14:useLocalDpi xmlns:a14="http://schemas.microsoft.com/office/drawing/2010/main" val="0"/>
@@ -434,37 +434,40 @@
     </w:p>
     <w:p>
       <w:r>
+        <w:t xml:space="preserve">Concurrent </w:t>
+      </w:r>
+      <w:proofErr w:type="spellStart"/>
+      <w:r>
+        <w:t>asyncio</w:t>
+      </w:r>
+      <w:proofErr w:type="spellEnd"/>
+      <w:r>
+        <w:t xml:space="preserve"> task running alongside Task 1 via </w:t>
+      </w:r>
+      <w:proofErr w:type="spellStart"/>
+      <w:proofErr w:type="gramStart"/>
+      <w:r>
+        <w:t>asyncio.gather</w:t>
+      </w:r>
+      <w:proofErr w:type="spellEnd"/>
+      <w:r>
+        <w:t>(</w:t>
+      </w:r>
+      <w:proofErr w:type="gramEnd"/>
+      <w:r>
+        <w:t xml:space="preserve">). Every N turns (or timer), drains </w:t>
+      </w:r>
+      <w:proofErr w:type="spellStart"/>
+      <w:r>
+        <w:t>transcript_buffer</w:t>
+      </w:r>
+      <w:proofErr w:type="spellEnd"/>
+      <w:r>
+        <w:t xml:space="preserve">, computes wellbeing delta from transcript segments — purely backend-driven, Gemini never knows this is happening, zero blocking on Gemini's audio </w:t>
+      </w:r>
+      <w:r>
         <w:lastRenderedPageBreak/>
-        <w:t xml:space="preserve">Concurrent </w:t>
-      </w:r>
-      <w:proofErr w:type="spellStart"/>
-      <w:r>
-        <w:t>asyncio</w:t>
-      </w:r>
-      <w:proofErr w:type="spellEnd"/>
-      <w:r>
-        <w:t xml:space="preserve"> task running alongside Task 1 via </w:t>
-      </w:r>
-      <w:proofErr w:type="spellStart"/>
-      <w:proofErr w:type="gramStart"/>
-      <w:r>
-        <w:t>asyncio.gather</w:t>
-      </w:r>
-      <w:proofErr w:type="spellEnd"/>
-      <w:r>
-        <w:t>(</w:t>
-      </w:r>
-      <w:proofErr w:type="gramEnd"/>
-      <w:r>
-        <w:t xml:space="preserve">). Every N turns (or timer), drains </w:t>
-      </w:r>
-      <w:proofErr w:type="spellStart"/>
-      <w:r>
-        <w:t>transcript_buffer</w:t>
-      </w:r>
-      <w:proofErr w:type="spellEnd"/>
-      <w:r>
-        <w:t xml:space="preserve">, computes wellbeing delta from transcript segments — purely backend-driven, Gemini never knows this is happening, zero blocking on Gemini's audio output. Writes to PostgreSQL via </w:t>
+        <w:t xml:space="preserve">output. Writes to PostgreSQL via </w:t>
       </w:r>
       <w:proofErr w:type="spellStart"/>
       <w:r>
@@ -2573,11 +2576,9 @@
       <w:r>
         <w:t xml:space="preserve">Step 1 — </w:t>
       </w:r>
-      <w:proofErr w:type="gramStart"/>
-      <w:r>
-        <w:t>Create</w:t>
-      </w:r>
-      <w:proofErr w:type="gramEnd"/>
+      <w:r>
+        <w:t>create</w:t>
+      </w:r>
       <w:r>
         <w:t xml:space="preserve"> two projects</w:t>
       </w:r>
@@ -3160,6 +3161,8 @@
       <w:r>
         <w:t>Python 3.12.10</w:t>
       </w:r>
+      <w:bookmarkStart w:id="0" w:name="_GoBack"/>
+      <w:bookmarkEnd w:id="0"/>
       <w:r>
         <w:rPr>
           <w:rStyle w:val="HTMLCode"/>
@@ -3280,7 +3283,7 @@
         </w:rPr>
         <w:t xml:space="preserve">Windows installer from </w:t>
       </w:r>
-      <w:hyperlink r:id="rId6" w:tgtFrame="_blank" w:history="1">
+      <w:hyperlink r:id="rId8" w:tgtFrame="_blank" w:history="1">
         <w:r>
           <w:rPr>
             <w:rFonts w:ascii="Times New Roman" w:eastAsia="Times New Roman" w:hAnsi="Times New Roman" w:cs="Times New Roman"/>
@@ -5009,7 +5012,7 @@
         </w:rPr>
         <w:t xml:space="preserve">install the following packages: </w:t>
       </w:r>
-      <w:hyperlink r:id="rId7" w:history="1">
+      <w:hyperlink r:id="rId9" w:history="1">
         <w:r>
           <w:rPr>
             <w:rStyle w:val="Hyperlink"/>
@@ -7013,24 +7016,12 @@
         <w:pStyle w:val="NormalWeb"/>
         <w:ind w:left="720"/>
       </w:pPr>
-      <w:hyperlink r:id="rId8" w:tgtFrame="_blank" w:history="1">
+      <w:hyperlink r:id="rId10" w:tgtFrame="_blank" w:history="1">
         <w:r>
           <w:rPr>
             <w:rStyle w:val="Hyperlink"/>
           </w:rPr>
-          <w:t xml:space="preserve">Create/sign in </w:t>
-        </w:r>
-        <w:r>
-          <w:rPr>
-            <w:rStyle w:val="Hyperlink"/>
-          </w:rPr>
-          <w:t>t</w:t>
-        </w:r>
-        <w:r>
-          <w:rPr>
-            <w:rStyle w:val="Hyperlink"/>
-          </w:rPr>
-          <w:t>o an Expo account</w:t>
+          <w:t>Create/sign in to an Expo account</w:t>
         </w:r>
       </w:hyperlink>
     </w:p>
@@ -14559,7 +14550,7 @@
       <w:r>
         <w:t xml:space="preserve"> </w:t>
       </w:r>
-      <w:hyperlink r:id="rId9" w:history="1">
+      <w:hyperlink r:id="rId11" w:history="1">
         <w:r>
           <w:rPr>
             <w:rStyle w:val="Hyperlink"/>
@@ -20136,7 +20127,7 @@
                     </pic:cNvPicPr>
                   </pic:nvPicPr>
                   <pic:blipFill>
-                    <a:blip r:embed="rId10" cstate="print">
+                    <a:blip r:embed="rId12" cstate="print">
                       <a:extLst>
                         <a:ext uri="{28A0092B-C50C-407E-A947-70E740481C1C}">
                           <a14:useLocalDpi xmlns:a14="http://schemas.microsoft.com/office/drawing/2010/main" val="0"/>
@@ -41608,8 +41599,6 @@
       </w:r>
     </w:p>
     <w:p>
-      <w:bookmarkStart w:id="0" w:name="_GoBack"/>
-      <w:bookmarkEnd w:id="0"/>
       <w:r>
         <w:pict w14:anchorId="0494612A">
           <v:rect id="_x0000_i1038" style="width:0;height:1.5pt" o:hralign="center" o:hrstd="t" o:hr="t" fillcolor="#a0a0a0" stroked="f"/>
@@ -44985,9 +44974,9 @@
         <w:tblLook w:val="04A0" w:firstRow="1" w:lastRow="0" w:firstColumn="1" w:lastColumn="0" w:noHBand="0" w:noVBand="1"/>
       </w:tblPr>
       <w:tblGrid>
-        <w:gridCol w:w="729"/>
-        <w:gridCol w:w="3711"/>
-        <w:gridCol w:w="3878"/>
+        <w:gridCol w:w="635"/>
+        <w:gridCol w:w="3352"/>
+        <w:gridCol w:w="3447"/>
       </w:tblGrid>
       <w:tr>
         <w:trPr>
@@ -46078,6 +46067,7 @@
           <w:rStyle w:val="HTMLCode"/>
           <w:rFonts w:eastAsiaTheme="majorEastAsia"/>
         </w:rPr>
+        <w:lastRenderedPageBreak/>
         <w:t xml:space="preserve">                          ↓</w:t>
       </w:r>
     </w:p>
@@ -46876,43 +46866,43 @@
           <w:rStyle w:val="HTMLCode"/>
           <w:rFonts w:eastAsiaTheme="majorEastAsia"/>
         </w:rPr>
+        <w:t xml:space="preserve">        ├── HTTPS /offer</w:t>
+      </w:r>
+    </w:p>
+    <w:p>
+      <w:pPr>
+        <w:pStyle w:val="HTMLPreformatted"/>
+      </w:pPr>
+      <w:r>
+        <w:rPr>
+          <w:rStyle w:val="HTMLCode"/>
+          <w:rFonts w:eastAsiaTheme="majorEastAsia"/>
+        </w:rPr>
+        <w:t xml:space="preserve">        └── </w:t>
+      </w:r>
+      <w:proofErr w:type="spellStart"/>
+      <w:r>
+        <w:rPr>
+          <w:rStyle w:val="HTMLCode"/>
+          <w:rFonts w:eastAsiaTheme="majorEastAsia"/>
+        </w:rPr>
+        <w:t>WebRTC</w:t>
+      </w:r>
+      <w:proofErr w:type="spellEnd"/>
+      <w:r>
+        <w:rPr>
+          <w:rStyle w:val="HTMLCode"/>
+          <w:rFonts w:eastAsiaTheme="majorEastAsia"/>
+        </w:rPr>
+        <w:t xml:space="preserve"> UDP</w:t>
+      </w:r>
+    </w:p>
+    <w:p>
+      <w:pPr>
+        <w:pStyle w:val="Heading3"/>
+      </w:pPr>
+      <w:r>
         <w:lastRenderedPageBreak/>
-        <w:t xml:space="preserve">        ├── HTTPS /offer</w:t>
-      </w:r>
-    </w:p>
-    <w:p>
-      <w:pPr>
-        <w:pStyle w:val="HTMLPreformatted"/>
-      </w:pPr>
-      <w:r>
-        <w:rPr>
-          <w:rStyle w:val="HTMLCode"/>
-          <w:rFonts w:eastAsiaTheme="majorEastAsia"/>
-        </w:rPr>
-        <w:t xml:space="preserve">        └── </w:t>
-      </w:r>
-      <w:proofErr w:type="spellStart"/>
-      <w:r>
-        <w:rPr>
-          <w:rStyle w:val="HTMLCode"/>
-          <w:rFonts w:eastAsiaTheme="majorEastAsia"/>
-        </w:rPr>
-        <w:t>WebRTC</w:t>
-      </w:r>
-      <w:proofErr w:type="spellEnd"/>
-      <w:r>
-        <w:rPr>
-          <w:rStyle w:val="HTMLCode"/>
-          <w:rFonts w:eastAsiaTheme="majorEastAsia"/>
-        </w:rPr>
-        <w:t xml:space="preserve"> UDP</w:t>
-      </w:r>
-    </w:p>
-    <w:p>
-      <w:pPr>
-        <w:pStyle w:val="Heading3"/>
-      </w:pPr>
-      <w:r>
         <w:t>Why not to start with Render or Railway</w:t>
       </w:r>
     </w:p>
@@ -47001,10 +46991,10 @@
         <w:tblLook w:val="04A0" w:firstRow="1" w:lastRow="0" w:firstColumn="1" w:lastColumn="0" w:noHBand="0" w:noVBand="1"/>
       </w:tblPr>
       <w:tblGrid>
-        <w:gridCol w:w="2113"/>
-        <w:gridCol w:w="2099"/>
-        <w:gridCol w:w="1404"/>
-        <w:gridCol w:w="3410"/>
+        <w:gridCol w:w="2105"/>
+        <w:gridCol w:w="2077"/>
+        <w:gridCol w:w="1367"/>
+        <w:gridCol w:w="3477"/>
       </w:tblGrid>
       <w:tr>
         <w:trPr>
@@ -48059,6 +48049,56 @@
     </w:sectPr>
   </w:body>
 </w:document>
+</file>
+
+<file path=word/endnotes.xml><?xml version="1.0" encoding="utf-8"?>
+<w:endnotes xmlns:wpc="http://schemas.microsoft.com/office/word/2010/wordprocessingCanvas" xmlns:mc="http://schemas.openxmlformats.org/markup-compatibility/2006" xmlns:o="urn:schemas-microsoft-com:office:office" xmlns:r="http://schemas.openxmlformats.org/officeDocument/2006/relationships" xmlns:m="http://schemas.openxmlformats.org/officeDocument/2006/math" xmlns:v="urn:schemas-microsoft-com:vml" xmlns:wp14="http://schemas.microsoft.com/office/word/2010/wordprocessingDrawing" xmlns:wp="http://schemas.openxmlformats.org/drawingml/2006/wordprocessingDrawing" xmlns:w10="urn:schemas-microsoft-com:office:word" xmlns:w="http://schemas.openxmlformats.org/wordprocessingml/2006/main" xmlns:w14="http://schemas.microsoft.com/office/word/2010/wordml" xmlns:w15="http://schemas.microsoft.com/office/word/2012/wordml" xmlns:wpg="http://schemas.microsoft.com/office/word/2010/wordprocessingGroup" xmlns:wpi="http://schemas.microsoft.com/office/word/2010/wordprocessingInk" xmlns:wne="http://schemas.microsoft.com/office/word/2006/wordml" xmlns:wps="http://schemas.microsoft.com/office/word/2010/wordprocessingShape" mc:Ignorable="w14 w15 wp14">
+  <w:endnote w:type="separator" w:id="-1">
+    <w:p>
+      <w:pPr>
+        <w:spacing w:after="0" w:line="240" w:lineRule="auto"/>
+      </w:pPr>
+      <w:r>
+        <w:separator/>
+      </w:r>
+    </w:p>
+  </w:endnote>
+  <w:endnote w:type="continuationSeparator" w:id="0">
+    <w:p>
+      <w:pPr>
+        <w:spacing w:after="0" w:line="240" w:lineRule="auto"/>
+      </w:pPr>
+      <w:r>
+        <w:continuationSeparator/>
+      </w:r>
+    </w:p>
+  </w:endnote>
+</w:endnotes>
+</file>
+
+<file path=word/footnotes.xml><?xml version="1.0" encoding="utf-8"?>
+<w:footnotes xmlns:wpc="http://schemas.microsoft.com/office/word/2010/wordprocessingCanvas" xmlns:mc="http://schemas.openxmlformats.org/markup-compatibility/2006" xmlns:o="urn:schemas-microsoft-com:office:office" xmlns:r="http://schemas.openxmlformats.org/officeDocument/2006/relationships" xmlns:m="http://schemas.openxmlformats.org/officeDocument/2006/math" xmlns:v="urn:schemas-microsoft-com:vml" xmlns:wp14="http://schemas.microsoft.com/office/word/2010/wordprocessingDrawing" xmlns:wp="http://schemas.openxmlformats.org/drawingml/2006/wordprocessingDrawing" xmlns:w10="urn:schemas-microsoft-com:office:word" xmlns:w="http://schemas.openxmlformats.org/wordprocessingml/2006/main" xmlns:w14="http://schemas.microsoft.com/office/word/2010/wordml" xmlns:w15="http://schemas.microsoft.com/office/word/2012/wordml" xmlns:wpg="http://schemas.microsoft.com/office/word/2010/wordprocessingGroup" xmlns:wpi="http://schemas.microsoft.com/office/word/2010/wordprocessingInk" xmlns:wne="http://schemas.microsoft.com/office/word/2006/wordml" xmlns:wps="http://schemas.microsoft.com/office/word/2010/wordprocessingShape" mc:Ignorable="w14 w15 wp14">
+  <w:footnote w:type="separator" w:id="-1">
+    <w:p>
+      <w:pPr>
+        <w:spacing w:after="0" w:line="240" w:lineRule="auto"/>
+      </w:pPr>
+      <w:r>
+        <w:separator/>
+      </w:r>
+    </w:p>
+  </w:footnote>
+  <w:footnote w:type="continuationSeparator" w:id="0">
+    <w:p>
+      <w:pPr>
+        <w:spacing w:after="0" w:line="240" w:lineRule="auto"/>
+      </w:pPr>
+      <w:r>
+        <w:continuationSeparator/>
+      </w:r>
+    </w:p>
+  </w:footnote>
+</w:footnotes>
 </file>
 
 <file path=word/numbering.xml><?xml version="1.0" encoding="utf-8"?>
@@ -50850,6 +50890,50 @@
     <w:basedOn w:val="DefaultParagraphFont"/>
     <w:rsid w:val="00933D36"/>
   </w:style>
+  <w:style w:type="paragraph" w:styleId="Header">
+    <w:name w:val="header"/>
+    <w:basedOn w:val="Normal"/>
+    <w:link w:val="HeaderChar"/>
+    <w:uiPriority w:val="99"/>
+    <w:unhideWhenUsed/>
+    <w:rsid w:val="00736A53"/>
+    <w:pPr>
+      <w:tabs>
+        <w:tab w:val="center" w:pos="4513"/>
+        <w:tab w:val="right" w:pos="9026"/>
+      </w:tabs>
+      <w:spacing w:after="0" w:line="240" w:lineRule="auto"/>
+    </w:pPr>
+  </w:style>
+  <w:style w:type="character" w:customStyle="1" w:styleId="HeaderChar">
+    <w:name w:val="Header Char"/>
+    <w:basedOn w:val="DefaultParagraphFont"/>
+    <w:link w:val="Header"/>
+    <w:uiPriority w:val="99"/>
+    <w:rsid w:val="00736A53"/>
+  </w:style>
+  <w:style w:type="paragraph" w:styleId="Footer">
+    <w:name w:val="footer"/>
+    <w:basedOn w:val="Normal"/>
+    <w:link w:val="FooterChar"/>
+    <w:uiPriority w:val="99"/>
+    <w:unhideWhenUsed/>
+    <w:rsid w:val="00736A53"/>
+    <w:pPr>
+      <w:tabs>
+        <w:tab w:val="center" w:pos="4513"/>
+        <w:tab w:val="right" w:pos="9026"/>
+      </w:tabs>
+      <w:spacing w:after="0" w:line="240" w:lineRule="auto"/>
+    </w:pPr>
+  </w:style>
+  <w:style w:type="character" w:customStyle="1" w:styleId="FooterChar">
+    <w:name w:val="Footer Char"/>
+    <w:basedOn w:val="DefaultParagraphFont"/>
+    <w:link w:val="Footer"/>
+    <w:uiPriority w:val="99"/>
+    <w:rsid w:val="00736A53"/>
+  </w:style>
 </w:styles>
 </file>
 

--- a/Docs/BackendArchitecture.docx
+++ b/Docs/BackendArchitecture.docx
@@ -2377,8 +2377,6 @@
         </w:rPr>
         <w:t xml:space="preserve">    ├── Uvicorn</w:t>
       </w:r>
-      <w:bookmarkStart w:id="0" w:name="_GoBack"/>
-      <w:bookmarkEnd w:id="0"/>
     </w:p>
     <w:p>
       <w:pPr>
@@ -2547,7 +2545,10 @@
         <w:t xml:space="preserve">Download the </w:t>
       </w:r>
       <w:r>
-        <w:t xml:space="preserve">Python 3.12.10 </w:t>
+        <w:t>Python 3.14.7</w:t>
+      </w:r>
+      <w:r>
+        <w:t xml:space="preserve"> </w:t>
       </w:r>
       <w:r>
         <w:rPr>
@@ -2833,7 +2834,7 @@
           <w:szCs w:val="20"/>
           <w:lang w:eastAsia="en-AU"/>
         </w:rPr>
-        <w:t>Python 3.12.10</w:t>
+        <w:t>Python 3.14.7</w:t>
       </w:r>
     </w:p>
     <w:p>
@@ -2865,7 +2866,7 @@
           <w:szCs w:val="20"/>
           <w:lang w:eastAsia="en-AU"/>
         </w:rPr>
-        <w:t xml:space="preserve"> py -m venv .venv    </w:t>
+        <w:t xml:space="preserve"> py -m venv .venv</w:t>
       </w:r>
     </w:p>
     <w:p>
@@ -4763,6 +4764,8 @@
         <w:pStyle w:val="NormalWeb"/>
         <w:ind w:left="720"/>
       </w:pPr>
+      <w:bookmarkStart w:id="0" w:name="_GoBack"/>
+      <w:bookmarkEnd w:id="0"/>
       <w:r>
         <w:t>Find:</w:t>
       </w:r>

--- a/Docs/BackendArchitecture.docx
+++ b/Docs/BackendArchitecture.docx
@@ -1,6 +1,6 @@
 
 <file path=word/document.xml><?xml version="1.0" encoding="utf-8"?>
-<w:document xmlns:wpc="http://schemas.microsoft.com/office/word/2010/wordprocessingCanvas" xmlns:mc="http://schemas.openxmlformats.org/markup-compatibility/2006" xmlns:o="urn:schemas-microsoft-com:office:office" xmlns:r="http://schemas.openxmlformats.org/officeDocument/2006/relationships" xmlns:m="http://schemas.openxmlformats.org/officeDocument/2006/math" xmlns:v="urn:schemas-microsoft-com:vml" xmlns:wp14="http://schemas.microsoft.com/office/word/2010/wordprocessingDrawing" xmlns:wp="http://schemas.openxmlformats.org/drawingml/2006/wordprocessingDrawing" xmlns:w10="urn:schemas-microsoft-com:office:word" xmlns:w="http://schemas.openxmlformats.org/wordprocessingml/2006/main" xmlns:w14="http://schemas.microsoft.com/office/word/2010/wordml" xmlns:w15="http://schemas.microsoft.com/office/word/2012/wordml" xmlns:wpg="http://schemas.microsoft.com/office/word/2010/wordprocessingGroup" xmlns:wpi="http://schemas.microsoft.com/office/word/2010/wordprocessingInk" xmlns:wne="http://schemas.microsoft.com/office/word/2006/wordml" xmlns:wps="http://schemas.microsoft.com/office/word/2010/wordprocessingShape" mc:Ignorable="w14 w15 wp14">
+<w:document xmlns:wpc="http://schemas.microsoft.com/office/word/2010/wordprocessingCanvas" xmlns:cx="http://schemas.microsoft.com/office/drawing/2014/chartex" xmlns:cx1="http://schemas.microsoft.com/office/drawing/2015/9/8/chartex" xmlns:cx2="http://schemas.microsoft.com/office/drawing/2015/10/21/chartex" xmlns:cx3="http://schemas.microsoft.com/office/drawing/2016/5/9/chartex" xmlns:cx4="http://schemas.microsoft.com/office/drawing/2016/5/10/chartex" xmlns:cx5="http://schemas.microsoft.com/office/drawing/2016/5/11/chartex" xmlns:cx6="http://schemas.microsoft.com/office/drawing/2016/5/12/chartex" xmlns:cx7="http://schemas.microsoft.com/office/drawing/2016/5/13/chartex" xmlns:cx8="http://schemas.microsoft.com/office/drawing/2016/5/14/chartex" xmlns:mc="http://schemas.openxmlformats.org/markup-compatibility/2006" xmlns:aink="http://schemas.microsoft.com/office/drawing/2016/ink" xmlns:am3d="http://schemas.microsoft.com/office/drawing/2017/model3d" xmlns:o="urn:schemas-microsoft-com:office:office" xmlns:oel="http://schemas.microsoft.com/office/2019/extlst" xmlns:r="http://schemas.openxmlformats.org/officeDocument/2006/relationships" xmlns:m="http://schemas.openxmlformats.org/officeDocument/2006/math" xmlns:v="urn:schemas-microsoft-com:vml" xmlns:wp14="http://schemas.microsoft.com/office/word/2010/wordprocessingDrawing" xmlns:wp="http://schemas.openxmlformats.org/drawingml/2006/wordprocessingDrawing" xmlns:w10="urn:schemas-microsoft-com:office:word" xmlns:w="http://schemas.openxmlformats.org/wordprocessingml/2006/main" xmlns:w14="http://schemas.microsoft.com/office/word/2010/wordml" xmlns:w15="http://schemas.microsoft.com/office/word/2012/wordml" xmlns:w16cei="http://schemas.microsoft.com/office/word/2026/wordml/cei" xmlns:w16cex="http://schemas.microsoft.com/office/word/2018/wordml/cex" xmlns:w16cid="http://schemas.microsoft.com/office/word/2016/wordml/cid" xmlns:w16="http://schemas.microsoft.com/office/word/2018/wordml" xmlns:w16du="http://schemas.microsoft.com/office/word/2023/wordml/word16du" xmlns:w16sdtdh="http://schemas.microsoft.com/office/word/2020/wordml/sdtdatahash" xmlns:w16sdtfl="http://schemas.microsoft.com/office/word/2024/wordml/sdtformatlock" xmlns:w16se="http://schemas.microsoft.com/office/word/2015/wordml/symex" xmlns:wpg="http://schemas.microsoft.com/office/word/2010/wordprocessingGroup" xmlns:wpi="http://schemas.microsoft.com/office/word/2010/wordprocessingInk" xmlns:wne="http://schemas.microsoft.com/office/word/2006/wordml" xmlns:wps="http://schemas.microsoft.com/office/word/2010/wordprocessingShape" mc:Ignorable="w14 w15 w16se w16cid w16 w16cex w16sdtdh w16sdtfl w16du wp14">
   <w:body>
     <w:p>
       <w:r>
@@ -87,7 +87,7 @@
           <w:lang w:val="en-AU" w:eastAsia="en-AU"/>
         </w:rPr>
         <w:drawing>
-          <wp:inline distT="0" distB="0" distL="0" distR="0" wp14:anchorId="16481C91" wp14:editId="0A6A1E09">
+          <wp:inline distT="0" distB="0" distL="0" distR="0" wp14:anchorId="16481C91" wp14:editId="64890A3C">
             <wp:extent cx="5731510" cy="3820795"/>
             <wp:effectExtent l="0" t="0" r="2540" b="8255"/>
             <wp:docPr id="2" name="Picture 1"/>
@@ -291,11 +291,8 @@
     </w:p>
     <w:p>
       <w:r>
-        <w:t xml:space="preserve">Concurrent asyncio task running alongside Task 1 via asyncio.gather(). Every N turns (or timer), drains transcript_buffer, computes wellbeing delta from transcript segments — purely backend-driven, Gemini never knows this is happening, zero blocking on Gemini's audio </w:t>
-      </w:r>
-      <w:r>
         <w:lastRenderedPageBreak/>
-        <w:t>output. Writes to PostgreSQL via asyncpg asynchronously. If soul score computation ever involves an LLM call, offloaded to ARQ background worker — fire and forget.</w:t>
+        <w:t>Concurrent asyncio task running alongside Task 1 via asyncio.gather(). Every N turns (or timer), drains transcript_buffer, computes wellbeing delta from transcript segments — purely backend-driven, Gemini never knows this is happening, zero blocking on Gemini's audio output. Writes to PostgreSQL via asyncpg asynchronously. If soul score computation ever involves an LLM call, offloaded to ARQ background worker — fire and forget.</w:t>
       </w:r>
     </w:p>
     <w:p>
@@ -1146,52 +1143,6 @@
         <w:pStyle w:val="NormalWeb"/>
       </w:pPr>
       <w:r>
-        <w:t xml:space="preserve">Do </w:t>
-      </w:r>
-      <w:r>
-        <w:rPr>
-          <w:rStyle w:val="Strong"/>
-          <w:rFonts w:eastAsiaTheme="majorEastAsia"/>
-        </w:rPr>
-        <w:t>not</w:t>
-      </w:r>
-      <w:r>
-        <w:t xml:space="preserve"> introduce Gemini, RAG, Soul Score, music recommendations or the Conversation Engine until that loop works reliably. Once that loop is stable, replace </w:t>
-      </w:r>
-      <w:r>
-        <w:rPr>
-          <w:rStyle w:val="HTMLCode"/>
-          <w:rFonts w:eastAsiaTheme="majorEastAsia"/>
-        </w:rPr>
-        <w:t>echo</w:t>
-      </w:r>
-      <w:r>
-        <w:t xml:space="preserve"> with the RedDust real-time conversation pipeline.</w:t>
-      </w:r>
-    </w:p>
-    <w:p>
-      <w:pPr>
-        <w:pStyle w:val="NormalWeb"/>
-      </w:pPr>
-      <w:r>
-        <w:t xml:space="preserve">Start by building the </w:t>
-      </w:r>
-      <w:r>
-        <w:rPr>
-          <w:rStyle w:val="Strong"/>
-          <w:rFonts w:eastAsiaTheme="majorEastAsia"/>
-        </w:rPr>
-        <w:t>smallest possible proof of concept</w:t>
-      </w:r>
-      <w:r>
-        <w:t>. Do not add login, Redis, PostgreSQL, Gemini, RAG, music, Soul Score, or production TURN infrastructure yet.</w:t>
-      </w:r>
-    </w:p>
-    <w:p>
-      <w:pPr>
-        <w:pStyle w:val="NormalWeb"/>
-      </w:pPr>
-      <w:r>
         <w:t>Your first milestone is only this:</w:t>
       </w:r>
     </w:p>
@@ -1496,7 +1447,21 @@
           <w:rStyle w:val="HTMLCode"/>
           <w:rFonts w:eastAsiaTheme="majorEastAsia"/>
         </w:rPr>
-        <w:t>│ incoming audio           │</w:t>
+        <w:t>│ incoming audio</w:t>
+      </w:r>
+      <w:r>
+        <w:rPr>
+          <w:rStyle w:val="HTMLCode"/>
+          <w:rFonts w:eastAsiaTheme="majorEastAsia"/>
+        </w:rPr>
+        <w:t xml:space="preserve"> to Backend</w:t>
+      </w:r>
+      <w:r>
+        <w:rPr>
+          <w:rStyle w:val="HTMLCode"/>
+          <w:rFonts w:eastAsiaTheme="majorEastAsia"/>
+        </w:rPr>
+        <w:t>│</w:t>
       </w:r>
     </w:p>
     <w:p>
@@ -1528,7 +1493,21 @@
           <w:rStyle w:val="HTMLCode"/>
           <w:rFonts w:eastAsiaTheme="majorEastAsia"/>
         </w:rPr>
-        <w:t>│      ECHO                │</w:t>
+        <w:t xml:space="preserve">│      ECHO  </w:t>
+      </w:r>
+      <w:r>
+        <w:rPr>
+          <w:rStyle w:val="HTMLCode"/>
+          <w:rFonts w:eastAsiaTheme="majorEastAsia"/>
+        </w:rPr>
+        <w:t>From Backend</w:t>
+      </w:r>
+      <w:r>
+        <w:rPr>
+          <w:rStyle w:val="HTMLCode"/>
+          <w:rFonts w:eastAsiaTheme="majorEastAsia"/>
+        </w:rPr>
+        <w:t xml:space="preserve">  │</w:t>
       </w:r>
     </w:p>
     <w:p>
@@ -1708,6 +1687,29 @@
         <w:pStyle w:val="NormalWeb"/>
       </w:pPr>
       <w:r>
+        <w:t>WebRTC = Web(Any Internet/ Web Protocol like TCP/IP) + RTC</w:t>
+      </w:r>
+      <w:r>
+        <w:t>(Real Time</w:t>
+      </w:r>
+      <w:r>
+        <w:t xml:space="preserve"> </w:t>
+      </w:r>
+      <w:r>
+        <w:t>Communication/ Instant two way communication)</w:t>
+      </w:r>
+      <w:r>
+        <w:t>.</w:t>
+      </w:r>
+    </w:p>
+    <w:p>
+      <w:pPr>
+        <w:pStyle w:val="NormalWeb"/>
+        <w:rPr>
+          <w:lang w:val="en-US"/>
+        </w:rPr>
+      </w:pPr>
+      <w:r>
         <w:rPr>
           <w:rStyle w:val="HTMLCode"/>
           <w:rFonts w:eastAsiaTheme="majorEastAsia"/>
@@ -1725,7 +1727,46 @@
         <w:t>RTCPeerConnection</w:t>
       </w:r>
       <w:r>
-        <w:t xml:space="preserve">, exchange SDP/ICE information, and establish the connection. </w:t>
+        <w:t>, exchange SDP/ICE</w:t>
+      </w:r>
+      <w:r>
+        <w:t xml:space="preserve"> </w:t>
+      </w:r>
+      <w:r>
+        <w:t>(</w:t>
+      </w:r>
+      <w:r>
+        <w:rPr>
+          <w:lang w:val="en-US"/>
+        </w:rPr>
+        <w:t>Session Description Protocol</w:t>
+      </w:r>
+      <w:r>
+        <w:rPr>
+          <w:lang w:val="en-US"/>
+        </w:rPr>
+        <w:t>/</w:t>
+      </w:r>
+      <w:r>
+        <w:rPr>
+          <w:lang w:val="en-US"/>
+        </w:rPr>
+        <w:t>Interactive Connectivity Establishment</w:t>
+      </w:r>
+      <w:r>
+        <w:rPr>
+          <w:lang w:val="en-US"/>
+        </w:rPr>
+        <w:t>)</w:t>
+      </w:r>
+      <w:r>
+        <w:rPr>
+          <w:lang w:val="en-US"/>
+        </w:rPr>
+        <w:t xml:space="preserve"> </w:t>
+      </w:r>
+      <w:r>
+        <w:t xml:space="preserve">information, and establish the connection. </w:t>
       </w:r>
       <w:r>
         <w:rPr>
@@ -1771,7 +1812,6 @@
           <w:rFonts w:ascii="Arial" w:hAnsi="Arial" w:cs="Arial"/>
           <w:sz w:val="22"/>
         </w:rPr>
-        <w:lastRenderedPageBreak/>
         <w:t xml:space="preserve">SDP is a text-based format used to describe the </w:t>
       </w:r>
       <w:r>
@@ -1817,13 +1857,53 @@
           <w:rFonts w:ascii="Arial" w:hAnsi="Arial" w:cs="Arial"/>
           <w:sz w:val="22"/>
         </w:rPr>
-        <w:t>audio coding format (codec)</w:t>
-      </w:r>
-      <w:r>
-        <w:rPr>
+        <w:t>audio coding format (codec</w:t>
+      </w:r>
+      <w:r>
+        <w:rPr>
+          <w:rStyle w:val="Strong"/>
+          <w:rFonts w:ascii="Arial" w:hAnsi="Arial" w:cs="Arial"/>
           <w:sz w:val="22"/>
         </w:rPr>
-        <w:t xml:space="preserve"> designed for efficiently streaming high-quality sound over the internet in real time. It is the mandatory, default audio codec for WebRTC applications (including those built with </w:t>
+        <w:t>(</w:t>
+      </w:r>
+      <w:r>
+        <w:rPr>
+          <w:rFonts w:ascii="Arial" w:hAnsi="Arial" w:cs="Arial"/>
+          <w:b/>
+          <w:bCs/>
+          <w:sz w:val="22"/>
+        </w:rPr>
+        <w:t>coder-decoder</w:t>
+      </w:r>
+      <w:r>
+        <w:rPr>
+          <w:rStyle w:val="Strong"/>
+          <w:rFonts w:ascii="Arial" w:hAnsi="Arial" w:cs="Arial"/>
+          <w:sz w:val="22"/>
+        </w:rPr>
+        <w:t>)</w:t>
+      </w:r>
+      <w:r>
+        <w:rPr>
+          <w:rStyle w:val="Strong"/>
+          <w:rFonts w:ascii="Arial" w:hAnsi="Arial" w:cs="Arial"/>
+          <w:sz w:val="22"/>
+        </w:rPr>
+        <w:t>)</w:t>
+      </w:r>
+      <w:r>
+        <w:rPr>
+          <w:sz w:val="22"/>
+        </w:rPr>
+        <w:t xml:space="preserve"> designed for efficiently streaming high-quality sound over the internet in real time. It is the </w:t>
+      </w:r>
+      <w:r>
+        <w:rPr>
+          <w:sz w:val="22"/>
+        </w:rPr>
+        <w:lastRenderedPageBreak/>
+        <w:t xml:space="preserve">mandatory, default audio codec for WebRTC applications (including those built with </w:t>
       </w:r>
       <w:r>
         <w:rPr>
@@ -1865,7 +1945,7 @@
           <w:lang w:val="en-AU" w:eastAsia="en-AU"/>
           <w14:ligatures w14:val="none"/>
         </w:rPr>
-        <w:t xml:space="preserve"> ICE (Interactive Connectivity Establishment)</w:t>
+        <w:t>ICE (Interactive Connectivity Establishment)</w:t>
       </w:r>
     </w:p>
     <w:p>
@@ -1973,12 +2053,20 @@
           <w:rFonts w:ascii="Arial" w:eastAsiaTheme="majorEastAsia" w:hAnsi="Arial" w:cs="Arial"/>
           <w:sz w:val="22"/>
         </w:rPr>
-        <w:t>how</w:t>
-      </w:r>
-      <w:r>
-        <w:rPr>
+        <w:t>h</w:t>
+      </w:r>
+      <w:r>
+        <w:rPr>
+          <w:rStyle w:val="Emphasis"/>
+          <w:rFonts w:ascii="Arial" w:eastAsiaTheme="majorEastAsia" w:hAnsi="Arial" w:cs="Arial"/>
           <w:sz w:val="22"/>
         </w:rPr>
+        <w:t>ow</w:t>
+      </w:r>
+      <w:r>
+        <w:rPr>
+          <w:sz w:val="22"/>
+        </w:rPr>
         <w:t xml:space="preserve"> the data packets will physically travel across the internet to reach the destination.</w:t>
       </w:r>
     </w:p>
@@ -2431,7 +2519,6 @@
           <w:rStyle w:val="HTMLCode"/>
           <w:rFonts w:eastAsiaTheme="majorEastAsia"/>
         </w:rPr>
-        <w:lastRenderedPageBreak/>
         <w:t>Python 3.12+</w:t>
       </w:r>
       <w:r>
@@ -2542,6 +2629,7 @@
           <w:rFonts w:ascii="Times New Roman" w:eastAsia="Times New Roman" w:hAnsi="Times New Roman" w:cs="Times New Roman"/>
           <w:lang w:eastAsia="en-AU"/>
         </w:rPr>
+        <w:lastRenderedPageBreak/>
         <w:t xml:space="preserve">Download the </w:t>
       </w:r>
       <w:r>
@@ -3332,50 +3420,50 @@
         <w:ind w:left="720"/>
       </w:pPr>
       <w:r>
+        <w:t>Step 1 — Open PowerShell in your RedDust folder</w:t>
+      </w:r>
+    </w:p>
+    <w:p>
+      <w:pPr>
+        <w:pStyle w:val="NormalWeb"/>
+        <w:ind w:left="720"/>
+      </w:pPr>
+      <w:r>
+        <w:t>Assuming your directory is:</w:t>
+      </w:r>
+    </w:p>
+    <w:p>
+      <w:pPr>
+        <w:pStyle w:val="HTMLPreformatted"/>
+        <w:ind w:left="720"/>
+      </w:pPr>
+      <w:r>
+        <w:rPr>
+          <w:rStyle w:val="HTMLCode"/>
+          <w:rFonts w:eastAsiaTheme="majorEastAsia"/>
+        </w:rPr>
+        <w:t>D:\RedDust</w:t>
+      </w:r>
+    </w:p>
+    <w:p>
+      <w:pPr>
+        <w:pStyle w:val="NormalWeb"/>
+        <w:ind w:left="720"/>
+      </w:pPr>
+      <w:r>
+        <w:t>Run:</w:t>
+      </w:r>
+    </w:p>
+    <w:p>
+      <w:pPr>
+        <w:pStyle w:val="HTMLPreformatted"/>
+        <w:ind w:left="720"/>
+      </w:pPr>
+      <w:r>
+        <w:rPr>
+          <w:rStyle w:val="l"/>
+        </w:rPr>
         <w:lastRenderedPageBreak/>
-        <w:t>Step 1 — Open PowerShell in your RedDust folder</w:t>
-      </w:r>
-    </w:p>
-    <w:p>
-      <w:pPr>
-        <w:pStyle w:val="NormalWeb"/>
-        <w:ind w:left="720"/>
-      </w:pPr>
-      <w:r>
-        <w:t>Assuming your directory is:</w:t>
-      </w:r>
-    </w:p>
-    <w:p>
-      <w:pPr>
-        <w:pStyle w:val="HTMLPreformatted"/>
-        <w:ind w:left="720"/>
-      </w:pPr>
-      <w:r>
-        <w:rPr>
-          <w:rStyle w:val="HTMLCode"/>
-          <w:rFonts w:eastAsiaTheme="majorEastAsia"/>
-        </w:rPr>
-        <w:t>D:\RedDust</w:t>
-      </w:r>
-    </w:p>
-    <w:p>
-      <w:pPr>
-        <w:pStyle w:val="NormalWeb"/>
-        <w:ind w:left="720"/>
-      </w:pPr>
-      <w:r>
-        <w:t>Run:</w:t>
-      </w:r>
-    </w:p>
-    <w:p>
-      <w:pPr>
-        <w:pStyle w:val="HTMLPreformatted"/>
-        <w:ind w:left="720"/>
-      </w:pPr>
-      <w:r>
-        <w:rPr>
-          <w:rStyle w:val="l"/>
-        </w:rPr>
         <w:t>cd</w:t>
       </w:r>
       <w:r>
@@ -3880,7 +3968,6 @@
         <w:ind w:left="720"/>
       </w:pPr>
       <w:r>
-        <w:lastRenderedPageBreak/>
         <w:t>This must show version 56, not 57 as of 8/Aug/2026</w:t>
       </w:r>
     </w:p>
@@ -3979,6 +4066,7 @@
         <w:ind w:left="720"/>
       </w:pPr>
       <w:r>
+        <w:lastRenderedPageBreak/>
         <w:t>You can also inspect the project:</w:t>
       </w:r>
     </w:p>
@@ -4452,38 +4540,206 @@
           <w:rStyle w:val="HTMLCode"/>
           <w:rFonts w:eastAsiaTheme="majorEastAsia"/>
         </w:rPr>
+        <w:t>Expo SDK     react-native-webrtc     config plugin</w:t>
+      </w:r>
+    </w:p>
+    <w:p>
+      <w:pPr>
+        <w:pStyle w:val="HTMLPreformatted"/>
+        <w:ind w:left="720"/>
+        <w:rPr>
+          <w:rStyle w:val="HTMLCode"/>
+          <w:rFonts w:eastAsiaTheme="majorEastAsia"/>
+        </w:rPr>
+      </w:pPr>
+      <w:r>
+        <w:rPr>
+          <w:rStyle w:val="HTMLCode"/>
+          <w:rFonts w:eastAsiaTheme="majorEastAsia"/>
+        </w:rPr>
+        <w:t>-----------------------------------------------------</w:t>
+      </w:r>
+    </w:p>
+    <w:p>
+      <w:pPr>
+        <w:pStyle w:val="HTMLPreformatted"/>
+        <w:ind w:left="720"/>
+      </w:pPr>
+      <w:r>
+        <w:rPr>
+          <w:rStyle w:val="HTMLCode"/>
+          <w:rFonts w:eastAsiaTheme="majorEastAsia"/>
+        </w:rPr>
+        <w:t>56           124.0.7                 15.0.0</w:t>
+      </w:r>
+    </w:p>
+    <w:p>
+      <w:pPr>
+        <w:pStyle w:val="NormalWeb"/>
+        <w:ind w:left="720"/>
+      </w:pPr>
+      <w:r>
+        <w:t>The reason for the second package is important:</w:t>
+      </w:r>
+    </w:p>
+    <w:p>
+      <w:pPr>
+        <w:pStyle w:val="HTMLPreformatted"/>
+        <w:ind w:left="720"/>
+        <w:rPr>
+          <w:rStyle w:val="HTMLCode"/>
+          <w:rFonts w:eastAsiaTheme="majorEastAsia"/>
+        </w:rPr>
+      </w:pPr>
+      <w:r>
+        <w:rPr>
+          <w:rStyle w:val="HTMLCode"/>
+          <w:rFonts w:eastAsiaTheme="majorEastAsia"/>
+        </w:rPr>
+        <w:t>react-native-webrtc</w:t>
+      </w:r>
+    </w:p>
+    <w:p>
+      <w:pPr>
+        <w:pStyle w:val="HTMLPreformatted"/>
+        <w:ind w:left="720"/>
+        <w:rPr>
+          <w:rStyle w:val="HTMLCode"/>
+          <w:rFonts w:eastAsiaTheme="majorEastAsia"/>
+        </w:rPr>
+      </w:pPr>
+      <w:r>
+        <w:rPr>
+          <w:rStyle w:val="HTMLCode"/>
+          <w:rFonts w:eastAsiaTheme="majorEastAsia"/>
+        </w:rPr>
+        <w:t xml:space="preserve">        │</w:t>
+      </w:r>
+    </w:p>
+    <w:p>
+      <w:pPr>
+        <w:pStyle w:val="HTMLPreformatted"/>
+        <w:ind w:left="720"/>
+        <w:rPr>
+          <w:rStyle w:val="HTMLCode"/>
+          <w:rFonts w:eastAsiaTheme="majorEastAsia"/>
+        </w:rPr>
+      </w:pPr>
+      <w:r>
+        <w:rPr>
+          <w:rStyle w:val="HTMLCode"/>
+          <w:rFonts w:eastAsiaTheme="majorEastAsia"/>
+        </w:rPr>
+        <w:t xml:space="preserve">        ├── JavaScript/TypeScript API</w:t>
+      </w:r>
+    </w:p>
+    <w:p>
+      <w:pPr>
+        <w:pStyle w:val="HTMLPreformatted"/>
+        <w:ind w:left="720"/>
+        <w:rPr>
+          <w:rStyle w:val="HTMLCode"/>
+          <w:rFonts w:eastAsiaTheme="majorEastAsia"/>
+        </w:rPr>
+      </w:pPr>
+      <w:r>
+        <w:rPr>
+          <w:rStyle w:val="HTMLCode"/>
+          <w:rFonts w:eastAsiaTheme="majorEastAsia"/>
+        </w:rPr>
+        <w:t xml:space="preserve">        │</w:t>
+      </w:r>
+    </w:p>
+    <w:p>
+      <w:pPr>
+        <w:pStyle w:val="HTMLPreformatted"/>
+        <w:ind w:left="720"/>
+        <w:rPr>
+          <w:rStyle w:val="HTMLCode"/>
+          <w:rFonts w:eastAsiaTheme="majorEastAsia"/>
+        </w:rPr>
+      </w:pPr>
+      <w:r>
+        <w:rPr>
+          <w:rStyle w:val="HTMLCode"/>
+          <w:rFonts w:eastAsiaTheme="majorEastAsia"/>
+        </w:rPr>
         <w:lastRenderedPageBreak/>
-        <w:t>Expo SDK     react-native-webrtc     config plugin</w:t>
-      </w:r>
-    </w:p>
-    <w:p>
-      <w:pPr>
-        <w:pStyle w:val="HTMLPreformatted"/>
-        <w:ind w:left="720"/>
-        <w:rPr>
-          <w:rStyle w:val="HTMLCode"/>
-          <w:rFonts w:eastAsiaTheme="majorEastAsia"/>
-        </w:rPr>
-      </w:pPr>
-      <w:r>
-        <w:rPr>
-          <w:rStyle w:val="HTMLCode"/>
-          <w:rFonts w:eastAsiaTheme="majorEastAsia"/>
-        </w:rPr>
-        <w:t>-----------------------------------------------------</w:t>
-      </w:r>
-    </w:p>
-    <w:p>
-      <w:pPr>
-        <w:pStyle w:val="HTMLPreformatted"/>
-        <w:ind w:left="720"/>
-      </w:pPr>
-      <w:r>
-        <w:rPr>
-          <w:rStyle w:val="HTMLCode"/>
-          <w:rFonts w:eastAsiaTheme="majorEastAsia"/>
-        </w:rPr>
-        <w:t>56           124.0.7                 15.0.0</w:t>
+        <w:t xml:space="preserve">        └── Native Android/iOS WebRTC code</w:t>
+      </w:r>
+    </w:p>
+    <w:p>
+      <w:pPr>
+        <w:pStyle w:val="HTMLPreformatted"/>
+        <w:ind w:left="720"/>
+        <w:rPr>
+          <w:rStyle w:val="HTMLCode"/>
+          <w:rFonts w:eastAsiaTheme="majorEastAsia"/>
+        </w:rPr>
+      </w:pPr>
+    </w:p>
+    <w:p>
+      <w:pPr>
+        <w:pStyle w:val="HTMLPreformatted"/>
+        <w:ind w:left="720"/>
+        <w:rPr>
+          <w:rStyle w:val="HTMLCode"/>
+          <w:rFonts w:eastAsiaTheme="majorEastAsia"/>
+        </w:rPr>
+      </w:pPr>
+      <w:r>
+        <w:rPr>
+          <w:rStyle w:val="HTMLCode"/>
+          <w:rFonts w:eastAsiaTheme="majorEastAsia"/>
+        </w:rPr>
+        <w:t>@config-plugins/react-native-webrtc</w:t>
+      </w:r>
+    </w:p>
+    <w:p>
+      <w:pPr>
+        <w:pStyle w:val="HTMLPreformatted"/>
+        <w:ind w:left="720"/>
+        <w:rPr>
+          <w:rStyle w:val="HTMLCode"/>
+          <w:rFonts w:eastAsiaTheme="majorEastAsia"/>
+        </w:rPr>
+      </w:pPr>
+      <w:r>
+        <w:rPr>
+          <w:rStyle w:val="HTMLCode"/>
+          <w:rFonts w:eastAsiaTheme="majorEastAsia"/>
+        </w:rPr>
+        <w:t xml:space="preserve">        │</w:t>
+      </w:r>
+    </w:p>
+    <w:p>
+      <w:pPr>
+        <w:pStyle w:val="HTMLPreformatted"/>
+        <w:ind w:left="720"/>
+        <w:rPr>
+          <w:rStyle w:val="HTMLCode"/>
+          <w:rFonts w:eastAsiaTheme="majorEastAsia"/>
+        </w:rPr>
+      </w:pPr>
+      <w:r>
+        <w:rPr>
+          <w:rStyle w:val="HTMLCode"/>
+          <w:rFonts w:eastAsiaTheme="majorEastAsia"/>
+        </w:rPr>
+        <w:t xml:space="preserve">        └── tells Expo how to configure</w:t>
+      </w:r>
+    </w:p>
+    <w:p>
+      <w:pPr>
+        <w:pStyle w:val="HTMLPreformatted"/>
+        <w:ind w:left="720"/>
+      </w:pPr>
+      <w:r>
+        <w:rPr>
+          <w:rStyle w:val="HTMLCode"/>
+          <w:rFonts w:eastAsiaTheme="majorEastAsia"/>
+        </w:rPr>
+        <w:t xml:space="preserve">            that native WebRTC code</w:t>
       </w:r>
     </w:p>
     <w:p>
@@ -4492,166 +4748,23 @@
         <w:ind w:left="720"/>
       </w:pPr>
       <w:r>
-        <w:t>The reason for the second package is important:</w:t>
-      </w:r>
-    </w:p>
-    <w:p>
-      <w:pPr>
-        <w:pStyle w:val="HTMLPreformatted"/>
-        <w:ind w:left="720"/>
-        <w:rPr>
-          <w:rStyle w:val="HTMLCode"/>
-          <w:rFonts w:eastAsiaTheme="majorEastAsia"/>
-        </w:rPr>
-      </w:pPr>
-      <w:r>
         <w:rPr>
           <w:rStyle w:val="HTMLCode"/>
           <w:rFonts w:eastAsiaTheme="majorEastAsia"/>
         </w:rPr>
         <w:t>react-native-webrtc</w:t>
       </w:r>
-    </w:p>
-    <w:p>
-      <w:pPr>
-        <w:pStyle w:val="HTMLPreformatted"/>
-        <w:ind w:left="720"/>
-        <w:rPr>
-          <w:rStyle w:val="HTMLCode"/>
-          <w:rFonts w:eastAsiaTheme="majorEastAsia"/>
-        </w:rPr>
-      </w:pPr>
-      <w:r>
-        <w:rPr>
-          <w:rStyle w:val="HTMLCode"/>
-          <w:rFonts w:eastAsiaTheme="majorEastAsia"/>
-        </w:rPr>
-        <w:t xml:space="preserve">        │</w:t>
-      </w:r>
-    </w:p>
-    <w:p>
-      <w:pPr>
-        <w:pStyle w:val="HTMLPreformatted"/>
-        <w:ind w:left="720"/>
-        <w:rPr>
-          <w:rStyle w:val="HTMLCode"/>
-          <w:rFonts w:eastAsiaTheme="majorEastAsia"/>
-        </w:rPr>
-      </w:pPr>
-      <w:r>
-        <w:rPr>
-          <w:rStyle w:val="HTMLCode"/>
-          <w:rFonts w:eastAsiaTheme="majorEastAsia"/>
-        </w:rPr>
-        <w:t xml:space="preserve">        ├── JavaScript/TypeScript API</w:t>
-      </w:r>
-    </w:p>
-    <w:p>
-      <w:pPr>
-        <w:pStyle w:val="HTMLPreformatted"/>
-        <w:ind w:left="720"/>
-        <w:rPr>
-          <w:rStyle w:val="HTMLCode"/>
-          <w:rFonts w:eastAsiaTheme="majorEastAsia"/>
-        </w:rPr>
-      </w:pPr>
-      <w:r>
-        <w:rPr>
-          <w:rStyle w:val="HTMLCode"/>
-          <w:rFonts w:eastAsiaTheme="majorEastAsia"/>
-        </w:rPr>
-        <w:t xml:space="preserve">        │</w:t>
-      </w:r>
-    </w:p>
-    <w:p>
-      <w:pPr>
-        <w:pStyle w:val="HTMLPreformatted"/>
-        <w:ind w:left="720"/>
-        <w:rPr>
-          <w:rStyle w:val="HTMLCode"/>
-          <w:rFonts w:eastAsiaTheme="majorEastAsia"/>
-        </w:rPr>
-      </w:pPr>
-      <w:r>
-        <w:rPr>
-          <w:rStyle w:val="HTMLCode"/>
-          <w:rFonts w:eastAsiaTheme="majorEastAsia"/>
-        </w:rPr>
-        <w:t xml:space="preserve">        └── Native Android/iOS WebRTC code</w:t>
-      </w:r>
-    </w:p>
-    <w:p>
-      <w:pPr>
-        <w:pStyle w:val="HTMLPreformatted"/>
-        <w:ind w:left="720"/>
-        <w:rPr>
-          <w:rStyle w:val="HTMLCode"/>
-          <w:rFonts w:eastAsiaTheme="majorEastAsia"/>
-        </w:rPr>
-      </w:pPr>
-    </w:p>
-    <w:p>
-      <w:pPr>
-        <w:pStyle w:val="HTMLPreformatted"/>
-        <w:ind w:left="720"/>
-        <w:rPr>
-          <w:rStyle w:val="HTMLCode"/>
-          <w:rFonts w:eastAsiaTheme="majorEastAsia"/>
-        </w:rPr>
-      </w:pPr>
-      <w:r>
-        <w:rPr>
-          <w:rStyle w:val="HTMLCode"/>
-          <w:rFonts w:eastAsiaTheme="majorEastAsia"/>
-        </w:rPr>
-        <w:t>@config-plugins/react-native-webrtc</w:t>
-      </w:r>
-    </w:p>
-    <w:p>
-      <w:pPr>
-        <w:pStyle w:val="HTMLPreformatted"/>
-        <w:ind w:left="720"/>
-        <w:rPr>
-          <w:rStyle w:val="HTMLCode"/>
-          <w:rFonts w:eastAsiaTheme="majorEastAsia"/>
-        </w:rPr>
-      </w:pPr>
-      <w:r>
-        <w:rPr>
-          <w:rStyle w:val="HTMLCode"/>
-          <w:rFonts w:eastAsiaTheme="majorEastAsia"/>
-        </w:rPr>
-        <w:t xml:space="preserve">        │</w:t>
-      </w:r>
-    </w:p>
-    <w:p>
-      <w:pPr>
-        <w:pStyle w:val="HTMLPreformatted"/>
-        <w:ind w:left="720"/>
-        <w:rPr>
-          <w:rStyle w:val="HTMLCode"/>
-          <w:rFonts w:eastAsiaTheme="majorEastAsia"/>
-        </w:rPr>
-      </w:pPr>
-      <w:r>
-        <w:rPr>
-          <w:rStyle w:val="HTMLCode"/>
-          <w:rFonts w:eastAsiaTheme="majorEastAsia"/>
-        </w:rPr>
-        <w:t xml:space="preserve">        └── tells Expo how to configure</w:t>
-      </w:r>
-    </w:p>
-    <w:p>
-      <w:pPr>
-        <w:pStyle w:val="HTMLPreformatted"/>
-        <w:ind w:left="720"/>
-      </w:pPr>
-      <w:r>
-        <w:rPr>
-          <w:rStyle w:val="HTMLCode"/>
-          <w:rFonts w:eastAsiaTheme="majorEastAsia"/>
-        </w:rPr>
-        <w:t xml:space="preserve">            that native WebRTC code</w:t>
+      <w:r>
+        <w:t xml:space="preserve"> itself confirms that it cannot run inside ordinary Expo Go and recommends Expo Development Client plus the config plugin for Expo applications. </w:t>
+      </w:r>
+    </w:p>
+    <w:p>
+      <w:pPr>
+        <w:pStyle w:val="Heading3"/>
+        <w:ind w:left="720"/>
+      </w:pPr>
+      <w:r>
+        <w:t>Step 6 — Configure the WebRTC Expo plugin</w:t>
       </w:r>
     </w:p>
     <w:p>
@@ -4660,23 +4773,20 @@
         <w:ind w:left="720"/>
       </w:pPr>
       <w:r>
-        <w:rPr>
-          <w:rStyle w:val="HTMLCode"/>
-          <w:rFonts w:eastAsiaTheme="majorEastAsia"/>
-        </w:rPr>
-        <w:t>react-native-webrtc</w:t>
-      </w:r>
-      <w:r>
-        <w:t xml:space="preserve"> itself confirms that it cannot run inside ordinary Expo Go and recommends Expo Development Client plus the config plugin for Expo applications. </w:t>
-      </w:r>
-    </w:p>
-    <w:p>
-      <w:pPr>
-        <w:pStyle w:val="Heading3"/>
-        <w:ind w:left="720"/>
-      </w:pPr>
-      <w:r>
-        <w:t>Step 6 — Configure the WebRTC Expo plugin</w:t>
+        <w:t>Open:</w:t>
+      </w:r>
+    </w:p>
+    <w:p>
+      <w:pPr>
+        <w:pStyle w:val="HTMLPreformatted"/>
+        <w:ind w:left="720"/>
+      </w:pPr>
+      <w:r>
+        <w:rPr>
+          <w:rStyle w:val="HTMLCode"/>
+          <w:rFonts w:eastAsiaTheme="majorEastAsia"/>
+        </w:rPr>
+        <w:t>D:\RedDust\reddust-mobile\app.json</w:t>
       </w:r>
     </w:p>
     <w:p>
@@ -4685,20 +4795,27 @@
         <w:ind w:left="720"/>
       </w:pPr>
       <w:r>
-        <w:t>Open:</w:t>
-      </w:r>
-    </w:p>
-    <w:p>
-      <w:pPr>
-        <w:pStyle w:val="HTMLPreformatted"/>
-        <w:ind w:left="720"/>
-      </w:pPr>
-      <w:r>
-        <w:rPr>
-          <w:rStyle w:val="HTMLCode"/>
-          <w:rFonts w:eastAsiaTheme="majorEastAsia"/>
-        </w:rPr>
-        <w:t>D:\RedDust\reddust-mobile\app.json</w:t>
+        <w:t xml:space="preserve">You'll already have an </w:t>
+      </w:r>
+      <w:r>
+        <w:rPr>
+          <w:rStyle w:val="HTMLCode"/>
+          <w:rFonts w:eastAsiaTheme="majorEastAsia"/>
+        </w:rPr>
+        <w:t>"expo"</w:t>
+      </w:r>
+      <w:r>
+        <w:t xml:space="preserve"> object and probably a </w:t>
+      </w:r>
+      <w:r>
+        <w:rPr>
+          <w:rStyle w:val="HTMLCode"/>
+          <w:rFonts w:eastAsiaTheme="majorEastAsia"/>
+        </w:rPr>
+        <w:t>"plugins"</w:t>
+      </w:r>
+      <w:r>
+        <w:t xml:space="preserve"> array.</w:t>
       </w:r>
     </w:p>
     <w:p>
@@ -4707,27 +4824,89 @@
         <w:ind w:left="720"/>
       </w:pPr>
       <w:r>
-        <w:t xml:space="preserve">You'll already have an </w:t>
-      </w:r>
-      <w:r>
-        <w:rPr>
-          <w:rStyle w:val="HTMLCode"/>
-          <w:rFonts w:eastAsiaTheme="majorEastAsia"/>
-        </w:rPr>
-        <w:t>"expo"</w:t>
-      </w:r>
-      <w:r>
-        <w:t xml:space="preserve"> object and probably a </w:t>
-      </w:r>
-      <w:r>
-        <w:rPr>
-          <w:rStyle w:val="HTMLCode"/>
-          <w:rFonts w:eastAsiaTheme="majorEastAsia"/>
+        <w:t xml:space="preserve">Do </w:t>
+      </w:r>
+      <w:r>
+        <w:rPr>
+          <w:rStyle w:val="Strong"/>
+          <w:rFonts w:eastAsiaTheme="majorEastAsia"/>
+        </w:rPr>
+        <w:t>not</w:t>
+      </w:r>
+      <w:r>
+        <w:t xml:space="preserve"> replace your whole </w:t>
+      </w:r>
+      <w:r>
+        <w:rPr>
+          <w:rStyle w:val="HTMLCode"/>
+          <w:rFonts w:eastAsiaTheme="majorEastAsia"/>
+        </w:rPr>
+        <w:t>app.json</w:t>
+      </w:r>
+      <w:r>
+        <w:t>.</w:t>
+      </w:r>
+    </w:p>
+    <w:p>
+      <w:pPr>
+        <w:pStyle w:val="NormalWeb"/>
+        <w:ind w:left="720"/>
+      </w:pPr>
+      <w:r>
+        <w:t>Find:</w:t>
+      </w:r>
+    </w:p>
+    <w:p>
+      <w:pPr>
+        <w:pStyle w:val="HTMLPreformatted"/>
+        <w:ind w:left="720"/>
+        <w:rPr>
+          <w:rStyle w:val="HTMLCode"/>
+          <w:rFonts w:eastAsiaTheme="majorEastAsia"/>
+        </w:rPr>
+      </w:pPr>
+      <w:r>
+        <w:rPr>
+          <w:rStyle w:val="k"/>
         </w:rPr>
         <w:t>"plugins"</w:t>
       </w:r>
       <w:r>
-        <w:t xml:space="preserve"> array.</w:t>
+        <w:rPr>
+          <w:rStyle w:val="HTMLCode"/>
+          <w:rFonts w:eastAsiaTheme="majorEastAsia"/>
+        </w:rPr>
+        <w:t>: [</w:t>
+      </w:r>
+    </w:p>
+    <w:p>
+      <w:pPr>
+        <w:pStyle w:val="HTMLPreformatted"/>
+        <w:ind w:left="720"/>
+        <w:rPr>
+          <w:rStyle w:val="HTMLCode"/>
+          <w:rFonts w:eastAsiaTheme="majorEastAsia"/>
+        </w:rPr>
+      </w:pPr>
+      <w:r>
+        <w:rPr>
+          <w:rStyle w:val="HTMLCode"/>
+          <w:rFonts w:eastAsiaTheme="majorEastAsia"/>
+        </w:rPr>
+        <w:t xml:space="preserve">    ...</w:t>
+      </w:r>
+    </w:p>
+    <w:p>
+      <w:pPr>
+        <w:pStyle w:val="HTMLPreformatted"/>
+        <w:ind w:left="720"/>
+      </w:pPr>
+      <w:r>
+        <w:rPr>
+          <w:rStyle w:val="HTMLCode"/>
+          <w:rFonts w:eastAsiaTheme="majorEastAsia"/>
+        </w:rPr>
+        <w:t>]</w:t>
       </w:r>
     </w:p>
     <w:p>
@@ -4736,27 +4915,19 @@
         <w:ind w:left="720"/>
       </w:pPr>
       <w:r>
-        <w:t xml:space="preserve">Do </w:t>
-      </w:r>
-      <w:r>
-        <w:rPr>
-          <w:rStyle w:val="Strong"/>
-          <w:rFonts w:eastAsiaTheme="majorEastAsia"/>
-        </w:rPr>
-        <w:t>not</w:t>
-      </w:r>
-      <w:r>
-        <w:t xml:space="preserve"> replace your whole </w:t>
-      </w:r>
-      <w:r>
-        <w:rPr>
-          <w:rStyle w:val="HTMLCode"/>
-          <w:rFonts w:eastAsiaTheme="majorEastAsia"/>
-        </w:rPr>
-        <w:t>app.json</w:t>
-      </w:r>
-      <w:r>
-        <w:t>.</w:t>
+        <w:t>and add:</w:t>
+      </w:r>
+    </w:p>
+    <w:p>
+      <w:pPr>
+        <w:pStyle w:val="HTMLPreformatted"/>
+        <w:ind w:left="720"/>
+      </w:pPr>
+      <w:r>
+        <w:rPr>
+          <w:rStyle w:val="k"/>
+        </w:rPr>
+        <w:t>"@config-plugins/react-native-webrtc"</w:t>
       </w:r>
     </w:p>
     <w:p>
@@ -4764,63 +4935,229 @@
         <w:pStyle w:val="NormalWeb"/>
         <w:ind w:left="720"/>
       </w:pPr>
-      <w:bookmarkStart w:id="0" w:name="_GoBack"/>
-      <w:bookmarkEnd w:id="0"/>
-      <w:r>
-        <w:t>Find:</w:t>
-      </w:r>
-    </w:p>
-    <w:p>
-      <w:pPr>
-        <w:pStyle w:val="HTMLPreformatted"/>
-        <w:ind w:left="720"/>
-        <w:rPr>
-          <w:rStyle w:val="HTMLCode"/>
-          <w:rFonts w:eastAsiaTheme="majorEastAsia"/>
-        </w:rPr>
-      </w:pPr>
+      <w:r>
+        <w:t>For example, it may look approximately like:</w:t>
+      </w:r>
+    </w:p>
+    <w:p>
+      <w:pPr>
+        <w:pStyle w:val="HTMLPreformatted"/>
+        <w:ind w:left="720"/>
+        <w:rPr>
+          <w:rStyle w:val="HTMLCode"/>
+          <w:rFonts w:eastAsiaTheme="majorEastAsia"/>
+        </w:rPr>
+      </w:pPr>
+      <w:r>
+        <w:rPr>
+          <w:rStyle w:val="HTMLCode"/>
+          <w:rFonts w:eastAsiaTheme="majorEastAsia"/>
+        </w:rPr>
+        <w:t>{</w:t>
+      </w:r>
+    </w:p>
+    <w:p>
+      <w:pPr>
+        <w:pStyle w:val="HTMLPreformatted"/>
+        <w:ind w:left="720"/>
+        <w:rPr>
+          <w:rStyle w:val="HTMLCode"/>
+          <w:rFonts w:eastAsiaTheme="majorEastAsia"/>
+        </w:rPr>
+      </w:pPr>
+      <w:r>
+        <w:rPr>
+          <w:rStyle w:val="HTMLCode"/>
+          <w:rFonts w:eastAsiaTheme="majorEastAsia"/>
+        </w:rPr>
+        <w:t xml:space="preserve">  "expo": {</w:t>
+      </w:r>
+    </w:p>
+    <w:p>
+      <w:pPr>
+        <w:pStyle w:val="HTMLPreformatted"/>
+        <w:ind w:left="720"/>
+        <w:rPr>
+          <w:rStyle w:val="HTMLCode"/>
+          <w:rFonts w:eastAsiaTheme="majorEastAsia"/>
+        </w:rPr>
+      </w:pPr>
+      <w:r>
+        <w:rPr>
+          <w:rStyle w:val="HTMLCode"/>
+          <w:rFonts w:eastAsiaTheme="majorEastAsia"/>
+        </w:rPr>
+        <w:t xml:space="preserve">    "name": </w:t>
+      </w:r>
       <w:r>
         <w:rPr>
           <w:rStyle w:val="k"/>
         </w:rPr>
-        <w:t>"plugins"</w:t>
-      </w:r>
-      <w:r>
-        <w:rPr>
-          <w:rStyle w:val="HTMLCode"/>
-          <w:rFonts w:eastAsiaTheme="majorEastAsia"/>
-        </w:rPr>
-        <w:t>: [</w:t>
-      </w:r>
-    </w:p>
-    <w:p>
-      <w:pPr>
-        <w:pStyle w:val="HTMLPreformatted"/>
-        <w:ind w:left="720"/>
-        <w:rPr>
-          <w:rStyle w:val="HTMLCode"/>
-          <w:rFonts w:eastAsiaTheme="majorEastAsia"/>
-        </w:rPr>
-      </w:pPr>
-      <w:r>
-        <w:rPr>
-          <w:rStyle w:val="HTMLCode"/>
-          <w:rFonts w:eastAsiaTheme="majorEastAsia"/>
-        </w:rPr>
-        <w:t xml:space="preserve">    ...</w:t>
-      </w:r>
-    </w:p>
-    <w:p>
-      <w:pPr>
-        <w:pStyle w:val="HTMLPreformatted"/>
-        <w:ind w:left="720"/>
-      </w:pPr>
-      <w:r>
-        <w:rPr>
-          <w:rStyle w:val="HTMLCode"/>
-          <w:rFonts w:eastAsiaTheme="majorEastAsia"/>
-        </w:rPr>
-        <w:t>]</w:t>
+        <w:t>"reddust-mobile"</w:t>
+      </w:r>
+      <w:r>
+        <w:rPr>
+          <w:rStyle w:val="HTMLCode"/>
+          <w:rFonts w:eastAsiaTheme="majorEastAsia"/>
+        </w:rPr>
+        <w:t>,</w:t>
+      </w:r>
+    </w:p>
+    <w:p>
+      <w:pPr>
+        <w:pStyle w:val="HTMLPreformatted"/>
+        <w:ind w:left="720"/>
+        <w:rPr>
+          <w:rStyle w:val="HTMLCode"/>
+          <w:rFonts w:eastAsiaTheme="majorEastAsia"/>
+        </w:rPr>
+      </w:pPr>
+      <w:r>
+        <w:rPr>
+          <w:rStyle w:val="HTMLCode"/>
+          <w:rFonts w:eastAsiaTheme="majorEastAsia"/>
+        </w:rPr>
+        <w:t xml:space="preserve">    "slug": </w:t>
+      </w:r>
+      <w:r>
+        <w:rPr>
+          <w:rStyle w:val="k"/>
+        </w:rPr>
+        <w:t>"reddust-mobile"</w:t>
+      </w:r>
+      <w:r>
+        <w:rPr>
+          <w:rStyle w:val="HTMLCode"/>
+          <w:rFonts w:eastAsiaTheme="majorEastAsia"/>
+        </w:rPr>
+        <w:t>,</w:t>
+      </w:r>
+    </w:p>
+    <w:p>
+      <w:pPr>
+        <w:pStyle w:val="HTMLPreformatted"/>
+        <w:ind w:left="720"/>
+        <w:rPr>
+          <w:rStyle w:val="HTMLCode"/>
+          <w:rFonts w:eastAsiaTheme="majorEastAsia"/>
+        </w:rPr>
+      </w:pPr>
+    </w:p>
+    <w:p>
+      <w:pPr>
+        <w:pStyle w:val="HTMLPreformatted"/>
+        <w:ind w:left="720"/>
+        <w:rPr>
+          <w:rStyle w:val="HTMLCode"/>
+          <w:rFonts w:eastAsiaTheme="majorEastAsia"/>
+        </w:rPr>
+      </w:pPr>
+      <w:r>
+        <w:rPr>
+          <w:rStyle w:val="HTMLCode"/>
+          <w:rFonts w:eastAsiaTheme="majorEastAsia"/>
+        </w:rPr>
+        <w:t xml:space="preserve">    "plugins": [</w:t>
+      </w:r>
+    </w:p>
+    <w:p>
+      <w:pPr>
+        <w:pStyle w:val="HTMLPreformatted"/>
+        <w:ind w:left="720"/>
+        <w:rPr>
+          <w:rStyle w:val="HTMLCode"/>
+          <w:rFonts w:eastAsiaTheme="majorEastAsia"/>
+        </w:rPr>
+      </w:pPr>
+      <w:r>
+        <w:rPr>
+          <w:rStyle w:val="HTMLCode"/>
+          <w:rFonts w:eastAsiaTheme="majorEastAsia"/>
+        </w:rPr>
+        <w:t xml:space="preserve">      </w:t>
+      </w:r>
+      <w:r>
+        <w:rPr>
+          <w:rStyle w:val="k"/>
+        </w:rPr>
+        <w:t>"expo-router"</w:t>
+      </w:r>
+      <w:r>
+        <w:rPr>
+          <w:rStyle w:val="HTMLCode"/>
+          <w:rFonts w:eastAsiaTheme="majorEastAsia"/>
+        </w:rPr>
+        <w:t>,</w:t>
+      </w:r>
+    </w:p>
+    <w:p>
+      <w:pPr>
+        <w:pStyle w:val="HTMLPreformatted"/>
+        <w:ind w:left="720"/>
+        <w:rPr>
+          <w:rStyle w:val="HTMLCode"/>
+          <w:rFonts w:eastAsiaTheme="majorEastAsia"/>
+        </w:rPr>
+      </w:pPr>
+      <w:r>
+        <w:rPr>
+          <w:rStyle w:val="HTMLCode"/>
+          <w:rFonts w:eastAsiaTheme="majorEastAsia"/>
+        </w:rPr>
+        <w:t xml:space="preserve">      </w:t>
+      </w:r>
+      <w:r>
+        <w:rPr>
+          <w:rStyle w:val="k"/>
+        </w:rPr>
+        <w:t>"@config-plugins/react-native-webrtc"</w:t>
+      </w:r>
+    </w:p>
+    <w:p>
+      <w:pPr>
+        <w:pStyle w:val="HTMLPreformatted"/>
+        <w:ind w:left="720"/>
+        <w:rPr>
+          <w:rStyle w:val="HTMLCode"/>
+          <w:rFonts w:eastAsiaTheme="majorEastAsia"/>
+        </w:rPr>
+      </w:pPr>
+      <w:r>
+        <w:rPr>
+          <w:rStyle w:val="HTMLCode"/>
+          <w:rFonts w:eastAsiaTheme="majorEastAsia"/>
+        </w:rPr>
+        <w:t xml:space="preserve">    ]</w:t>
+      </w:r>
+    </w:p>
+    <w:p>
+      <w:pPr>
+        <w:pStyle w:val="HTMLPreformatted"/>
+        <w:ind w:left="720"/>
+        <w:rPr>
+          <w:rStyle w:val="HTMLCode"/>
+          <w:rFonts w:eastAsiaTheme="majorEastAsia"/>
+        </w:rPr>
+      </w:pPr>
+      <w:r>
+        <w:rPr>
+          <w:rStyle w:val="HTMLCode"/>
+          <w:rFonts w:eastAsiaTheme="majorEastAsia"/>
+        </w:rPr>
+        <w:t xml:space="preserve">  }</w:t>
+      </w:r>
+    </w:p>
+    <w:p>
+      <w:pPr>
+        <w:pStyle w:val="HTMLPreformatted"/>
+        <w:ind w:left="720"/>
+      </w:pPr>
+      <w:r>
+        <w:rPr>
+          <w:rStyle w:val="HTMLCode"/>
+          <w:rFonts w:eastAsiaTheme="majorEastAsia"/>
+        </w:rPr>
+        <w:t>}</w:t>
       </w:r>
     </w:p>
     <w:p>
@@ -4829,19 +5166,7 @@
         <w:ind w:left="720"/>
       </w:pPr>
       <w:r>
-        <w:t>and add:</w:t>
-      </w:r>
-    </w:p>
-    <w:p>
-      <w:pPr>
-        <w:pStyle w:val="HTMLPreformatted"/>
-        <w:ind w:left="720"/>
-      </w:pPr>
-      <w:r>
-        <w:rPr>
-          <w:rStyle w:val="k"/>
-        </w:rPr>
-        <w:t>"@config-plugins/react-native-webrtc"</w:t>
+        <w:t>Keep whatever other entries Expo generated.</w:t>
       </w:r>
     </w:p>
     <w:p>
@@ -4850,228 +5175,24 @@
         <w:ind w:left="720"/>
       </w:pPr>
       <w:r>
-        <w:t>For example, it may look approximately like:</w:t>
-      </w:r>
-    </w:p>
-    <w:p>
-      <w:pPr>
-        <w:pStyle w:val="HTMLPreformatted"/>
-        <w:ind w:left="720"/>
-        <w:rPr>
-          <w:rStyle w:val="HTMLCode"/>
-          <w:rFonts w:eastAsiaTheme="majorEastAsia"/>
-        </w:rPr>
-      </w:pPr>
-      <w:r>
-        <w:rPr>
-          <w:rStyle w:val="HTMLCode"/>
-          <w:rFonts w:eastAsiaTheme="majorEastAsia"/>
-        </w:rPr>
-        <w:t>{</w:t>
-      </w:r>
-    </w:p>
-    <w:p>
-      <w:pPr>
-        <w:pStyle w:val="HTMLPreformatted"/>
-        <w:ind w:left="720"/>
-        <w:rPr>
-          <w:rStyle w:val="HTMLCode"/>
-          <w:rFonts w:eastAsiaTheme="majorEastAsia"/>
-        </w:rPr>
-      </w:pPr>
-      <w:r>
-        <w:rPr>
-          <w:rStyle w:val="HTMLCode"/>
-          <w:rFonts w:eastAsiaTheme="majorEastAsia"/>
-        </w:rPr>
-        <w:t xml:space="preserve">  "expo": {</w:t>
-      </w:r>
-    </w:p>
-    <w:p>
-      <w:pPr>
-        <w:pStyle w:val="HTMLPreformatted"/>
-        <w:ind w:left="720"/>
-        <w:rPr>
-          <w:rStyle w:val="HTMLCode"/>
-          <w:rFonts w:eastAsiaTheme="majorEastAsia"/>
-        </w:rPr>
-      </w:pPr>
-      <w:r>
-        <w:rPr>
-          <w:rStyle w:val="HTMLCode"/>
-          <w:rFonts w:eastAsiaTheme="majorEastAsia"/>
-        </w:rPr>
-        <w:t xml:space="preserve">    "name": </w:t>
-      </w:r>
-      <w:r>
-        <w:rPr>
-          <w:rStyle w:val="k"/>
-        </w:rPr>
-        <w:t>"reddust-mobile"</w:t>
-      </w:r>
-      <w:r>
-        <w:rPr>
-          <w:rStyle w:val="HTMLCode"/>
-          <w:rFonts w:eastAsiaTheme="majorEastAsia"/>
-        </w:rPr>
-        <w:t>,</w:t>
-      </w:r>
-    </w:p>
-    <w:p>
-      <w:pPr>
-        <w:pStyle w:val="HTMLPreformatted"/>
-        <w:ind w:left="720"/>
-        <w:rPr>
-          <w:rStyle w:val="HTMLCode"/>
-          <w:rFonts w:eastAsiaTheme="majorEastAsia"/>
-        </w:rPr>
-      </w:pPr>
-      <w:r>
-        <w:rPr>
-          <w:rStyle w:val="HTMLCode"/>
-          <w:rFonts w:eastAsiaTheme="majorEastAsia"/>
-        </w:rPr>
-        <w:t xml:space="preserve">    "slug": </w:t>
-      </w:r>
-      <w:r>
-        <w:rPr>
-          <w:rStyle w:val="k"/>
-        </w:rPr>
-        <w:t>"reddust-mobile"</w:t>
-      </w:r>
-      <w:r>
-        <w:rPr>
-          <w:rStyle w:val="HTMLCode"/>
-          <w:rFonts w:eastAsiaTheme="majorEastAsia"/>
-        </w:rPr>
-        <w:t>,</w:t>
-      </w:r>
-    </w:p>
-    <w:p>
-      <w:pPr>
-        <w:pStyle w:val="HTMLPreformatted"/>
-        <w:ind w:left="720"/>
-        <w:rPr>
-          <w:rStyle w:val="HTMLCode"/>
-          <w:rFonts w:eastAsiaTheme="majorEastAsia"/>
-        </w:rPr>
-      </w:pPr>
-    </w:p>
-    <w:p>
-      <w:pPr>
-        <w:pStyle w:val="HTMLPreformatted"/>
-        <w:ind w:left="720"/>
-        <w:rPr>
-          <w:rStyle w:val="HTMLCode"/>
-          <w:rFonts w:eastAsiaTheme="majorEastAsia"/>
-        </w:rPr>
-      </w:pPr>
-      <w:r>
-        <w:rPr>
-          <w:rStyle w:val="HTMLCode"/>
-          <w:rFonts w:eastAsiaTheme="majorEastAsia"/>
-        </w:rPr>
-        <w:t xml:space="preserve">    "plugins": [</w:t>
-      </w:r>
-    </w:p>
-    <w:p>
-      <w:pPr>
-        <w:pStyle w:val="HTMLPreformatted"/>
-        <w:ind w:left="720"/>
-        <w:rPr>
-          <w:rStyle w:val="HTMLCode"/>
-          <w:rFonts w:eastAsiaTheme="majorEastAsia"/>
-        </w:rPr>
-      </w:pPr>
-      <w:r>
-        <w:rPr>
-          <w:rStyle w:val="HTMLCode"/>
-          <w:rFonts w:eastAsiaTheme="majorEastAsia"/>
-        </w:rPr>
-        <w:t xml:space="preserve">      </w:t>
-      </w:r>
-      <w:r>
-        <w:rPr>
-          <w:rStyle w:val="k"/>
-        </w:rPr>
-        <w:t>"expo-router"</w:t>
-      </w:r>
-      <w:r>
-        <w:rPr>
-          <w:rStyle w:val="HTMLCode"/>
-          <w:rFonts w:eastAsiaTheme="majorEastAsia"/>
-        </w:rPr>
-        <w:t>,</w:t>
-      </w:r>
-    </w:p>
-    <w:p>
-      <w:pPr>
-        <w:pStyle w:val="HTMLPreformatted"/>
-        <w:ind w:left="720"/>
-        <w:rPr>
-          <w:rStyle w:val="HTMLCode"/>
-          <w:rFonts w:eastAsiaTheme="majorEastAsia"/>
-        </w:rPr>
-      </w:pPr>
-      <w:r>
-        <w:rPr>
-          <w:rStyle w:val="HTMLCode"/>
-          <w:rFonts w:eastAsiaTheme="majorEastAsia"/>
-        </w:rPr>
-        <w:t xml:space="preserve">      </w:t>
-      </w:r>
-      <w:r>
-        <w:rPr>
-          <w:rStyle w:val="k"/>
-        </w:rPr>
-        <w:t>"@config-plugins/react-native-webrtc"</w:t>
-      </w:r>
-    </w:p>
-    <w:p>
-      <w:pPr>
-        <w:pStyle w:val="HTMLPreformatted"/>
-        <w:ind w:left="720"/>
-        <w:rPr>
-          <w:rStyle w:val="HTMLCode"/>
-          <w:rFonts w:eastAsiaTheme="majorEastAsia"/>
-        </w:rPr>
-      </w:pPr>
-      <w:r>
-        <w:rPr>
-          <w:rStyle w:val="HTMLCode"/>
-          <w:rFonts w:eastAsiaTheme="majorEastAsia"/>
-        </w:rPr>
-        <w:t xml:space="preserve">    ]</w:t>
-      </w:r>
-    </w:p>
-    <w:p>
-      <w:pPr>
-        <w:pStyle w:val="HTMLPreformatted"/>
-        <w:ind w:left="720"/>
-        <w:rPr>
-          <w:rStyle w:val="HTMLCode"/>
-          <w:rFonts w:eastAsiaTheme="majorEastAsia"/>
-        </w:rPr>
-      </w:pPr>
-      <w:r>
-        <w:rPr>
-          <w:rStyle w:val="HTMLCode"/>
-          <w:rFonts w:eastAsiaTheme="majorEastAsia"/>
-        </w:rPr>
-        <w:t xml:space="preserve">  }</w:t>
-      </w:r>
-    </w:p>
-    <w:p>
-      <w:pPr>
-        <w:pStyle w:val="HTMLPreformatted"/>
-        <w:ind w:left="720"/>
-      </w:pPr>
-      <w:r>
-        <w:rPr>
-          <w:rStyle w:val="HTMLCode"/>
-          <w:rFonts w:eastAsiaTheme="majorEastAsia"/>
-        </w:rPr>
-        <w:t>}</w:t>
+        <w:t xml:space="preserve">The WebRTC config plugin specifically requires this entry so that Expo can configure the native Android and iOS projects. </w:t>
+      </w:r>
+    </w:p>
+    <w:p>
+      <w:pPr>
+        <w:pStyle w:val="HTMLPreformatted"/>
+        <w:ind w:left="720"/>
+        <w:rPr>
+          <w:rStyle w:val="HTMLCode"/>
+          <w:rFonts w:eastAsiaTheme="majorEastAsia"/>
+        </w:rPr>
+      </w:pPr>
+      <w:r>
+        <w:rPr>
+          <w:rStyle w:val="HTMLCode"/>
+          <w:rFonts w:eastAsiaTheme="majorEastAsia"/>
+        </w:rPr>
+        <w:t>D:\RedDust\reddust-mobile&gt; npx expo-doctor</w:t>
       </w:r>
     </w:p>
     <w:p>
@@ -5080,42 +5201,7 @@
         <w:ind w:left="720"/>
       </w:pPr>
       <w:r>
-        <w:t>Keep whatever other entries Expo generated.</w:t>
-      </w:r>
-    </w:p>
-    <w:p>
-      <w:pPr>
-        <w:pStyle w:val="NormalWeb"/>
-        <w:ind w:left="720"/>
-      </w:pPr>
-      <w:r>
         <w:lastRenderedPageBreak/>
-        <w:t xml:space="preserve">The WebRTC config plugin specifically requires this entry so that Expo can configure the native Android and iOS projects. </w:t>
-      </w:r>
-    </w:p>
-    <w:p>
-      <w:pPr>
-        <w:pStyle w:val="HTMLPreformatted"/>
-        <w:ind w:left="720"/>
-        <w:rPr>
-          <w:rStyle w:val="HTMLCode"/>
-          <w:rFonts w:eastAsiaTheme="majorEastAsia"/>
-        </w:rPr>
-      </w:pPr>
-      <w:r>
-        <w:rPr>
-          <w:rStyle w:val="HTMLCode"/>
-          <w:rFonts w:eastAsiaTheme="majorEastAsia"/>
-        </w:rPr>
-        <w:t>D:\RedDust\reddust-mobile&gt; npx expo-doctor</w:t>
-      </w:r>
-    </w:p>
-    <w:p>
-      <w:pPr>
-        <w:pStyle w:val="NormalWeb"/>
-        <w:ind w:left="720"/>
-      </w:pPr>
-      <w:r>
         <w:t xml:space="preserve">At this stage following packages are installed: Expo + React Native </w:t>
       </w:r>
       <w:r>
@@ -5568,30 +5654,30 @@
           <w:rFonts w:eastAsiaTheme="majorEastAsia"/>
           <w:color w:val="FF0000"/>
         </w:rPr>
+        <w:t>npm install -g eas-cli</w:t>
+      </w:r>
+    </w:p>
+    <w:p>
+      <w:pPr>
+        <w:pStyle w:val="NormalWeb"/>
+        <w:ind w:left="720"/>
+      </w:pPr>
+      <w:r>
+        <w:t>we can use:</w:t>
+      </w:r>
+    </w:p>
+    <w:p>
+      <w:pPr>
+        <w:pStyle w:val="HTMLPreformatted"/>
+        <w:ind w:left="720"/>
+      </w:pPr>
+      <w:r>
+        <w:rPr>
+          <w:rStyle w:val="m"/>
+          <w:rFonts w:eastAsiaTheme="majorEastAsia"/>
+          <w:highlight w:val="green"/>
+        </w:rPr>
         <w:lastRenderedPageBreak/>
-        <w:t>npm install -g eas-cli</w:t>
-      </w:r>
-    </w:p>
-    <w:p>
-      <w:pPr>
-        <w:pStyle w:val="NormalWeb"/>
-        <w:ind w:left="720"/>
-      </w:pPr>
-      <w:r>
-        <w:t>we can use:</w:t>
-      </w:r>
-    </w:p>
-    <w:p>
-      <w:pPr>
-        <w:pStyle w:val="HTMLPreformatted"/>
-        <w:ind w:left="720"/>
-      </w:pPr>
-      <w:r>
-        <w:rPr>
-          <w:rStyle w:val="m"/>
-          <w:rFonts w:eastAsiaTheme="majorEastAsia"/>
-          <w:highlight w:val="green"/>
-        </w:rPr>
         <w:t>npx</w:t>
       </w:r>
       <w:r>
@@ -6079,58 +6165,58 @@
         <w:ind w:left="720"/>
       </w:pPr>
       <w:r>
+        <w:t>You should get something roughly resembling:</w:t>
+      </w:r>
+    </w:p>
+    <w:p>
+      <w:pPr>
+        <w:pStyle w:val="HTMLPreformatted"/>
+        <w:ind w:left="720"/>
+        <w:rPr>
+          <w:rStyle w:val="HTMLCode"/>
+          <w:rFonts w:eastAsiaTheme="majorEastAsia"/>
+        </w:rPr>
+      </w:pPr>
+      <w:r>
+        <w:rPr>
+          <w:rStyle w:val="HTMLCode"/>
+          <w:rFonts w:eastAsiaTheme="majorEastAsia"/>
+        </w:rPr>
+        <w:t>reddust-mobile</w:t>
+      </w:r>
+    </w:p>
+    <w:p>
+      <w:pPr>
+        <w:pStyle w:val="HTMLPreformatted"/>
+        <w:ind w:left="720"/>
+        <w:rPr>
+          <w:rStyle w:val="HTMLCode"/>
+          <w:rFonts w:eastAsiaTheme="majorEastAsia"/>
+        </w:rPr>
+      </w:pPr>
+      <w:r>
+        <w:rPr>
+          <w:rStyle w:val="HTMLCode"/>
+          <w:rFonts w:eastAsiaTheme="majorEastAsia"/>
+        </w:rPr>
+        <w:t>├── expo@56.x.x</w:t>
+      </w:r>
+    </w:p>
+    <w:p>
+      <w:pPr>
+        <w:pStyle w:val="HTMLPreformatted"/>
+        <w:ind w:left="720"/>
+        <w:rPr>
+          <w:rStyle w:val="HTMLCode"/>
+          <w:rFonts w:eastAsiaTheme="majorEastAsia"/>
+        </w:rPr>
+      </w:pPr>
+      <w:r>
+        <w:rPr>
+          <w:rStyle w:val="HTMLCode"/>
+          <w:rFonts w:eastAsiaTheme="majorEastAsia"/>
+        </w:rPr>
         <w:lastRenderedPageBreak/>
-        <w:t>You should get something roughly resembling:</w:t>
-      </w:r>
-    </w:p>
-    <w:p>
-      <w:pPr>
-        <w:pStyle w:val="HTMLPreformatted"/>
-        <w:ind w:left="720"/>
-        <w:rPr>
-          <w:rStyle w:val="HTMLCode"/>
-          <w:rFonts w:eastAsiaTheme="majorEastAsia"/>
-        </w:rPr>
-      </w:pPr>
-      <w:r>
-        <w:rPr>
-          <w:rStyle w:val="HTMLCode"/>
-          <w:rFonts w:eastAsiaTheme="majorEastAsia"/>
-        </w:rPr>
-        <w:t>reddust-mobile</w:t>
-      </w:r>
-    </w:p>
-    <w:p>
-      <w:pPr>
-        <w:pStyle w:val="HTMLPreformatted"/>
-        <w:ind w:left="720"/>
-        <w:rPr>
-          <w:rStyle w:val="HTMLCode"/>
-          <w:rFonts w:eastAsiaTheme="majorEastAsia"/>
-        </w:rPr>
-      </w:pPr>
-      <w:r>
-        <w:rPr>
-          <w:rStyle w:val="HTMLCode"/>
-          <w:rFonts w:eastAsiaTheme="majorEastAsia"/>
-        </w:rPr>
-        <w:t>├── expo@56.x.x</w:t>
-      </w:r>
-    </w:p>
-    <w:p>
-      <w:pPr>
-        <w:pStyle w:val="HTMLPreformatted"/>
-        <w:ind w:left="720"/>
-        <w:rPr>
-          <w:rStyle w:val="HTMLCode"/>
-          <w:rFonts w:eastAsiaTheme="majorEastAsia"/>
-        </w:rPr>
-      </w:pPr>
-      <w:r>
-        <w:rPr>
-          <w:rStyle w:val="HTMLCode"/>
-          <w:rFonts w:eastAsiaTheme="majorEastAsia"/>
-        </w:rPr>
         <w:t>├── react@...</w:t>
       </w:r>
     </w:p>
@@ -6556,38 +6642,543 @@
           <w:rStyle w:val="HTMLCode"/>
           <w:rFonts w:eastAsiaTheme="majorEastAsia"/>
         </w:rPr>
+        <w:t xml:space="preserve">             │                        │</w:t>
+      </w:r>
+    </w:p>
+    <w:p>
+      <w:pPr>
+        <w:pStyle w:val="HTMLPreformatted"/>
+        <w:ind w:left="720"/>
+        <w:rPr>
+          <w:rStyle w:val="HTMLCode"/>
+          <w:rFonts w:eastAsiaTheme="majorEastAsia"/>
+        </w:rPr>
+      </w:pPr>
+      <w:r>
+        <w:rPr>
+          <w:rStyle w:val="HTMLCode"/>
+          <w:rFonts w:eastAsiaTheme="majorEastAsia"/>
+        </w:rPr>
+        <w:t xml:space="preserve">      WebRTC unavailable       WebRTC compiled in</w:t>
+      </w:r>
+    </w:p>
+    <w:p>
+      <w:pPr>
+        <w:pStyle w:val="HTMLPreformatted"/>
+        <w:ind w:left="720"/>
+      </w:pPr>
+      <w:r>
+        <w:rPr>
+          <w:rStyle w:val="HTMLCode"/>
+          <w:rFonts w:eastAsiaTheme="majorEastAsia"/>
+        </w:rPr>
+        <w:t xml:space="preserve">             </w:t>
+      </w:r>
+      <w:r>
+        <w:rPr>
+          <w:rStyle w:val="HTMLCode"/>
+          <w:rFonts w:ascii="Segoe UI Symbol" w:eastAsiaTheme="majorEastAsia" w:hAnsi="Segoe UI Symbol" w:cs="Segoe UI Symbol"/>
+        </w:rPr>
+        <w:t>❌</w:t>
+      </w:r>
+      <w:r>
+        <w:rPr>
+          <w:rStyle w:val="HTMLCode"/>
+          <w:rFonts w:eastAsiaTheme="majorEastAsia"/>
+        </w:rPr>
+        <w:t xml:space="preserve">                       </w:t>
+      </w:r>
+      <w:r>
+        <w:rPr>
+          <w:rStyle w:val="HTMLCode"/>
+          <w:rFonts w:ascii="Segoe UI Symbol" w:eastAsiaTheme="majorEastAsia" w:hAnsi="Segoe UI Symbol" w:cs="Segoe UI Symbol"/>
+        </w:rPr>
+        <w:t>✅</w:t>
+      </w:r>
+    </w:p>
+    <w:p>
+      <w:pPr>
+        <w:pStyle w:val="NormalWeb"/>
+        <w:ind w:left="720"/>
+      </w:pPr>
+      <w:r>
         <w:lastRenderedPageBreak/>
-        <w:t xml:space="preserve">             │                        │</w:t>
-      </w:r>
-    </w:p>
-    <w:p>
-      <w:pPr>
-        <w:pStyle w:val="HTMLPreformatted"/>
-        <w:ind w:left="720"/>
-        <w:rPr>
-          <w:rStyle w:val="HTMLCode"/>
-          <w:rFonts w:eastAsiaTheme="majorEastAsia"/>
-        </w:rPr>
-      </w:pPr>
-      <w:r>
-        <w:rPr>
-          <w:rStyle w:val="HTMLCode"/>
-          <w:rFonts w:eastAsiaTheme="majorEastAsia"/>
-        </w:rPr>
-        <w:t xml:space="preserve">      WebRTC unavailable       WebRTC compiled in</w:t>
-      </w:r>
-    </w:p>
-    <w:p>
-      <w:pPr>
-        <w:pStyle w:val="HTMLPreformatted"/>
-        <w:ind w:left="720"/>
-      </w:pPr>
-      <w:r>
-        <w:rPr>
-          <w:rStyle w:val="HTMLCode"/>
-          <w:rFonts w:eastAsiaTheme="majorEastAsia"/>
-        </w:rPr>
-        <w:t xml:space="preserve">             </w:t>
+        <w:t xml:space="preserve">The React Native WebRTC project explicitly states that the module isn't available in Expo Go because it contains native code. </w:t>
+      </w:r>
+    </w:p>
+    <w:p>
+      <w:pPr>
+        <w:pStyle w:val="Heading3"/>
+        <w:ind w:left="720"/>
+      </w:pPr>
+      <w:r>
+        <w:t>Step 14 — Your laptop setup is now essentially complete</w:t>
+      </w:r>
+    </w:p>
+    <w:p>
+      <w:pPr>
+        <w:pStyle w:val="NormalWeb"/>
+        <w:ind w:left="720"/>
+      </w:pPr>
+      <w:r>
+        <w:t>At this point your project should look conceptually like:</w:t>
+      </w:r>
+    </w:p>
+    <w:p>
+      <w:pPr>
+        <w:pStyle w:val="HTMLPreformatted"/>
+        <w:ind w:left="720"/>
+        <w:rPr>
+          <w:rStyle w:val="HTMLCode"/>
+          <w:rFonts w:eastAsiaTheme="majorEastAsia"/>
+        </w:rPr>
+      </w:pPr>
+      <w:r>
+        <w:rPr>
+          <w:rStyle w:val="HTMLCode"/>
+          <w:rFonts w:eastAsiaTheme="majorEastAsia"/>
+        </w:rPr>
+        <w:t>D:\RedDust\</w:t>
+      </w:r>
+    </w:p>
+    <w:p>
+      <w:pPr>
+        <w:pStyle w:val="HTMLPreformatted"/>
+        <w:ind w:left="720"/>
+        <w:rPr>
+          <w:rStyle w:val="HTMLCode"/>
+          <w:rFonts w:eastAsiaTheme="majorEastAsia"/>
+        </w:rPr>
+      </w:pPr>
+      <w:r>
+        <w:rPr>
+          <w:rStyle w:val="HTMLCode"/>
+          <w:rFonts w:eastAsiaTheme="majorEastAsia"/>
+        </w:rPr>
+        <w:t>│</w:t>
+      </w:r>
+    </w:p>
+    <w:p>
+      <w:pPr>
+        <w:pStyle w:val="HTMLPreformatted"/>
+        <w:ind w:left="720"/>
+        <w:rPr>
+          <w:rStyle w:val="HTMLCode"/>
+          <w:rFonts w:eastAsiaTheme="majorEastAsia"/>
+        </w:rPr>
+      </w:pPr>
+      <w:r>
+        <w:rPr>
+          <w:rStyle w:val="HTMLCode"/>
+          <w:rFonts w:eastAsiaTheme="majorEastAsia"/>
+        </w:rPr>
+        <w:t>├── reddust-mobile\</w:t>
+      </w:r>
+    </w:p>
+    <w:p>
+      <w:pPr>
+        <w:pStyle w:val="HTMLPreformatted"/>
+        <w:ind w:left="720"/>
+        <w:rPr>
+          <w:rStyle w:val="HTMLCode"/>
+          <w:rFonts w:eastAsiaTheme="majorEastAsia"/>
+        </w:rPr>
+      </w:pPr>
+      <w:r>
+        <w:rPr>
+          <w:rStyle w:val="HTMLCode"/>
+          <w:rFonts w:eastAsiaTheme="majorEastAsia"/>
+        </w:rPr>
+        <w:t>│   │</w:t>
+      </w:r>
+    </w:p>
+    <w:p>
+      <w:pPr>
+        <w:pStyle w:val="HTMLPreformatted"/>
+        <w:ind w:left="720"/>
+        <w:rPr>
+          <w:rStyle w:val="HTMLCode"/>
+          <w:rFonts w:eastAsiaTheme="majorEastAsia"/>
+        </w:rPr>
+      </w:pPr>
+      <w:r>
+        <w:rPr>
+          <w:rStyle w:val="HTMLCode"/>
+          <w:rFonts w:eastAsiaTheme="majorEastAsia"/>
+        </w:rPr>
+        <w:t>│   ├── app\</w:t>
+      </w:r>
+    </w:p>
+    <w:p>
+      <w:pPr>
+        <w:pStyle w:val="HTMLPreformatted"/>
+        <w:ind w:left="720"/>
+        <w:rPr>
+          <w:rStyle w:val="HTMLCode"/>
+          <w:rFonts w:eastAsiaTheme="majorEastAsia"/>
+        </w:rPr>
+      </w:pPr>
+      <w:r>
+        <w:rPr>
+          <w:rStyle w:val="HTMLCode"/>
+          <w:rFonts w:eastAsiaTheme="majorEastAsia"/>
+        </w:rPr>
+        <w:t>│   ├── assets\</w:t>
+      </w:r>
+    </w:p>
+    <w:p>
+      <w:pPr>
+        <w:pStyle w:val="HTMLPreformatted"/>
+        <w:ind w:left="720"/>
+        <w:rPr>
+          <w:rStyle w:val="HTMLCode"/>
+          <w:rFonts w:eastAsiaTheme="majorEastAsia"/>
+        </w:rPr>
+      </w:pPr>
+      <w:r>
+        <w:rPr>
+          <w:rStyle w:val="HTMLCode"/>
+          <w:rFonts w:eastAsiaTheme="majorEastAsia"/>
+        </w:rPr>
+        <w:t>│   ├── node_modules\</w:t>
+      </w:r>
+    </w:p>
+    <w:p>
+      <w:pPr>
+        <w:pStyle w:val="HTMLPreformatted"/>
+        <w:ind w:left="720"/>
+        <w:rPr>
+          <w:rStyle w:val="HTMLCode"/>
+          <w:rFonts w:eastAsiaTheme="majorEastAsia"/>
+        </w:rPr>
+      </w:pPr>
+      <w:r>
+        <w:rPr>
+          <w:rStyle w:val="HTMLCode"/>
+          <w:rFonts w:eastAsiaTheme="majorEastAsia"/>
+        </w:rPr>
+        <w:t>│   │</w:t>
+      </w:r>
+    </w:p>
+    <w:p>
+      <w:pPr>
+        <w:pStyle w:val="HTMLPreformatted"/>
+        <w:ind w:left="720"/>
+        <w:rPr>
+          <w:rStyle w:val="HTMLCode"/>
+          <w:rFonts w:eastAsiaTheme="majorEastAsia"/>
+        </w:rPr>
+      </w:pPr>
+      <w:r>
+        <w:rPr>
+          <w:rStyle w:val="HTMLCode"/>
+          <w:rFonts w:eastAsiaTheme="majorEastAsia"/>
+        </w:rPr>
+        <w:t>│   ├── app.json</w:t>
+      </w:r>
+    </w:p>
+    <w:p>
+      <w:pPr>
+        <w:pStyle w:val="HTMLPreformatted"/>
+        <w:ind w:left="720"/>
+        <w:rPr>
+          <w:rStyle w:val="HTMLCode"/>
+          <w:rFonts w:eastAsiaTheme="majorEastAsia"/>
+        </w:rPr>
+      </w:pPr>
+      <w:r>
+        <w:rPr>
+          <w:rStyle w:val="HTMLCode"/>
+          <w:rFonts w:eastAsiaTheme="majorEastAsia"/>
+        </w:rPr>
+        <w:t>│   ├── eas.json</w:t>
+      </w:r>
+    </w:p>
+    <w:p>
+      <w:pPr>
+        <w:pStyle w:val="HTMLPreformatted"/>
+        <w:ind w:left="720"/>
+        <w:rPr>
+          <w:rStyle w:val="HTMLCode"/>
+          <w:rFonts w:eastAsiaTheme="majorEastAsia"/>
+        </w:rPr>
+      </w:pPr>
+      <w:r>
+        <w:rPr>
+          <w:rStyle w:val="HTMLCode"/>
+          <w:rFonts w:eastAsiaTheme="majorEastAsia"/>
+        </w:rPr>
+        <w:t>│   ├── package.json</w:t>
+      </w:r>
+    </w:p>
+    <w:p>
+      <w:pPr>
+        <w:pStyle w:val="HTMLPreformatted"/>
+        <w:ind w:left="720"/>
+        <w:rPr>
+          <w:rStyle w:val="HTMLCode"/>
+          <w:rFonts w:eastAsiaTheme="majorEastAsia"/>
+        </w:rPr>
+      </w:pPr>
+      <w:r>
+        <w:rPr>
+          <w:rStyle w:val="HTMLCode"/>
+          <w:rFonts w:eastAsiaTheme="majorEastAsia"/>
+        </w:rPr>
+        <w:t>│   ├── tsconfig.json</w:t>
+      </w:r>
+    </w:p>
+    <w:p>
+      <w:pPr>
+        <w:pStyle w:val="HTMLPreformatted"/>
+        <w:ind w:left="720"/>
+        <w:rPr>
+          <w:rStyle w:val="HTMLCode"/>
+          <w:rFonts w:eastAsiaTheme="majorEastAsia"/>
+        </w:rPr>
+      </w:pPr>
+      <w:r>
+        <w:rPr>
+          <w:rStyle w:val="HTMLCode"/>
+          <w:rFonts w:eastAsiaTheme="majorEastAsia"/>
+        </w:rPr>
+        <w:t>│   │</w:t>
+      </w:r>
+    </w:p>
+    <w:p>
+      <w:pPr>
+        <w:pStyle w:val="HTMLPreformatted"/>
+        <w:ind w:left="720"/>
+        <w:rPr>
+          <w:rStyle w:val="HTMLCode"/>
+          <w:rFonts w:eastAsiaTheme="majorEastAsia"/>
+        </w:rPr>
+      </w:pPr>
+      <w:r>
+        <w:rPr>
+          <w:rStyle w:val="HTMLCode"/>
+          <w:rFonts w:eastAsiaTheme="majorEastAsia"/>
+        </w:rPr>
+        <w:t>│   └── installed:</w:t>
+      </w:r>
+    </w:p>
+    <w:p>
+      <w:pPr>
+        <w:pStyle w:val="HTMLPreformatted"/>
+        <w:ind w:left="720"/>
+        <w:rPr>
+          <w:rStyle w:val="HTMLCode"/>
+          <w:rFonts w:eastAsiaTheme="majorEastAsia"/>
+        </w:rPr>
+      </w:pPr>
+      <w:r>
+        <w:rPr>
+          <w:rStyle w:val="HTMLCode"/>
+          <w:rFonts w:eastAsiaTheme="majorEastAsia"/>
+        </w:rPr>
+        <w:t>│       ├── Expo SDK 56</w:t>
+      </w:r>
+    </w:p>
+    <w:p>
+      <w:pPr>
+        <w:pStyle w:val="HTMLPreformatted"/>
+        <w:ind w:left="720"/>
+        <w:rPr>
+          <w:rStyle w:val="HTMLCode"/>
+          <w:rFonts w:eastAsiaTheme="majorEastAsia"/>
+        </w:rPr>
+      </w:pPr>
+      <w:r>
+        <w:rPr>
+          <w:rStyle w:val="HTMLCode"/>
+          <w:rFonts w:eastAsiaTheme="majorEastAsia"/>
+        </w:rPr>
+        <w:t>│       ├── React Native</w:t>
+      </w:r>
+    </w:p>
+    <w:p>
+      <w:pPr>
+        <w:pStyle w:val="HTMLPreformatted"/>
+        <w:ind w:left="720"/>
+        <w:rPr>
+          <w:rStyle w:val="HTMLCode"/>
+          <w:rFonts w:eastAsiaTheme="majorEastAsia"/>
+        </w:rPr>
+      </w:pPr>
+      <w:r>
+        <w:rPr>
+          <w:rStyle w:val="HTMLCode"/>
+          <w:rFonts w:eastAsiaTheme="majorEastAsia"/>
+        </w:rPr>
+        <w:t>│       ├── TypeScript</w:t>
+      </w:r>
+    </w:p>
+    <w:p>
+      <w:pPr>
+        <w:pStyle w:val="HTMLPreformatted"/>
+        <w:ind w:left="720"/>
+        <w:rPr>
+          <w:rStyle w:val="HTMLCode"/>
+          <w:rFonts w:eastAsiaTheme="majorEastAsia"/>
+        </w:rPr>
+      </w:pPr>
+      <w:r>
+        <w:rPr>
+          <w:rStyle w:val="HTMLCode"/>
+          <w:rFonts w:eastAsiaTheme="majorEastAsia"/>
+        </w:rPr>
+        <w:t>│       ├── expo-dev-client</w:t>
+      </w:r>
+    </w:p>
+    <w:p>
+      <w:pPr>
+        <w:pStyle w:val="HTMLPreformatted"/>
+        <w:ind w:left="720"/>
+        <w:rPr>
+          <w:rStyle w:val="HTMLCode"/>
+          <w:rFonts w:eastAsiaTheme="majorEastAsia"/>
+        </w:rPr>
+      </w:pPr>
+      <w:r>
+        <w:rPr>
+          <w:rStyle w:val="HTMLCode"/>
+          <w:rFonts w:eastAsiaTheme="majorEastAsia"/>
+        </w:rPr>
+        <w:t>│       ├── react-native-webrtc 124.0.7</w:t>
+      </w:r>
+    </w:p>
+    <w:p>
+      <w:pPr>
+        <w:pStyle w:val="HTMLPreformatted"/>
+        <w:ind w:left="720"/>
+        <w:rPr>
+          <w:rStyle w:val="HTMLCode"/>
+          <w:rFonts w:eastAsiaTheme="majorEastAsia"/>
+        </w:rPr>
+      </w:pPr>
+      <w:r>
+        <w:rPr>
+          <w:rStyle w:val="HTMLCode"/>
+          <w:rFonts w:eastAsiaTheme="majorEastAsia"/>
+        </w:rPr>
+        <w:t>│       └── @config-plugins/react-native-webrtc 15.0.0</w:t>
+      </w:r>
+    </w:p>
+    <w:p>
+      <w:pPr>
+        <w:pStyle w:val="HTMLPreformatted"/>
+        <w:ind w:left="720"/>
+        <w:rPr>
+          <w:rStyle w:val="HTMLCode"/>
+          <w:rFonts w:eastAsiaTheme="majorEastAsia"/>
+        </w:rPr>
+      </w:pPr>
+      <w:r>
+        <w:rPr>
+          <w:rStyle w:val="HTMLCode"/>
+          <w:rFonts w:eastAsiaTheme="majorEastAsia"/>
+        </w:rPr>
+        <w:t>│</w:t>
+      </w:r>
+    </w:p>
+    <w:p>
+      <w:pPr>
+        <w:pStyle w:val="HTMLPreformatted"/>
+        <w:ind w:left="720"/>
+        <w:rPr>
+          <w:rStyle w:val="HTMLCode"/>
+          <w:rFonts w:eastAsiaTheme="majorEastAsia"/>
+        </w:rPr>
+      </w:pPr>
+      <w:r>
+        <w:rPr>
+          <w:rStyle w:val="HTMLCode"/>
+          <w:rFonts w:eastAsiaTheme="majorEastAsia"/>
+        </w:rPr>
+        <w:t>└── reddust-gateway\</w:t>
+      </w:r>
+    </w:p>
+    <w:p>
+      <w:pPr>
+        <w:pStyle w:val="HTMLPreformatted"/>
+        <w:ind w:left="720"/>
+        <w:rPr>
+          <w:rStyle w:val="HTMLCode"/>
+          <w:rFonts w:eastAsiaTheme="majorEastAsia"/>
+        </w:rPr>
+      </w:pPr>
+      <w:r>
+        <w:rPr>
+          <w:rStyle w:val="HTMLCode"/>
+          <w:rFonts w:eastAsiaTheme="majorEastAsia"/>
+        </w:rPr>
+        <w:t xml:space="preserve">    │</w:t>
+      </w:r>
+    </w:p>
+    <w:p>
+      <w:pPr>
+        <w:pStyle w:val="HTMLPreformatted"/>
+        <w:ind w:left="720"/>
+        <w:rPr>
+          <w:rStyle w:val="HTMLCode"/>
+          <w:rFonts w:eastAsiaTheme="majorEastAsia"/>
+        </w:rPr>
+      </w:pPr>
+      <w:r>
+        <w:rPr>
+          <w:rStyle w:val="HTMLCode"/>
+          <w:rFonts w:eastAsiaTheme="majorEastAsia"/>
+        </w:rPr>
+        <w:t xml:space="preserve">    ├── .venv\</w:t>
+      </w:r>
+    </w:p>
+    <w:p>
+      <w:pPr>
+        <w:pStyle w:val="HTMLPreformatted"/>
+        <w:ind w:left="720"/>
+      </w:pPr>
+      <w:r>
+        <w:rPr>
+          <w:rStyle w:val="HTMLCode"/>
+          <w:rFonts w:eastAsiaTheme="majorEastAsia"/>
+        </w:rPr>
+        <w:t xml:space="preserve">    └── Python / FastAPI / aiortc</w:t>
+      </w:r>
+    </w:p>
+    <w:p>
+      <w:pPr>
+        <w:pStyle w:val="NormalWeb"/>
+        <w:ind w:left="720"/>
+      </w:pPr>
+      <w:r>
+        <w:t xml:space="preserve">You have </w:t>
+      </w:r>
+      <w:r>
+        <w:rPr>
+          <w:rStyle w:val="Strong"/>
+          <w:rFonts w:eastAsiaTheme="majorEastAsia"/>
+        </w:rPr>
+        <w:t>not</w:t>
+      </w:r>
+      <w:r>
+        <w:t xml:space="preserve"> installed:</w:t>
+      </w:r>
+    </w:p>
+    <w:p>
+      <w:pPr>
+        <w:pStyle w:val="HTMLPreformatted"/>
+        <w:ind w:left="720"/>
+        <w:rPr>
+          <w:rStyle w:val="HTMLCode"/>
+          <w:rFonts w:eastAsiaTheme="majorEastAsia"/>
+        </w:rPr>
+      </w:pPr>
+      <w:r>
+        <w:rPr>
+          <w:rStyle w:val="HTMLCode"/>
+          <w:rFonts w:eastAsiaTheme="majorEastAsia"/>
+        </w:rPr>
+        <w:t xml:space="preserve">Android Studio       </w:t>
       </w:r>
       <w:r>
         <w:rPr>
@@ -6596,19 +7187,73 @@
         </w:rPr>
         <w:t>❌</w:t>
       </w:r>
-      <w:r>
-        <w:rPr>
-          <w:rStyle w:val="HTMLCode"/>
-          <w:rFonts w:eastAsiaTheme="majorEastAsia"/>
-        </w:rPr>
-        <w:t xml:space="preserve">                       </w:t>
+    </w:p>
+    <w:p>
+      <w:pPr>
+        <w:pStyle w:val="HTMLPreformatted"/>
+        <w:ind w:left="720"/>
+        <w:rPr>
+          <w:rStyle w:val="HTMLCode"/>
+          <w:rFonts w:eastAsiaTheme="majorEastAsia"/>
+        </w:rPr>
+      </w:pPr>
+      <w:r>
+        <w:rPr>
+          <w:rStyle w:val="HTMLCode"/>
+          <w:rFonts w:eastAsiaTheme="majorEastAsia"/>
+        </w:rPr>
+        <w:t xml:space="preserve">Android Emulator     </w:t>
       </w:r>
       <w:r>
         <w:rPr>
           <w:rStyle w:val="HTMLCode"/>
           <w:rFonts w:ascii="Segoe UI Symbol" w:eastAsiaTheme="majorEastAsia" w:hAnsi="Segoe UI Symbol" w:cs="Segoe UI Symbol"/>
         </w:rPr>
-        <w:t>✅</w:t>
+        <w:t>❌</w:t>
+      </w:r>
+    </w:p>
+    <w:p>
+      <w:pPr>
+        <w:pStyle w:val="HTMLPreformatted"/>
+        <w:ind w:left="720"/>
+        <w:rPr>
+          <w:rStyle w:val="HTMLCode"/>
+          <w:rFonts w:eastAsiaTheme="majorEastAsia"/>
+        </w:rPr>
+      </w:pPr>
+      <w:r>
+        <w:rPr>
+          <w:rStyle w:val="HTMLCode"/>
+          <w:rFonts w:eastAsiaTheme="majorEastAsia"/>
+        </w:rPr>
+        <w:t xml:space="preserve">Android SDK locally  </w:t>
+      </w:r>
+      <w:r>
+        <w:rPr>
+          <w:rStyle w:val="HTMLCode"/>
+          <w:rFonts w:ascii="Segoe UI Symbol" w:eastAsiaTheme="majorEastAsia" w:hAnsi="Segoe UI Symbol" w:cs="Segoe UI Symbol"/>
+        </w:rPr>
+        <w:t>❌</w:t>
+      </w:r>
+    </w:p>
+    <w:p>
+      <w:pPr>
+        <w:pStyle w:val="HTMLPreformatted"/>
+        <w:ind w:left="720"/>
+      </w:pPr>
+      <w:r>
+        <w:rPr>
+          <w:rStyle w:val="HTMLCode"/>
+          <w:rFonts w:eastAsiaTheme="majorEastAsia"/>
+        </w:rPr>
+        <w:t xml:space="preserve">Xcode                </w:t>
+      </w:r>
+      <w:r>
+        <w:rPr>
+          <w:rStyle w:val="HTMLCode"/>
+          <w:rFonts w:ascii="Segoe UI Symbol" w:eastAsiaTheme="majorEastAsia" w:hAnsi="Segoe UI Symbol" w:cs="Segoe UI Symbol"/>
+        </w:rPr>
+        <w:t>❌</w:t>
       </w:r>
     </w:p>
     <w:p>
@@ -6617,16 +7262,7 @@
         <w:ind w:left="720"/>
       </w:pPr>
       <w:r>
-        <w:t xml:space="preserve">The React Native WebRTC project explicitly states that the module isn't available in Expo Go because it contains native code. </w:t>
-      </w:r>
-    </w:p>
-    <w:p>
-      <w:pPr>
-        <w:pStyle w:val="Heading3"/>
-        <w:ind w:left="720"/>
-      </w:pPr>
-      <w:r>
-        <w:t>Step 14 — Your laptop setup is now essentially complete</w:t>
+        <w:t>And that's intentional.</w:t>
       </w:r>
     </w:p>
     <w:p>
@@ -6634,550 +7270,18 @@
         <w:pStyle w:val="NormalWeb"/>
         <w:ind w:left="720"/>
       </w:pPr>
-      <w:r>
-        <w:t>At this point your project should look conceptually like:</w:t>
-      </w:r>
-    </w:p>
-    <w:p>
-      <w:pPr>
-        <w:pStyle w:val="HTMLPreformatted"/>
-        <w:ind w:left="720"/>
-        <w:rPr>
-          <w:rStyle w:val="HTMLCode"/>
-          <w:rFonts w:eastAsiaTheme="majorEastAsia"/>
-        </w:rPr>
-      </w:pPr>
-      <w:r>
-        <w:rPr>
-          <w:rStyle w:val="HTMLCode"/>
-          <w:rFonts w:eastAsiaTheme="majorEastAsia"/>
-        </w:rPr>
-        <w:t>D:\RedDust\</w:t>
-      </w:r>
-    </w:p>
-    <w:p>
-      <w:pPr>
-        <w:pStyle w:val="HTMLPreformatted"/>
-        <w:ind w:left="720"/>
-        <w:rPr>
-          <w:rStyle w:val="HTMLCode"/>
-          <w:rFonts w:eastAsiaTheme="majorEastAsia"/>
-        </w:rPr>
-      </w:pPr>
-      <w:r>
-        <w:rPr>
-          <w:rStyle w:val="HTMLCode"/>
-          <w:rFonts w:eastAsiaTheme="majorEastAsia"/>
-        </w:rPr>
-        <w:t>│</w:t>
-      </w:r>
-    </w:p>
-    <w:p>
-      <w:pPr>
-        <w:pStyle w:val="HTMLPreformatted"/>
-        <w:ind w:left="720"/>
-        <w:rPr>
-          <w:rStyle w:val="HTMLCode"/>
-          <w:rFonts w:eastAsiaTheme="majorEastAsia"/>
-        </w:rPr>
-      </w:pPr>
-      <w:r>
-        <w:rPr>
-          <w:rStyle w:val="HTMLCode"/>
-          <w:rFonts w:eastAsiaTheme="majorEastAsia"/>
-        </w:rPr>
-        <w:t>├── reddust-mobile\</w:t>
-      </w:r>
-    </w:p>
-    <w:p>
-      <w:pPr>
-        <w:pStyle w:val="HTMLPreformatted"/>
-        <w:ind w:left="720"/>
-        <w:rPr>
-          <w:rStyle w:val="HTMLCode"/>
-          <w:rFonts w:eastAsiaTheme="majorEastAsia"/>
-        </w:rPr>
-      </w:pPr>
-      <w:r>
-        <w:rPr>
-          <w:rStyle w:val="HTMLCode"/>
-          <w:rFonts w:eastAsiaTheme="majorEastAsia"/>
-        </w:rPr>
-        <w:t>│   │</w:t>
-      </w:r>
-    </w:p>
-    <w:p>
-      <w:pPr>
-        <w:pStyle w:val="HTMLPreformatted"/>
-        <w:ind w:left="720"/>
-        <w:rPr>
-          <w:rStyle w:val="HTMLCode"/>
-          <w:rFonts w:eastAsiaTheme="majorEastAsia"/>
-        </w:rPr>
-      </w:pPr>
-      <w:r>
-        <w:rPr>
-          <w:rStyle w:val="HTMLCode"/>
-          <w:rFonts w:eastAsiaTheme="majorEastAsia"/>
-        </w:rPr>
-        <w:t>│   ├── app\</w:t>
-      </w:r>
-    </w:p>
-    <w:p>
-      <w:pPr>
-        <w:pStyle w:val="HTMLPreformatted"/>
-        <w:ind w:left="720"/>
-        <w:rPr>
-          <w:rStyle w:val="HTMLCode"/>
-          <w:rFonts w:eastAsiaTheme="majorEastAsia"/>
-        </w:rPr>
-      </w:pPr>
-      <w:r>
-        <w:rPr>
-          <w:rStyle w:val="HTMLCode"/>
-          <w:rFonts w:eastAsiaTheme="majorEastAsia"/>
-        </w:rPr>
-        <w:t>│   ├── assets\</w:t>
-      </w:r>
-    </w:p>
-    <w:p>
-      <w:pPr>
-        <w:pStyle w:val="HTMLPreformatted"/>
-        <w:ind w:left="720"/>
-        <w:rPr>
-          <w:rStyle w:val="HTMLCode"/>
-          <w:rFonts w:eastAsiaTheme="majorEastAsia"/>
-        </w:rPr>
-      </w:pPr>
-      <w:r>
-        <w:rPr>
-          <w:rStyle w:val="HTMLCode"/>
-          <w:rFonts w:eastAsiaTheme="majorEastAsia"/>
-        </w:rPr>
-        <w:t>│   ├── node_modules\</w:t>
-      </w:r>
-    </w:p>
-    <w:p>
-      <w:pPr>
-        <w:pStyle w:val="HTMLPreformatted"/>
-        <w:ind w:left="720"/>
-        <w:rPr>
-          <w:rStyle w:val="HTMLCode"/>
-          <w:rFonts w:eastAsiaTheme="majorEastAsia"/>
-        </w:rPr>
-      </w:pPr>
-      <w:r>
-        <w:rPr>
-          <w:rStyle w:val="HTMLCode"/>
-          <w:rFonts w:eastAsiaTheme="majorEastAsia"/>
-        </w:rPr>
-        <w:t>│   │</w:t>
-      </w:r>
-    </w:p>
-    <w:p>
-      <w:pPr>
-        <w:pStyle w:val="HTMLPreformatted"/>
-        <w:ind w:left="720"/>
-        <w:rPr>
-          <w:rStyle w:val="HTMLCode"/>
-          <w:rFonts w:eastAsiaTheme="majorEastAsia"/>
-        </w:rPr>
-      </w:pPr>
-      <w:r>
-        <w:rPr>
-          <w:rStyle w:val="HTMLCode"/>
-          <w:rFonts w:eastAsiaTheme="majorEastAsia"/>
-        </w:rPr>
-        <w:t>│   ├── app.json</w:t>
-      </w:r>
-    </w:p>
-    <w:p>
-      <w:pPr>
-        <w:pStyle w:val="HTMLPreformatted"/>
-        <w:ind w:left="720"/>
-        <w:rPr>
-          <w:rStyle w:val="HTMLCode"/>
-          <w:rFonts w:eastAsiaTheme="majorEastAsia"/>
-        </w:rPr>
-      </w:pPr>
-      <w:r>
-        <w:rPr>
-          <w:rStyle w:val="HTMLCode"/>
-          <w:rFonts w:eastAsiaTheme="majorEastAsia"/>
-        </w:rPr>
-        <w:t>│   ├── eas.json</w:t>
-      </w:r>
-    </w:p>
-    <w:p>
-      <w:pPr>
-        <w:pStyle w:val="HTMLPreformatted"/>
-        <w:ind w:left="720"/>
-        <w:rPr>
-          <w:rStyle w:val="HTMLCode"/>
-          <w:rFonts w:eastAsiaTheme="majorEastAsia"/>
-        </w:rPr>
-      </w:pPr>
-      <w:r>
-        <w:rPr>
-          <w:rStyle w:val="HTMLCode"/>
-          <w:rFonts w:eastAsiaTheme="majorEastAsia"/>
-        </w:rPr>
-        <w:t>│   ├── package.json</w:t>
-      </w:r>
-    </w:p>
-    <w:p>
-      <w:pPr>
-        <w:pStyle w:val="HTMLPreformatted"/>
-        <w:ind w:left="720"/>
-        <w:rPr>
-          <w:rStyle w:val="HTMLCode"/>
-          <w:rFonts w:eastAsiaTheme="majorEastAsia"/>
-        </w:rPr>
-      </w:pPr>
-      <w:r>
-        <w:rPr>
-          <w:rStyle w:val="HTMLCode"/>
-          <w:rFonts w:eastAsiaTheme="majorEastAsia"/>
-        </w:rPr>
-        <w:t>│   ├── tsconfig.json</w:t>
-      </w:r>
-    </w:p>
-    <w:p>
-      <w:pPr>
-        <w:pStyle w:val="HTMLPreformatted"/>
-        <w:ind w:left="720"/>
-        <w:rPr>
-          <w:rStyle w:val="HTMLCode"/>
-          <w:rFonts w:eastAsiaTheme="majorEastAsia"/>
-        </w:rPr>
-      </w:pPr>
-      <w:r>
-        <w:rPr>
-          <w:rStyle w:val="HTMLCode"/>
-          <w:rFonts w:eastAsiaTheme="majorEastAsia"/>
-        </w:rPr>
-        <w:t>│   │</w:t>
-      </w:r>
-    </w:p>
-    <w:p>
-      <w:pPr>
-        <w:pStyle w:val="HTMLPreformatted"/>
-        <w:ind w:left="720"/>
-        <w:rPr>
-          <w:rStyle w:val="HTMLCode"/>
-          <w:rFonts w:eastAsiaTheme="majorEastAsia"/>
-        </w:rPr>
-      </w:pPr>
-      <w:r>
-        <w:rPr>
-          <w:rStyle w:val="HTMLCode"/>
-          <w:rFonts w:eastAsiaTheme="majorEastAsia"/>
-        </w:rPr>
-        <w:t>│   └── installed:</w:t>
-      </w:r>
-    </w:p>
-    <w:p>
-      <w:pPr>
-        <w:pStyle w:val="HTMLPreformatted"/>
-        <w:ind w:left="720"/>
-        <w:rPr>
-          <w:rStyle w:val="HTMLCode"/>
-          <w:rFonts w:eastAsiaTheme="majorEastAsia"/>
-        </w:rPr>
-      </w:pPr>
-      <w:r>
-        <w:rPr>
-          <w:rStyle w:val="HTMLCode"/>
-          <w:rFonts w:eastAsiaTheme="majorEastAsia"/>
-        </w:rPr>
-        <w:t>│       ├── Expo SDK 56</w:t>
-      </w:r>
-    </w:p>
-    <w:p>
-      <w:pPr>
-        <w:pStyle w:val="HTMLPreformatted"/>
-        <w:ind w:left="720"/>
-        <w:rPr>
-          <w:rStyle w:val="HTMLCode"/>
-          <w:rFonts w:eastAsiaTheme="majorEastAsia"/>
-        </w:rPr>
-      </w:pPr>
-      <w:r>
-        <w:rPr>
-          <w:rStyle w:val="HTMLCode"/>
-          <w:rFonts w:eastAsiaTheme="majorEastAsia"/>
-        </w:rPr>
-        <w:t>│       ├── React Native</w:t>
-      </w:r>
-    </w:p>
-    <w:p>
-      <w:pPr>
-        <w:pStyle w:val="HTMLPreformatted"/>
-        <w:ind w:left="720"/>
-        <w:rPr>
-          <w:rStyle w:val="HTMLCode"/>
-          <w:rFonts w:eastAsiaTheme="majorEastAsia"/>
-        </w:rPr>
-      </w:pPr>
-      <w:r>
-        <w:rPr>
-          <w:rStyle w:val="HTMLCode"/>
-          <w:rFonts w:eastAsiaTheme="majorEastAsia"/>
-        </w:rPr>
-        <w:t>│       ├── TypeScript</w:t>
-      </w:r>
-    </w:p>
-    <w:p>
-      <w:pPr>
-        <w:pStyle w:val="HTMLPreformatted"/>
-        <w:ind w:left="720"/>
-        <w:rPr>
-          <w:rStyle w:val="HTMLCode"/>
-          <w:rFonts w:eastAsiaTheme="majorEastAsia"/>
-        </w:rPr>
-      </w:pPr>
-      <w:r>
-        <w:rPr>
-          <w:rStyle w:val="HTMLCode"/>
-          <w:rFonts w:eastAsiaTheme="majorEastAsia"/>
-        </w:rPr>
-        <w:t>│       ├── expo-dev-client</w:t>
-      </w:r>
-    </w:p>
-    <w:p>
-      <w:pPr>
-        <w:pStyle w:val="HTMLPreformatted"/>
-        <w:ind w:left="720"/>
-        <w:rPr>
-          <w:rStyle w:val="HTMLCode"/>
-          <w:rFonts w:eastAsiaTheme="majorEastAsia"/>
-        </w:rPr>
-      </w:pPr>
-      <w:r>
-        <w:rPr>
-          <w:rStyle w:val="HTMLCode"/>
-          <w:rFonts w:eastAsiaTheme="majorEastAsia"/>
-        </w:rPr>
-        <w:t>│       ├── react-native-webrtc 124.0.7</w:t>
-      </w:r>
-    </w:p>
-    <w:p>
-      <w:pPr>
-        <w:pStyle w:val="HTMLPreformatted"/>
-        <w:ind w:left="720"/>
-        <w:rPr>
-          <w:rStyle w:val="HTMLCode"/>
-          <w:rFonts w:eastAsiaTheme="majorEastAsia"/>
-        </w:rPr>
-      </w:pPr>
-      <w:r>
-        <w:rPr>
-          <w:rStyle w:val="HTMLCode"/>
-          <w:rFonts w:eastAsiaTheme="majorEastAsia"/>
-        </w:rPr>
-        <w:t>│       └── @config-plugins/react-native-webrtc 15.0.0</w:t>
-      </w:r>
-    </w:p>
-    <w:p>
-      <w:pPr>
-        <w:pStyle w:val="HTMLPreformatted"/>
-        <w:ind w:left="720"/>
-        <w:rPr>
-          <w:rStyle w:val="HTMLCode"/>
-          <w:rFonts w:eastAsiaTheme="majorEastAsia"/>
-        </w:rPr>
-      </w:pPr>
-      <w:r>
-        <w:rPr>
-          <w:rStyle w:val="HTMLCode"/>
-          <w:rFonts w:eastAsiaTheme="majorEastAsia"/>
-        </w:rPr>
-        <w:t>│</w:t>
-      </w:r>
-    </w:p>
-    <w:p>
-      <w:pPr>
-        <w:pStyle w:val="HTMLPreformatted"/>
-        <w:ind w:left="720"/>
-        <w:rPr>
-          <w:rStyle w:val="HTMLCode"/>
-          <w:rFonts w:eastAsiaTheme="majorEastAsia"/>
-        </w:rPr>
-      </w:pPr>
-      <w:r>
-        <w:rPr>
-          <w:rStyle w:val="HTMLCode"/>
-          <w:rFonts w:eastAsiaTheme="majorEastAsia"/>
-        </w:rPr>
-        <w:t>└── reddust-gateway\</w:t>
-      </w:r>
-    </w:p>
-    <w:p>
-      <w:pPr>
-        <w:pStyle w:val="HTMLPreformatted"/>
-        <w:ind w:left="720"/>
-        <w:rPr>
-          <w:rStyle w:val="HTMLCode"/>
-          <w:rFonts w:eastAsiaTheme="majorEastAsia"/>
-        </w:rPr>
-      </w:pPr>
-      <w:r>
-        <w:rPr>
-          <w:rStyle w:val="HTMLCode"/>
-          <w:rFonts w:eastAsiaTheme="majorEastAsia"/>
-        </w:rPr>
-        <w:t xml:space="preserve">    │</w:t>
-      </w:r>
-    </w:p>
-    <w:p>
-      <w:pPr>
-        <w:pStyle w:val="HTMLPreformatted"/>
-        <w:ind w:left="720"/>
-        <w:rPr>
-          <w:rStyle w:val="HTMLCode"/>
-          <w:rFonts w:eastAsiaTheme="majorEastAsia"/>
-        </w:rPr>
-      </w:pPr>
-      <w:r>
-        <w:rPr>
-          <w:rStyle w:val="HTMLCode"/>
-          <w:rFonts w:eastAsiaTheme="majorEastAsia"/>
-        </w:rPr>
-        <w:t xml:space="preserve">    ├── .venv\</w:t>
-      </w:r>
-    </w:p>
-    <w:p>
-      <w:pPr>
-        <w:pStyle w:val="HTMLPreformatted"/>
-        <w:ind w:left="720"/>
-      </w:pPr>
-      <w:r>
-        <w:rPr>
-          <w:rStyle w:val="HTMLCode"/>
-          <w:rFonts w:eastAsiaTheme="majorEastAsia"/>
-        </w:rPr>
-        <w:t xml:space="preserve">    └── Python / FastAPI / aiortc</w:t>
-      </w:r>
     </w:p>
     <w:p>
       <w:pPr>
         <w:pStyle w:val="NormalWeb"/>
         <w:ind w:left="720"/>
       </w:pPr>
-      <w:r>
-        <w:t xml:space="preserve">You have </w:t>
-      </w:r>
-      <w:r>
-        <w:rPr>
-          <w:rStyle w:val="Strong"/>
-          <w:rFonts w:eastAsiaTheme="majorEastAsia"/>
-        </w:rPr>
-        <w:t>not</w:t>
-      </w:r>
-      <w:r>
-        <w:t xml:space="preserve"> installed:</w:t>
-      </w:r>
-    </w:p>
-    <w:p>
-      <w:pPr>
-        <w:pStyle w:val="HTMLPreformatted"/>
-        <w:ind w:left="720"/>
-        <w:rPr>
-          <w:rStyle w:val="HTMLCode"/>
-          <w:rFonts w:eastAsiaTheme="majorEastAsia"/>
-        </w:rPr>
-      </w:pPr>
-      <w:r>
-        <w:rPr>
-          <w:rStyle w:val="HTMLCode"/>
-          <w:rFonts w:eastAsiaTheme="majorEastAsia"/>
-        </w:rPr>
-        <w:t xml:space="preserve">Android Studio       </w:t>
-      </w:r>
-      <w:r>
-        <w:rPr>
-          <w:rStyle w:val="HTMLCode"/>
-          <w:rFonts w:ascii="Segoe UI Symbol" w:eastAsiaTheme="majorEastAsia" w:hAnsi="Segoe UI Symbol" w:cs="Segoe UI Symbol"/>
-        </w:rPr>
-        <w:t>❌</w:t>
-      </w:r>
-    </w:p>
-    <w:p>
-      <w:pPr>
-        <w:pStyle w:val="HTMLPreformatted"/>
-        <w:ind w:left="720"/>
-        <w:rPr>
-          <w:rStyle w:val="HTMLCode"/>
-          <w:rFonts w:eastAsiaTheme="majorEastAsia"/>
-        </w:rPr>
-      </w:pPr>
-      <w:r>
-        <w:rPr>
-          <w:rStyle w:val="HTMLCode"/>
-          <w:rFonts w:eastAsiaTheme="majorEastAsia"/>
-        </w:rPr>
-        <w:t xml:space="preserve">Android Emulator     </w:t>
-      </w:r>
-      <w:r>
-        <w:rPr>
-          <w:rStyle w:val="HTMLCode"/>
-          <w:rFonts w:ascii="Segoe UI Symbol" w:eastAsiaTheme="majorEastAsia" w:hAnsi="Segoe UI Symbol" w:cs="Segoe UI Symbol"/>
-        </w:rPr>
-        <w:t>❌</w:t>
-      </w:r>
-    </w:p>
-    <w:p>
-      <w:pPr>
-        <w:pStyle w:val="HTMLPreformatted"/>
-        <w:ind w:left="720"/>
-        <w:rPr>
-          <w:rStyle w:val="HTMLCode"/>
-          <w:rFonts w:eastAsiaTheme="majorEastAsia"/>
-        </w:rPr>
-      </w:pPr>
-      <w:r>
-        <w:rPr>
-          <w:rStyle w:val="HTMLCode"/>
-          <w:rFonts w:eastAsiaTheme="majorEastAsia"/>
-        </w:rPr>
-        <w:t xml:space="preserve">Android SDK locally  </w:t>
-      </w:r>
-      <w:r>
-        <w:rPr>
-          <w:rStyle w:val="HTMLCode"/>
-          <w:rFonts w:ascii="Segoe UI Symbol" w:eastAsiaTheme="majorEastAsia" w:hAnsi="Segoe UI Symbol" w:cs="Segoe UI Symbol"/>
-        </w:rPr>
-        <w:t>❌</w:t>
-      </w:r>
-    </w:p>
-    <w:p>
-      <w:pPr>
-        <w:pStyle w:val="HTMLPreformatted"/>
-        <w:ind w:left="720"/>
-      </w:pPr>
-      <w:r>
-        <w:rPr>
-          <w:rStyle w:val="HTMLCode"/>
-          <w:rFonts w:eastAsiaTheme="majorEastAsia"/>
-        </w:rPr>
-        <w:t xml:space="preserve">Xcode                </w:t>
-      </w:r>
-      <w:r>
-        <w:rPr>
-          <w:rStyle w:val="HTMLCode"/>
-          <w:rFonts w:ascii="Segoe UI Symbol" w:eastAsiaTheme="majorEastAsia" w:hAnsi="Segoe UI Symbol" w:cs="Segoe UI Symbol"/>
-        </w:rPr>
-        <w:t>❌</w:t>
-      </w:r>
     </w:p>
     <w:p>
       <w:pPr>
         <w:pStyle w:val="NormalWeb"/>
         <w:ind w:left="720"/>
       </w:pPr>
-      <w:r>
-        <w:t>And that's intentional.</w:t>
-      </w:r>
     </w:p>
     <w:p>
       <w:pPr>
@@ -7190,77 +7294,59 @@
         <w:pStyle w:val="NormalWeb"/>
         <w:ind w:left="720"/>
       </w:pPr>
-    </w:p>
-    <w:p>
-      <w:pPr>
-        <w:pStyle w:val="NormalWeb"/>
-        <w:ind w:left="720"/>
-      </w:pPr>
-    </w:p>
-    <w:p>
-      <w:pPr>
-        <w:pStyle w:val="NormalWeb"/>
-        <w:ind w:left="720"/>
-      </w:pPr>
-    </w:p>
-    <w:p>
-      <w:pPr>
-        <w:pStyle w:val="NormalWeb"/>
-        <w:ind w:left="720"/>
-      </w:pPr>
-      <w:r>
+      <w:r>
+        <w:t>Your physical Android phone will eventually be:</w:t>
+      </w:r>
+    </w:p>
+    <w:p>
+      <w:pPr>
+        <w:pStyle w:val="HTMLPreformatted"/>
+        <w:ind w:left="720"/>
+        <w:rPr>
+          <w:rStyle w:val="HTMLCode"/>
+          <w:rFonts w:eastAsiaTheme="majorEastAsia"/>
+        </w:rPr>
+      </w:pPr>
+      <w:r>
+        <w:rPr>
+          <w:rStyle w:val="HTMLCode"/>
+          <w:rFonts w:eastAsiaTheme="majorEastAsia"/>
+        </w:rPr>
+        <w:t xml:space="preserve">                        INTERNET / Wi-Fi</w:t>
+      </w:r>
+    </w:p>
+    <w:p>
+      <w:pPr>
+        <w:pStyle w:val="HTMLPreformatted"/>
+        <w:ind w:left="720"/>
+        <w:rPr>
+          <w:rStyle w:val="HTMLCode"/>
+          <w:rFonts w:eastAsiaTheme="majorEastAsia"/>
+        </w:rPr>
+      </w:pPr>
+      <w:r>
+        <w:rPr>
+          <w:rStyle w:val="HTMLCode"/>
+          <w:rFonts w:eastAsiaTheme="majorEastAsia"/>
+        </w:rPr>
+        <w:t xml:space="preserve">                              │</w:t>
+      </w:r>
+    </w:p>
+    <w:p>
+      <w:pPr>
+        <w:pStyle w:val="HTMLPreformatted"/>
+        <w:ind w:left="720"/>
+        <w:rPr>
+          <w:rStyle w:val="HTMLCode"/>
+          <w:rFonts w:eastAsiaTheme="majorEastAsia"/>
+        </w:rPr>
+      </w:pPr>
+      <w:r>
+        <w:rPr>
+          <w:rStyle w:val="HTMLCode"/>
+          <w:rFonts w:eastAsiaTheme="majorEastAsia"/>
+        </w:rPr>
         <w:lastRenderedPageBreak/>
-        <w:t>Your physical Android phone will eventually be:</w:t>
-      </w:r>
-    </w:p>
-    <w:p>
-      <w:pPr>
-        <w:pStyle w:val="HTMLPreformatted"/>
-        <w:ind w:left="720"/>
-        <w:rPr>
-          <w:rStyle w:val="HTMLCode"/>
-          <w:rFonts w:eastAsiaTheme="majorEastAsia"/>
-        </w:rPr>
-      </w:pPr>
-      <w:r>
-        <w:rPr>
-          <w:rStyle w:val="HTMLCode"/>
-          <w:rFonts w:eastAsiaTheme="majorEastAsia"/>
-        </w:rPr>
-        <w:t xml:space="preserve">                        INTERNET / Wi-Fi</w:t>
-      </w:r>
-    </w:p>
-    <w:p>
-      <w:pPr>
-        <w:pStyle w:val="HTMLPreformatted"/>
-        <w:ind w:left="720"/>
-        <w:rPr>
-          <w:rStyle w:val="HTMLCode"/>
-          <w:rFonts w:eastAsiaTheme="majorEastAsia"/>
-        </w:rPr>
-      </w:pPr>
-      <w:r>
-        <w:rPr>
-          <w:rStyle w:val="HTMLCode"/>
-          <w:rFonts w:eastAsiaTheme="majorEastAsia"/>
-        </w:rPr>
-        <w:t xml:space="preserve">                              │</w:t>
-      </w:r>
-    </w:p>
-    <w:p>
-      <w:pPr>
-        <w:pStyle w:val="HTMLPreformatted"/>
-        <w:ind w:left="720"/>
-        <w:rPr>
-          <w:rStyle w:val="HTMLCode"/>
-          <w:rFonts w:eastAsiaTheme="majorEastAsia"/>
-        </w:rPr>
-      </w:pPr>
-      <w:r>
-        <w:rPr>
-          <w:rStyle w:val="HTMLCode"/>
-          <w:rFonts w:eastAsiaTheme="majorEastAsia"/>
-        </w:rPr>
         <w:t xml:space="preserve">                              │</w:t>
       </w:r>
     </w:p>
@@ -16194,7 +16280,7 @@
           <w:noProof/>
         </w:rPr>
         <w:drawing>
-          <wp:inline distT="0" distB="0" distL="0" distR="0" wp14:anchorId="4218B782" wp14:editId="3E0E4CD1">
+          <wp:inline distT="0" distB="0" distL="0" distR="0" wp14:anchorId="4218B782" wp14:editId="7B115F7C">
             <wp:extent cx="2856575" cy="6353299"/>
             <wp:effectExtent l="0" t="0" r="1270" b="0"/>
             <wp:docPr id="1" name="Picture 1" descr="C:\Users\User\AppData\Local\Packages\5319275A.WhatsAppDesktop_cv1g1gvanyjgm\LocalState\sessions\9D30147B421BEBFA4F00A0214D2433EFA05B42B2\transfers\2026-32\WhatsApp Image 2026-08-09 at 2.00.22 PM.jpeg"/>
@@ -25587,6 +25673,7 @@
         <w:pStyle w:val="NormalWeb"/>
       </w:pPr>
       <w:r>
+        <w:lastRenderedPageBreak/>
         <w:t>For now:</w:t>
       </w:r>
     </w:p>
@@ -25603,7 +25690,6 @@
           <w:rStyle w:val="HTMLCode"/>
           <w:rFonts w:eastAsiaTheme="majorEastAsia"/>
         </w:rPr>
-        <w:lastRenderedPageBreak/>
         <w:t xml:space="preserve">STUN </w:t>
       </w:r>
       <w:r>
@@ -26246,6 +26332,7 @@
           <w:rStyle w:val="HTMLCode"/>
           <w:rFonts w:eastAsiaTheme="majorEastAsia"/>
         </w:rPr>
+        <w:lastRenderedPageBreak/>
         <w:t>v=0</w:t>
       </w:r>
     </w:p>
@@ -26262,1010 +26349,1010 @@
           <w:rStyle w:val="HTMLCode"/>
           <w:rFonts w:eastAsiaTheme="majorEastAsia"/>
         </w:rPr>
+        <w:t>o=- ...</w:t>
+      </w:r>
+    </w:p>
+    <w:p>
+      <w:pPr>
+        <w:pStyle w:val="HTMLPreformatted"/>
+        <w:rPr>
+          <w:rStyle w:val="HTMLCode"/>
+          <w:rFonts w:eastAsiaTheme="majorEastAsia"/>
+        </w:rPr>
+      </w:pPr>
+      <w:r>
+        <w:rPr>
+          <w:rStyle w:val="HTMLCode"/>
+          <w:rFonts w:eastAsiaTheme="majorEastAsia"/>
+        </w:rPr>
+        <w:t>s=-</w:t>
+      </w:r>
+    </w:p>
+    <w:p>
+      <w:pPr>
+        <w:pStyle w:val="HTMLPreformatted"/>
+        <w:rPr>
+          <w:rStyle w:val="HTMLCode"/>
+          <w:rFonts w:eastAsiaTheme="majorEastAsia"/>
+        </w:rPr>
+      </w:pPr>
+      <w:r>
+        <w:rPr>
+          <w:rStyle w:val="HTMLCode"/>
+          <w:rFonts w:eastAsiaTheme="majorEastAsia"/>
+        </w:rPr>
+        <w:t>t=0 0</w:t>
+      </w:r>
+    </w:p>
+    <w:p>
+      <w:pPr>
+        <w:pStyle w:val="HTMLPreformatted"/>
+        <w:rPr>
+          <w:rStyle w:val="HTMLCode"/>
+          <w:rFonts w:eastAsiaTheme="majorEastAsia"/>
+        </w:rPr>
+      </w:pPr>
+      <w:r>
+        <w:rPr>
+          <w:rStyle w:val="HTMLCode"/>
+          <w:rFonts w:eastAsiaTheme="majorEastAsia"/>
+        </w:rPr>
+        <w:t>m=audio ...</w:t>
+      </w:r>
+    </w:p>
+    <w:p>
+      <w:pPr>
+        <w:pStyle w:val="HTMLPreformatted"/>
+        <w:rPr>
+          <w:rStyle w:val="HTMLCode"/>
+          <w:rFonts w:eastAsiaTheme="majorEastAsia"/>
+        </w:rPr>
+      </w:pPr>
+      <w:r>
+        <w:rPr>
+          <w:rStyle w:val="HTMLCode"/>
+          <w:rFonts w:eastAsiaTheme="majorEastAsia"/>
+        </w:rPr>
+        <w:t>a=rtpmap:111 opus/48000/2</w:t>
+      </w:r>
+    </w:p>
+    <w:p>
+      <w:pPr>
+        <w:pStyle w:val="HTMLPreformatted"/>
+      </w:pPr>
+      <w:r>
+        <w:rPr>
+          <w:rStyle w:val="HTMLCode"/>
+          <w:rFonts w:eastAsiaTheme="majorEastAsia"/>
+        </w:rPr>
+        <w:t>...</w:t>
+      </w:r>
+    </w:p>
+    <w:p>
+      <w:pPr>
+        <w:pStyle w:val="NormalWeb"/>
+      </w:pPr>
+      <w:r>
+        <w:t>Do not parse this yourself.</w:t>
+      </w:r>
+    </w:p>
+    <w:p>
+      <w:pPr>
+        <w:pStyle w:val="NormalWeb"/>
+      </w:pPr>
+      <w:r>
+        <w:t>WebRTC owns it.</w:t>
+      </w:r>
+    </w:p>
+    <w:p>
+      <w:pPr>
+        <w:pStyle w:val="pdq2pgselectionanchorcontainer"/>
+      </w:pPr>
+      <w:r>
+        <w:t>Step 12 only got you this far:</w:t>
+      </w:r>
+    </w:p>
+    <w:p>
+      <w:pPr>
+        <w:pStyle w:val="HTMLPreformatted"/>
+        <w:rPr>
+          <w:rStyle w:val="HTMLCode"/>
+          <w:rFonts w:eastAsiaTheme="majorEastAsia"/>
+        </w:rPr>
+      </w:pPr>
+      <w:r>
+        <w:rPr>
+          <w:rStyle w:val="HTMLCode"/>
+          <w:rFonts w:eastAsiaTheme="majorEastAsia"/>
+        </w:rPr>
+        <w:t>Microphone</w:t>
+      </w:r>
+    </w:p>
+    <w:p>
+      <w:pPr>
+        <w:pStyle w:val="HTMLPreformatted"/>
+        <w:rPr>
+          <w:rStyle w:val="HTMLCode"/>
+          <w:rFonts w:eastAsiaTheme="majorEastAsia"/>
+        </w:rPr>
+      </w:pPr>
+      <w:r>
+        <w:rPr>
+          <w:rStyle w:val="HTMLCode"/>
+          <w:rFonts w:eastAsiaTheme="majorEastAsia"/>
+        </w:rPr>
+        <w:t xml:space="preserve">   ↓</w:t>
+      </w:r>
+    </w:p>
+    <w:p>
+      <w:pPr>
+        <w:pStyle w:val="HTMLPreformatted"/>
+        <w:rPr>
+          <w:rStyle w:val="HTMLCode"/>
+          <w:rFonts w:eastAsiaTheme="majorEastAsia"/>
+        </w:rPr>
+      </w:pPr>
+      <w:r>
+        <w:rPr>
+          <w:rStyle w:val="HTMLCode"/>
+          <w:rFonts w:eastAsiaTheme="majorEastAsia"/>
+        </w:rPr>
+        <w:t>MediaStream</w:t>
+      </w:r>
+    </w:p>
+    <w:p>
+      <w:pPr>
+        <w:pStyle w:val="HTMLPreformatted"/>
+        <w:rPr>
+          <w:rStyle w:val="HTMLCode"/>
+          <w:rFonts w:eastAsiaTheme="majorEastAsia"/>
+        </w:rPr>
+      </w:pPr>
+      <w:r>
+        <w:rPr>
+          <w:rStyle w:val="HTMLCode"/>
+          <w:rFonts w:eastAsiaTheme="majorEastAsia"/>
+        </w:rPr>
+        <w:t xml:space="preserve">   ↓</w:t>
+      </w:r>
+    </w:p>
+    <w:p>
+      <w:pPr>
+        <w:pStyle w:val="HTMLPreformatted"/>
+        <w:rPr>
+          <w:rStyle w:val="HTMLCode"/>
+          <w:rFonts w:eastAsiaTheme="majorEastAsia"/>
+        </w:rPr>
+      </w:pPr>
+      <w:r>
+        <w:rPr>
+          <w:rStyle w:val="HTMLCode"/>
+          <w:rFonts w:eastAsiaTheme="majorEastAsia"/>
+        </w:rPr>
+        <w:t>audio track</w:t>
+      </w:r>
+    </w:p>
+    <w:p>
+      <w:pPr>
+        <w:pStyle w:val="HTMLPreformatted"/>
+        <w:rPr>
+          <w:rStyle w:val="HTMLCode"/>
+          <w:rFonts w:eastAsiaTheme="majorEastAsia"/>
+        </w:rPr>
+      </w:pPr>
+      <w:r>
+        <w:rPr>
+          <w:rStyle w:val="HTMLCode"/>
+          <w:rFonts w:eastAsiaTheme="majorEastAsia"/>
+        </w:rPr>
+        <w:t xml:space="preserve">   ↓</w:t>
+      </w:r>
+    </w:p>
+    <w:p>
+      <w:pPr>
+        <w:pStyle w:val="HTMLPreformatted"/>
+      </w:pPr>
+      <w:r>
+        <w:rPr>
+          <w:rStyle w:val="HTMLCode"/>
+          <w:rFonts w:eastAsiaTheme="majorEastAsia"/>
+        </w:rPr>
+        <w:t>RTCPeerConnection</w:t>
+      </w:r>
+    </w:p>
+    <w:p>
+      <w:pPr>
+        <w:pStyle w:val="NormalWeb"/>
+      </w:pPr>
+      <w:r>
+        <w:t xml:space="preserve">Step 13 takes that prepared </w:t>
+      </w:r>
+      <w:r>
+        <w:rPr>
+          <w:rStyle w:val="HTMLCode"/>
+          <w:rFonts w:eastAsiaTheme="majorEastAsia"/>
+        </w:rPr>
+        <w:t>RTCPeerConnection</w:t>
+      </w:r>
+      <w:r>
+        <w:t xml:space="preserve"> and asks it to generate a WebRTC connection proposal.</w:t>
+      </w:r>
+    </w:p>
+    <w:p>
+      <w:pPr>
+        <w:pStyle w:val="NormalWeb"/>
+      </w:pPr>
+      <w:r>
+        <w:t>The two lines are:</w:t>
+      </w:r>
+    </w:p>
+    <w:p>
+      <w:pPr>
+        <w:pStyle w:val="HTMLPreformatted"/>
+        <w:rPr>
+          <w:rStyle w:val="HTMLCode"/>
+          <w:rFonts w:eastAsiaTheme="majorEastAsia"/>
+        </w:rPr>
+      </w:pPr>
+      <w:r>
+        <w:rPr>
+          <w:rStyle w:val="g"/>
+          <w:rFonts w:eastAsiaTheme="majorEastAsia"/>
+        </w:rPr>
+        <w:t>const</w:t>
+      </w:r>
+      <w:r>
+        <w:rPr>
+          <w:rStyle w:val="HTMLCode"/>
+          <w:rFonts w:eastAsiaTheme="majorEastAsia"/>
+        </w:rPr>
+        <w:t xml:space="preserve"> </w:t>
+      </w:r>
+      <w:r>
+        <w:rPr>
+          <w:rStyle w:val="m"/>
+          <w:rFonts w:eastAsiaTheme="majorEastAsia"/>
+        </w:rPr>
+        <w:t>offer</w:t>
+      </w:r>
+      <w:r>
+        <w:rPr>
+          <w:rStyle w:val="HTMLCode"/>
+          <w:rFonts w:eastAsiaTheme="majorEastAsia"/>
+        </w:rPr>
+        <w:t xml:space="preserve"> </w:t>
+      </w:r>
+      <w:r>
+        <w:rPr>
+          <w:rStyle w:val="g"/>
+          <w:rFonts w:eastAsiaTheme="majorEastAsia"/>
+        </w:rPr>
+        <w:t>=</w:t>
+      </w:r>
+      <w:r>
+        <w:rPr>
+          <w:rStyle w:val="HTMLCode"/>
+          <w:rFonts w:eastAsiaTheme="majorEastAsia"/>
+        </w:rPr>
+        <w:t xml:space="preserve"> </w:t>
+      </w:r>
+      <w:r>
+        <w:rPr>
+          <w:rStyle w:val="g"/>
+          <w:rFonts w:eastAsiaTheme="majorEastAsia"/>
+        </w:rPr>
+        <w:t>await</w:t>
+      </w:r>
+      <w:r>
+        <w:rPr>
+          <w:rStyle w:val="HTMLCode"/>
+          <w:rFonts w:eastAsiaTheme="majorEastAsia"/>
+        </w:rPr>
+        <w:t xml:space="preserve"> </w:t>
+      </w:r>
+      <w:r>
+        <w:rPr>
+          <w:rStyle w:val="m"/>
+          <w:rFonts w:eastAsiaTheme="majorEastAsia"/>
+        </w:rPr>
+        <w:t>pc</w:t>
+      </w:r>
+      <w:r>
+        <w:rPr>
+          <w:rStyle w:val="g"/>
+          <w:rFonts w:eastAsiaTheme="majorEastAsia"/>
+        </w:rPr>
+        <w:t>.</w:t>
+      </w:r>
+      <w:r>
+        <w:rPr>
+          <w:rStyle w:val="HTMLCode"/>
+          <w:rFonts w:eastAsiaTheme="majorEastAsia"/>
+        </w:rPr>
+        <w:t>createOffer();</w:t>
+      </w:r>
+    </w:p>
+    <w:p>
+      <w:pPr>
+        <w:pStyle w:val="HTMLPreformatted"/>
+        <w:rPr>
+          <w:rStyle w:val="HTMLCode"/>
+        </w:rPr>
+      </w:pPr>
+      <w:r>
+        <w:rPr>
+          <w:rStyle w:val="g"/>
+          <w:rFonts w:eastAsiaTheme="majorEastAsia"/>
+        </w:rPr>
+        <w:t>await</w:t>
+      </w:r>
+      <w:r>
+        <w:rPr>
+          <w:rStyle w:val="HTMLCode"/>
+          <w:rFonts w:eastAsiaTheme="majorEastAsia"/>
+        </w:rPr>
+        <w:t xml:space="preserve"> </w:t>
+      </w:r>
+      <w:r>
+        <w:rPr>
+          <w:rStyle w:val="m"/>
+          <w:rFonts w:eastAsiaTheme="majorEastAsia"/>
+        </w:rPr>
+        <w:t>pc</w:t>
+      </w:r>
+      <w:r>
+        <w:rPr>
+          <w:rStyle w:val="g"/>
+          <w:rFonts w:eastAsiaTheme="majorEastAsia"/>
+        </w:rPr>
+        <w:t>.</w:t>
+      </w:r>
+      <w:r>
+        <w:rPr>
+          <w:rStyle w:val="HTMLCode"/>
+          <w:rFonts w:eastAsiaTheme="majorEastAsia"/>
+        </w:rPr>
+        <w:t>setLocalDescription(</w:t>
+      </w:r>
+      <w:r>
+        <w:rPr>
+          <w:rStyle w:val="m"/>
+          <w:rFonts w:eastAsiaTheme="majorEastAsia"/>
+        </w:rPr>
+        <w:t>offer</w:t>
+      </w:r>
+      <w:r>
+        <w:rPr>
+          <w:rStyle w:val="HTMLCode"/>
+          <w:rFonts w:eastAsiaTheme="majorEastAsia"/>
+        </w:rPr>
+        <w:t>);</w:t>
+      </w:r>
+    </w:p>
+    <w:p>
+      <w:pPr>
+        <w:pStyle w:val="NormalWeb"/>
+      </w:pPr>
+      <w:r>
+        <w:t>Put them in:</w:t>
+      </w:r>
+    </w:p>
+    <w:p>
+      <w:pPr>
+        <w:pStyle w:val="HTMLPreformatted"/>
+      </w:pPr>
+      <w:r>
+        <w:rPr>
+          <w:rStyle w:val="HTMLCode"/>
+          <w:rFonts w:eastAsiaTheme="majorEastAsia"/>
+        </w:rPr>
+        <w:t>D:\RedDust\reddust-mobile\src\app\index.tsx</w:t>
+      </w:r>
+    </w:p>
+    <w:p>
+      <w:pPr>
+        <w:pStyle w:val="NormalWeb"/>
+      </w:pPr>
+      <w:r>
+        <w:t xml:space="preserve">inside your existing </w:t>
+      </w:r>
+      <w:r>
+        <w:rPr>
+          <w:rStyle w:val="HTMLCode"/>
+          <w:rFonts w:eastAsiaTheme="majorEastAsia"/>
+        </w:rPr>
+        <w:t>startMicrophone()</w:t>
+      </w:r>
+      <w:r>
+        <w:t xml:space="preserve"> function, </w:t>
+      </w:r>
+      <w:r>
+        <w:rPr>
+          <w:rStyle w:val="Strong"/>
+          <w:rFonts w:eastAsiaTheme="majorEastAsia"/>
+        </w:rPr>
+        <w:t>after</w:t>
+      </w:r>
+      <w:r>
+        <w:t xml:space="preserve"> you add the microphone tracks to </w:t>
+      </w:r>
+      <w:r>
+        <w:rPr>
+          <w:rStyle w:val="HTMLCode"/>
+          <w:rFonts w:eastAsiaTheme="majorEastAsia"/>
+        </w:rPr>
+        <w:t>pc</w:t>
+      </w:r>
+      <w:r>
+        <w:t>.</w:t>
+      </w:r>
+    </w:p>
+    <w:p>
+      <w:pPr>
+        <w:pStyle w:val="NormalWeb"/>
+      </w:pPr>
+      <w:r>
+        <w:t>You currently have this part:</w:t>
+      </w:r>
+    </w:p>
+    <w:p>
+      <w:pPr>
+        <w:pStyle w:val="HTMLPreformatted"/>
+        <w:rPr>
+          <w:rStyle w:val="HTMLCode"/>
+          <w:rFonts w:eastAsiaTheme="majorEastAsia"/>
+        </w:rPr>
+      </w:pPr>
+      <w:r>
+        <w:rPr>
+          <w:rStyle w:val="g"/>
+          <w:rFonts w:eastAsiaTheme="majorEastAsia"/>
+        </w:rPr>
+        <w:t>const</w:t>
+      </w:r>
+      <w:r>
+        <w:rPr>
+          <w:rStyle w:val="HTMLCode"/>
+          <w:rFonts w:eastAsiaTheme="majorEastAsia"/>
+        </w:rPr>
+        <w:t xml:space="preserve"> </w:t>
+      </w:r>
+      <w:r>
+        <w:rPr>
+          <w:rStyle w:val="m"/>
+          <w:rFonts w:eastAsiaTheme="majorEastAsia"/>
+        </w:rPr>
+        <w:t>pc</w:t>
+      </w:r>
+      <w:r>
+        <w:rPr>
+          <w:rStyle w:val="HTMLCode"/>
+          <w:rFonts w:eastAsiaTheme="majorEastAsia"/>
+        </w:rPr>
+        <w:t xml:space="preserve"> </w:t>
+      </w:r>
+      <w:r>
+        <w:rPr>
+          <w:rStyle w:val="g"/>
+          <w:rFonts w:eastAsiaTheme="majorEastAsia"/>
+        </w:rPr>
+        <w:t>=</w:t>
+      </w:r>
+      <w:r>
+        <w:rPr>
+          <w:rStyle w:val="HTMLCode"/>
+          <w:rFonts w:eastAsiaTheme="majorEastAsia"/>
+        </w:rPr>
+        <w:t xml:space="preserve"> </w:t>
+      </w:r>
+      <w:r>
+        <w:rPr>
+          <w:rStyle w:val="m"/>
+          <w:rFonts w:eastAsiaTheme="majorEastAsia"/>
+        </w:rPr>
+        <w:t>createPeerConnection</w:t>
+      </w:r>
+      <w:r>
+        <w:rPr>
+          <w:rStyle w:val="HTMLCode"/>
+          <w:rFonts w:eastAsiaTheme="majorEastAsia"/>
+        </w:rPr>
+        <w:t>();</w:t>
+      </w:r>
+    </w:p>
+    <w:p>
+      <w:pPr>
+        <w:pStyle w:val="HTMLPreformatted"/>
+        <w:rPr>
+          <w:rStyle w:val="HTMLCode"/>
+          <w:rFonts w:eastAsiaTheme="majorEastAsia"/>
+        </w:rPr>
+      </w:pPr>
+    </w:p>
+    <w:p>
+      <w:pPr>
+        <w:pStyle w:val="HTMLPreformatted"/>
+        <w:rPr>
+          <w:rStyle w:val="HTMLCode"/>
+          <w:rFonts w:eastAsiaTheme="majorEastAsia"/>
+        </w:rPr>
+      </w:pPr>
+      <w:r>
+        <w:rPr>
+          <w:rStyle w:val="m"/>
+          <w:rFonts w:eastAsiaTheme="majorEastAsia"/>
+        </w:rPr>
+        <w:t>localStream</w:t>
+      </w:r>
+      <w:r>
+        <w:rPr>
+          <w:rStyle w:val="g"/>
+          <w:rFonts w:eastAsiaTheme="majorEastAsia"/>
+        </w:rPr>
+        <w:t>.</w:t>
+      </w:r>
+      <w:r>
+        <w:rPr>
+          <w:rStyle w:val="HTMLCode"/>
+          <w:rFonts w:eastAsiaTheme="majorEastAsia"/>
+        </w:rPr>
+        <w:t>getTracks()</w:t>
+      </w:r>
+      <w:r>
+        <w:rPr>
+          <w:rStyle w:val="g"/>
+          <w:rFonts w:eastAsiaTheme="majorEastAsia"/>
+        </w:rPr>
+        <w:t>.</w:t>
+      </w:r>
+      <w:r>
+        <w:rPr>
+          <w:rStyle w:val="HTMLCode"/>
+          <w:rFonts w:eastAsiaTheme="majorEastAsia"/>
+        </w:rPr>
+        <w:t>forEach((</w:t>
+      </w:r>
+      <w:r>
+        <w:rPr>
+          <w:rStyle w:val="m"/>
+          <w:rFonts w:eastAsiaTheme="majorEastAsia"/>
+        </w:rPr>
+        <w:t>track</w:t>
+      </w:r>
+      <w:r>
+        <w:rPr>
+          <w:rStyle w:val="HTMLCode"/>
+          <w:rFonts w:eastAsiaTheme="majorEastAsia"/>
+        </w:rPr>
+        <w:t>) =&gt; {</w:t>
+      </w:r>
+    </w:p>
+    <w:p>
+      <w:pPr>
+        <w:pStyle w:val="HTMLPreformatted"/>
+        <w:rPr>
+          <w:rStyle w:val="HTMLCode"/>
+          <w:rFonts w:eastAsiaTheme="majorEastAsia"/>
+        </w:rPr>
+      </w:pPr>
+      <w:r>
+        <w:rPr>
+          <w:rStyle w:val="HTMLCode"/>
+          <w:rFonts w:eastAsiaTheme="majorEastAsia"/>
+        </w:rPr>
+        <w:t xml:space="preserve">  </w:t>
+      </w:r>
+      <w:r>
+        <w:rPr>
+          <w:rStyle w:val="m"/>
+          <w:rFonts w:eastAsiaTheme="majorEastAsia"/>
+        </w:rPr>
+        <w:t>pc</w:t>
+      </w:r>
+      <w:r>
+        <w:rPr>
+          <w:rStyle w:val="g"/>
+          <w:rFonts w:eastAsiaTheme="majorEastAsia"/>
+        </w:rPr>
+        <w:t>.</w:t>
+      </w:r>
+      <w:r>
+        <w:rPr>
+          <w:rStyle w:val="HTMLCode"/>
+          <w:rFonts w:eastAsiaTheme="majorEastAsia"/>
+        </w:rPr>
+        <w:t>addTrack(</w:t>
+      </w:r>
+      <w:r>
+        <w:rPr>
+          <w:rStyle w:val="m"/>
+          <w:rFonts w:eastAsiaTheme="majorEastAsia"/>
+        </w:rPr>
+        <w:t>track</w:t>
+      </w:r>
+      <w:r>
+        <w:rPr>
+          <w:rStyle w:val="HTMLCode"/>
+          <w:rFonts w:eastAsiaTheme="majorEastAsia"/>
+        </w:rPr>
+        <w:t xml:space="preserve">, </w:t>
+      </w:r>
+      <w:r>
+        <w:rPr>
+          <w:rStyle w:val="m"/>
+          <w:rFonts w:eastAsiaTheme="majorEastAsia"/>
+        </w:rPr>
+        <w:t>localStream</w:t>
+      </w:r>
+      <w:r>
+        <w:rPr>
+          <w:rStyle w:val="HTMLCode"/>
+          <w:rFonts w:eastAsiaTheme="majorEastAsia"/>
+        </w:rPr>
+        <w:t>);</w:t>
+      </w:r>
+    </w:p>
+    <w:p>
+      <w:pPr>
+        <w:pStyle w:val="HTMLPreformatted"/>
+        <w:rPr>
+          <w:rStyle w:val="HTMLCode"/>
+          <w:rFonts w:eastAsiaTheme="majorEastAsia"/>
+        </w:rPr>
+      </w:pPr>
+      <w:r>
+        <w:rPr>
+          <w:rStyle w:val="HTMLCode"/>
+          <w:rFonts w:eastAsiaTheme="majorEastAsia"/>
+        </w:rPr>
+        <w:t>});</w:t>
+      </w:r>
+    </w:p>
+    <w:p>
+      <w:pPr>
+        <w:pStyle w:val="HTMLPreformatted"/>
+        <w:rPr>
+          <w:rStyle w:val="HTMLCode"/>
+          <w:rFonts w:eastAsiaTheme="majorEastAsia"/>
+        </w:rPr>
+      </w:pPr>
+    </w:p>
+    <w:p>
+      <w:pPr>
+        <w:pStyle w:val="HTMLPreformatted"/>
+      </w:pPr>
+      <w:r>
+        <w:rPr>
+          <w:rStyle w:val="m"/>
+          <w:rFonts w:eastAsiaTheme="majorEastAsia"/>
+        </w:rPr>
+        <w:t>console</w:t>
+      </w:r>
+      <w:r>
+        <w:rPr>
+          <w:rStyle w:val="g"/>
+          <w:rFonts w:eastAsiaTheme="majorEastAsia"/>
+        </w:rPr>
+        <w:t>.</w:t>
+      </w:r>
+      <w:r>
+        <w:rPr>
+          <w:rStyle w:val="HTMLCode"/>
+          <w:rFonts w:eastAsiaTheme="majorEastAsia"/>
+        </w:rPr>
+        <w:t>log(</w:t>
+      </w:r>
+      <w:r>
+        <w:rPr>
+          <w:rStyle w:val="k"/>
+        </w:rPr>
+        <w:t>"Microphone track added to RTCPeerConnection"</w:t>
+      </w:r>
+      <w:r>
+        <w:rPr>
+          <w:rStyle w:val="HTMLCode"/>
+          <w:rFonts w:eastAsiaTheme="majorEastAsia"/>
+        </w:rPr>
+        <w:t>);</w:t>
+      </w:r>
+    </w:p>
+    <w:p>
+      <w:pPr>
+        <w:pStyle w:val="NormalWeb"/>
+      </w:pPr>
+      <w:r>
+        <w:t>Immediately after that, add:</w:t>
+      </w:r>
+    </w:p>
+    <w:p>
+      <w:pPr>
+        <w:pStyle w:val="HTMLPreformatted"/>
+        <w:rPr>
+          <w:rStyle w:val="HTMLCode"/>
+          <w:rFonts w:eastAsiaTheme="majorEastAsia"/>
+        </w:rPr>
+      </w:pPr>
+      <w:r>
+        <w:rPr>
+          <w:rStyle w:val="g"/>
+          <w:rFonts w:eastAsiaTheme="majorEastAsia"/>
+        </w:rPr>
+        <w:t>const</w:t>
+      </w:r>
+      <w:r>
+        <w:rPr>
+          <w:rStyle w:val="HTMLCode"/>
+          <w:rFonts w:eastAsiaTheme="majorEastAsia"/>
+        </w:rPr>
+        <w:t xml:space="preserve"> </w:t>
+      </w:r>
+      <w:r>
+        <w:rPr>
+          <w:rStyle w:val="m"/>
+          <w:rFonts w:eastAsiaTheme="majorEastAsia"/>
+        </w:rPr>
+        <w:t>offer</w:t>
+      </w:r>
+      <w:r>
+        <w:rPr>
+          <w:rStyle w:val="HTMLCode"/>
+          <w:rFonts w:eastAsiaTheme="majorEastAsia"/>
+        </w:rPr>
+        <w:t xml:space="preserve"> </w:t>
+      </w:r>
+      <w:r>
+        <w:rPr>
+          <w:rStyle w:val="g"/>
+          <w:rFonts w:eastAsiaTheme="majorEastAsia"/>
+        </w:rPr>
+        <w:t>=</w:t>
+      </w:r>
+      <w:r>
+        <w:rPr>
+          <w:rStyle w:val="HTMLCode"/>
+          <w:rFonts w:eastAsiaTheme="majorEastAsia"/>
+        </w:rPr>
+        <w:t xml:space="preserve"> </w:t>
+      </w:r>
+      <w:r>
+        <w:rPr>
+          <w:rStyle w:val="g"/>
+          <w:rFonts w:eastAsiaTheme="majorEastAsia"/>
+        </w:rPr>
+        <w:t>await</w:t>
+      </w:r>
+      <w:r>
+        <w:rPr>
+          <w:rStyle w:val="HTMLCode"/>
+          <w:rFonts w:eastAsiaTheme="majorEastAsia"/>
+        </w:rPr>
+        <w:t xml:space="preserve"> </w:t>
+      </w:r>
+      <w:r>
+        <w:rPr>
+          <w:rStyle w:val="m"/>
+          <w:rFonts w:eastAsiaTheme="majorEastAsia"/>
+        </w:rPr>
+        <w:t>pc</w:t>
+      </w:r>
+      <w:r>
+        <w:rPr>
+          <w:rStyle w:val="g"/>
+          <w:rFonts w:eastAsiaTheme="majorEastAsia"/>
+        </w:rPr>
+        <w:t>.</w:t>
+      </w:r>
+      <w:r>
+        <w:rPr>
+          <w:rStyle w:val="HTMLCode"/>
+          <w:rFonts w:eastAsiaTheme="majorEastAsia"/>
+        </w:rPr>
+        <w:t>createOffer();</w:t>
+      </w:r>
+    </w:p>
+    <w:p>
+      <w:pPr>
+        <w:pStyle w:val="HTMLPreformatted"/>
+        <w:rPr>
+          <w:rStyle w:val="HTMLCode"/>
+          <w:rFonts w:eastAsiaTheme="majorEastAsia"/>
+        </w:rPr>
+      </w:pPr>
+    </w:p>
+    <w:p>
+      <w:pPr>
+        <w:pStyle w:val="HTMLPreformatted"/>
+        <w:rPr>
+          <w:rStyle w:val="HTMLCode"/>
+          <w:rFonts w:eastAsiaTheme="majorEastAsia"/>
+        </w:rPr>
+      </w:pPr>
+      <w:r>
+        <w:rPr>
+          <w:rStyle w:val="m"/>
+          <w:rFonts w:eastAsiaTheme="majorEastAsia"/>
+        </w:rPr>
+        <w:t>console</w:t>
+      </w:r>
+      <w:r>
+        <w:rPr>
+          <w:rStyle w:val="g"/>
+          <w:rFonts w:eastAsiaTheme="majorEastAsia"/>
+        </w:rPr>
+        <w:t>.</w:t>
+      </w:r>
+      <w:r>
+        <w:rPr>
+          <w:rStyle w:val="HTMLCode"/>
+          <w:rFonts w:eastAsiaTheme="majorEastAsia"/>
+        </w:rPr>
+        <w:t>log(</w:t>
+      </w:r>
+      <w:r>
+        <w:rPr>
+          <w:rStyle w:val="k"/>
+        </w:rPr>
+        <w:t>"WebRTC offer created"</w:t>
+      </w:r>
+      <w:r>
+        <w:rPr>
+          <w:rStyle w:val="HTMLCode"/>
+          <w:rFonts w:eastAsiaTheme="majorEastAsia"/>
+        </w:rPr>
+        <w:t>);</w:t>
+      </w:r>
+    </w:p>
+    <w:p>
+      <w:pPr>
+        <w:pStyle w:val="HTMLPreformatted"/>
+        <w:rPr>
+          <w:rStyle w:val="HTMLCode"/>
+          <w:rFonts w:eastAsiaTheme="majorEastAsia"/>
+        </w:rPr>
+      </w:pPr>
+      <w:r>
+        <w:rPr>
+          <w:rStyle w:val="m"/>
+          <w:rFonts w:eastAsiaTheme="majorEastAsia"/>
+        </w:rPr>
+        <w:t>console</w:t>
+      </w:r>
+      <w:r>
+        <w:rPr>
+          <w:rStyle w:val="g"/>
+          <w:rFonts w:eastAsiaTheme="majorEastAsia"/>
+        </w:rPr>
+        <w:t>.</w:t>
+      </w:r>
+      <w:r>
+        <w:rPr>
+          <w:rStyle w:val="HTMLCode"/>
+          <w:rFonts w:eastAsiaTheme="majorEastAsia"/>
+        </w:rPr>
+        <w:t>log(</w:t>
+      </w:r>
+      <w:r>
+        <w:rPr>
+          <w:rStyle w:val="k"/>
+        </w:rPr>
+        <w:t>"Offer type:"</w:t>
+      </w:r>
+      <w:r>
+        <w:rPr>
+          <w:rStyle w:val="HTMLCode"/>
+          <w:rFonts w:eastAsiaTheme="majorEastAsia"/>
+        </w:rPr>
+        <w:t xml:space="preserve">, </w:t>
+      </w:r>
+      <w:r>
+        <w:rPr>
+          <w:rStyle w:val="m"/>
+          <w:rFonts w:eastAsiaTheme="majorEastAsia"/>
+        </w:rPr>
+        <w:t>offer</w:t>
+      </w:r>
+      <w:r>
+        <w:rPr>
+          <w:rStyle w:val="g"/>
+          <w:rFonts w:eastAsiaTheme="majorEastAsia"/>
+        </w:rPr>
+        <w:t>.</w:t>
+      </w:r>
+      <w:r>
+        <w:rPr>
+          <w:rStyle w:val="HTMLCode"/>
+          <w:rFonts w:eastAsiaTheme="majorEastAsia"/>
+        </w:rPr>
+        <w:t>type);</w:t>
+      </w:r>
+    </w:p>
+    <w:p>
+      <w:pPr>
+        <w:pStyle w:val="HTMLPreformatted"/>
+        <w:rPr>
+          <w:rStyle w:val="HTMLCode"/>
+          <w:rFonts w:eastAsiaTheme="majorEastAsia"/>
+        </w:rPr>
+      </w:pPr>
+      <w:r>
+        <w:rPr>
+          <w:rStyle w:val="m"/>
+          <w:rFonts w:eastAsiaTheme="majorEastAsia"/>
+        </w:rPr>
+        <w:t>console</w:t>
+      </w:r>
+      <w:r>
+        <w:rPr>
+          <w:rStyle w:val="g"/>
+          <w:rFonts w:eastAsiaTheme="majorEastAsia"/>
+        </w:rPr>
+        <w:t>.</w:t>
+      </w:r>
+      <w:r>
+        <w:rPr>
+          <w:rStyle w:val="HTMLCode"/>
+          <w:rFonts w:eastAsiaTheme="majorEastAsia"/>
+        </w:rPr>
+        <w:t>log(</w:t>
+      </w:r>
+      <w:r>
+        <w:rPr>
+          <w:rStyle w:val="k"/>
+        </w:rPr>
+        <w:t>"Offer SDP:"</w:t>
+      </w:r>
+      <w:r>
+        <w:rPr>
+          <w:rStyle w:val="HTMLCode"/>
+          <w:rFonts w:eastAsiaTheme="majorEastAsia"/>
+        </w:rPr>
+        <w:t xml:space="preserve">, </w:t>
+      </w:r>
+      <w:r>
+        <w:rPr>
+          <w:rStyle w:val="m"/>
+          <w:rFonts w:eastAsiaTheme="majorEastAsia"/>
+        </w:rPr>
+        <w:t>offer</w:t>
+      </w:r>
+      <w:r>
+        <w:rPr>
+          <w:rStyle w:val="g"/>
+          <w:rFonts w:eastAsiaTheme="majorEastAsia"/>
+        </w:rPr>
+        <w:t>.</w:t>
+      </w:r>
+      <w:r>
+        <w:rPr>
+          <w:rStyle w:val="HTMLCode"/>
+          <w:rFonts w:eastAsiaTheme="majorEastAsia"/>
+        </w:rPr>
+        <w:t>sdp);</w:t>
+      </w:r>
+    </w:p>
+    <w:p>
+      <w:pPr>
+        <w:pStyle w:val="HTMLPreformatted"/>
+        <w:rPr>
+          <w:rStyle w:val="HTMLCode"/>
+          <w:rFonts w:eastAsiaTheme="majorEastAsia"/>
+        </w:rPr>
+      </w:pPr>
+    </w:p>
+    <w:p>
+      <w:pPr>
+        <w:pStyle w:val="HTMLPreformatted"/>
+        <w:rPr>
+          <w:rStyle w:val="HTMLCode"/>
+          <w:rFonts w:eastAsiaTheme="majorEastAsia"/>
+        </w:rPr>
+      </w:pPr>
+      <w:r>
+        <w:rPr>
+          <w:rStyle w:val="g"/>
+          <w:rFonts w:eastAsiaTheme="majorEastAsia"/>
+        </w:rPr>
         <w:lastRenderedPageBreak/>
-        <w:t>o=- ...</w:t>
-      </w:r>
-    </w:p>
-    <w:p>
-      <w:pPr>
-        <w:pStyle w:val="HTMLPreformatted"/>
-        <w:rPr>
-          <w:rStyle w:val="HTMLCode"/>
-          <w:rFonts w:eastAsiaTheme="majorEastAsia"/>
-        </w:rPr>
-      </w:pPr>
-      <w:r>
-        <w:rPr>
-          <w:rStyle w:val="HTMLCode"/>
-          <w:rFonts w:eastAsiaTheme="majorEastAsia"/>
-        </w:rPr>
-        <w:t>s=-</w:t>
-      </w:r>
-    </w:p>
-    <w:p>
-      <w:pPr>
-        <w:pStyle w:val="HTMLPreformatted"/>
-        <w:rPr>
-          <w:rStyle w:val="HTMLCode"/>
-          <w:rFonts w:eastAsiaTheme="majorEastAsia"/>
-        </w:rPr>
-      </w:pPr>
-      <w:r>
-        <w:rPr>
-          <w:rStyle w:val="HTMLCode"/>
-          <w:rFonts w:eastAsiaTheme="majorEastAsia"/>
-        </w:rPr>
-        <w:t>t=0 0</w:t>
-      </w:r>
-    </w:p>
-    <w:p>
-      <w:pPr>
-        <w:pStyle w:val="HTMLPreformatted"/>
-        <w:rPr>
-          <w:rStyle w:val="HTMLCode"/>
-          <w:rFonts w:eastAsiaTheme="majorEastAsia"/>
-        </w:rPr>
-      </w:pPr>
-      <w:r>
-        <w:rPr>
-          <w:rStyle w:val="HTMLCode"/>
-          <w:rFonts w:eastAsiaTheme="majorEastAsia"/>
-        </w:rPr>
-        <w:t>m=audio ...</w:t>
-      </w:r>
-    </w:p>
-    <w:p>
-      <w:pPr>
-        <w:pStyle w:val="HTMLPreformatted"/>
-        <w:rPr>
-          <w:rStyle w:val="HTMLCode"/>
-          <w:rFonts w:eastAsiaTheme="majorEastAsia"/>
-        </w:rPr>
-      </w:pPr>
-      <w:r>
-        <w:rPr>
-          <w:rStyle w:val="HTMLCode"/>
-          <w:rFonts w:eastAsiaTheme="majorEastAsia"/>
-        </w:rPr>
-        <w:t>a=rtpmap:111 opus/48000/2</w:t>
-      </w:r>
-    </w:p>
-    <w:p>
-      <w:pPr>
-        <w:pStyle w:val="HTMLPreformatted"/>
-      </w:pPr>
-      <w:r>
-        <w:rPr>
-          <w:rStyle w:val="HTMLCode"/>
-          <w:rFonts w:eastAsiaTheme="majorEastAsia"/>
-        </w:rPr>
-        <w:t>...</w:t>
-      </w:r>
-    </w:p>
-    <w:p>
-      <w:pPr>
-        <w:pStyle w:val="NormalWeb"/>
-      </w:pPr>
-      <w:r>
-        <w:t>Do not parse this yourself.</w:t>
-      </w:r>
-    </w:p>
-    <w:p>
-      <w:pPr>
-        <w:pStyle w:val="NormalWeb"/>
-      </w:pPr>
-      <w:r>
-        <w:t>WebRTC owns it.</w:t>
-      </w:r>
-    </w:p>
-    <w:p>
-      <w:pPr>
-        <w:pStyle w:val="pdq2pgselectionanchorcontainer"/>
-      </w:pPr>
-      <w:r>
-        <w:t>Step 12 only got you this far:</w:t>
-      </w:r>
-    </w:p>
-    <w:p>
-      <w:pPr>
-        <w:pStyle w:val="HTMLPreformatted"/>
-        <w:rPr>
-          <w:rStyle w:val="HTMLCode"/>
-          <w:rFonts w:eastAsiaTheme="majorEastAsia"/>
-        </w:rPr>
-      </w:pPr>
-      <w:r>
-        <w:rPr>
-          <w:rStyle w:val="HTMLCode"/>
-          <w:rFonts w:eastAsiaTheme="majorEastAsia"/>
-        </w:rPr>
-        <w:t>Microphone</w:t>
-      </w:r>
-    </w:p>
-    <w:p>
-      <w:pPr>
-        <w:pStyle w:val="HTMLPreformatted"/>
-        <w:rPr>
-          <w:rStyle w:val="HTMLCode"/>
-          <w:rFonts w:eastAsiaTheme="majorEastAsia"/>
-        </w:rPr>
-      </w:pPr>
-      <w:r>
-        <w:rPr>
-          <w:rStyle w:val="HTMLCode"/>
-          <w:rFonts w:eastAsiaTheme="majorEastAsia"/>
-        </w:rPr>
-        <w:t xml:space="preserve">   ↓</w:t>
-      </w:r>
-    </w:p>
-    <w:p>
-      <w:pPr>
-        <w:pStyle w:val="HTMLPreformatted"/>
-        <w:rPr>
-          <w:rStyle w:val="HTMLCode"/>
-          <w:rFonts w:eastAsiaTheme="majorEastAsia"/>
-        </w:rPr>
-      </w:pPr>
-      <w:r>
-        <w:rPr>
-          <w:rStyle w:val="HTMLCode"/>
-          <w:rFonts w:eastAsiaTheme="majorEastAsia"/>
-        </w:rPr>
-        <w:t>MediaStream</w:t>
-      </w:r>
-    </w:p>
-    <w:p>
-      <w:pPr>
-        <w:pStyle w:val="HTMLPreformatted"/>
-        <w:rPr>
-          <w:rStyle w:val="HTMLCode"/>
-          <w:rFonts w:eastAsiaTheme="majorEastAsia"/>
-        </w:rPr>
-      </w:pPr>
-      <w:r>
-        <w:rPr>
-          <w:rStyle w:val="HTMLCode"/>
-          <w:rFonts w:eastAsiaTheme="majorEastAsia"/>
-        </w:rPr>
-        <w:t xml:space="preserve">   ↓</w:t>
-      </w:r>
-    </w:p>
-    <w:p>
-      <w:pPr>
-        <w:pStyle w:val="HTMLPreformatted"/>
-        <w:rPr>
-          <w:rStyle w:val="HTMLCode"/>
-          <w:rFonts w:eastAsiaTheme="majorEastAsia"/>
-        </w:rPr>
-      </w:pPr>
-      <w:r>
-        <w:rPr>
-          <w:rStyle w:val="HTMLCode"/>
-          <w:rFonts w:eastAsiaTheme="majorEastAsia"/>
-        </w:rPr>
-        <w:t>audio track</w:t>
-      </w:r>
-    </w:p>
-    <w:p>
-      <w:pPr>
-        <w:pStyle w:val="HTMLPreformatted"/>
-        <w:rPr>
-          <w:rStyle w:val="HTMLCode"/>
-          <w:rFonts w:eastAsiaTheme="majorEastAsia"/>
-        </w:rPr>
-      </w:pPr>
-      <w:r>
-        <w:rPr>
-          <w:rStyle w:val="HTMLCode"/>
-          <w:rFonts w:eastAsiaTheme="majorEastAsia"/>
-        </w:rPr>
-        <w:t xml:space="preserve">   ↓</w:t>
-      </w:r>
-    </w:p>
-    <w:p>
-      <w:pPr>
-        <w:pStyle w:val="HTMLPreformatted"/>
-      </w:pPr>
-      <w:r>
-        <w:rPr>
-          <w:rStyle w:val="HTMLCode"/>
-          <w:rFonts w:eastAsiaTheme="majorEastAsia"/>
-        </w:rPr>
-        <w:t>RTCPeerConnection</w:t>
-      </w:r>
-    </w:p>
-    <w:p>
-      <w:pPr>
-        <w:pStyle w:val="NormalWeb"/>
-      </w:pPr>
-      <w:r>
-        <w:t xml:space="preserve">Step 13 takes that prepared </w:t>
-      </w:r>
-      <w:r>
-        <w:rPr>
-          <w:rStyle w:val="HTMLCode"/>
-          <w:rFonts w:eastAsiaTheme="majorEastAsia"/>
-        </w:rPr>
-        <w:t>RTCPeerConnection</w:t>
-      </w:r>
-      <w:r>
-        <w:t xml:space="preserve"> and asks it to generate a WebRTC connection proposal.</w:t>
-      </w:r>
-    </w:p>
-    <w:p>
-      <w:pPr>
-        <w:pStyle w:val="NormalWeb"/>
-      </w:pPr>
-      <w:r>
-        <w:t>The two lines are:</w:t>
-      </w:r>
-    </w:p>
-    <w:p>
-      <w:pPr>
-        <w:pStyle w:val="HTMLPreformatted"/>
-        <w:rPr>
-          <w:rStyle w:val="HTMLCode"/>
-          <w:rFonts w:eastAsiaTheme="majorEastAsia"/>
-        </w:rPr>
-      </w:pPr>
-      <w:r>
-        <w:rPr>
-          <w:rStyle w:val="g"/>
-          <w:rFonts w:eastAsiaTheme="majorEastAsia"/>
-        </w:rPr>
-        <w:t>const</w:t>
-      </w:r>
-      <w:r>
-        <w:rPr>
-          <w:rStyle w:val="HTMLCode"/>
-          <w:rFonts w:eastAsiaTheme="majorEastAsia"/>
-        </w:rPr>
-        <w:t xml:space="preserve"> </w:t>
-      </w:r>
-      <w:r>
-        <w:rPr>
-          <w:rStyle w:val="m"/>
-          <w:rFonts w:eastAsiaTheme="majorEastAsia"/>
-        </w:rPr>
-        <w:t>offer</w:t>
-      </w:r>
-      <w:r>
-        <w:rPr>
-          <w:rStyle w:val="HTMLCode"/>
-          <w:rFonts w:eastAsiaTheme="majorEastAsia"/>
-        </w:rPr>
-        <w:t xml:space="preserve"> </w:t>
-      </w:r>
-      <w:r>
-        <w:rPr>
-          <w:rStyle w:val="g"/>
-          <w:rFonts w:eastAsiaTheme="majorEastAsia"/>
-        </w:rPr>
-        <w:t>=</w:t>
-      </w:r>
-      <w:r>
-        <w:rPr>
-          <w:rStyle w:val="HTMLCode"/>
-          <w:rFonts w:eastAsiaTheme="majorEastAsia"/>
-        </w:rPr>
-        <w:t xml:space="preserve"> </w:t>
-      </w:r>
-      <w:r>
-        <w:rPr>
-          <w:rStyle w:val="g"/>
-          <w:rFonts w:eastAsiaTheme="majorEastAsia"/>
-        </w:rPr>
-        <w:t>await</w:t>
-      </w:r>
-      <w:r>
-        <w:rPr>
-          <w:rStyle w:val="HTMLCode"/>
-          <w:rFonts w:eastAsiaTheme="majorEastAsia"/>
-        </w:rPr>
-        <w:t xml:space="preserve"> </w:t>
-      </w:r>
-      <w:r>
-        <w:rPr>
-          <w:rStyle w:val="m"/>
-          <w:rFonts w:eastAsiaTheme="majorEastAsia"/>
-        </w:rPr>
-        <w:t>pc</w:t>
-      </w:r>
-      <w:r>
-        <w:rPr>
-          <w:rStyle w:val="g"/>
-          <w:rFonts w:eastAsiaTheme="majorEastAsia"/>
-        </w:rPr>
-        <w:t>.</w:t>
-      </w:r>
-      <w:r>
-        <w:rPr>
-          <w:rStyle w:val="HTMLCode"/>
-          <w:rFonts w:eastAsiaTheme="majorEastAsia"/>
-        </w:rPr>
-        <w:t>createOffer();</w:t>
-      </w:r>
-    </w:p>
-    <w:p>
-      <w:pPr>
-        <w:pStyle w:val="HTMLPreformatted"/>
-        <w:rPr>
-          <w:rStyle w:val="HTMLCode"/>
-        </w:rPr>
-      </w:pPr>
-      <w:r>
-        <w:rPr>
-          <w:rStyle w:val="g"/>
-          <w:rFonts w:eastAsiaTheme="majorEastAsia"/>
-        </w:rPr>
-        <w:t>await</w:t>
-      </w:r>
-      <w:r>
-        <w:rPr>
-          <w:rStyle w:val="HTMLCode"/>
-          <w:rFonts w:eastAsiaTheme="majorEastAsia"/>
-        </w:rPr>
-        <w:t xml:space="preserve"> </w:t>
-      </w:r>
-      <w:r>
-        <w:rPr>
-          <w:rStyle w:val="m"/>
-          <w:rFonts w:eastAsiaTheme="majorEastAsia"/>
-        </w:rPr>
-        <w:t>pc</w:t>
-      </w:r>
-      <w:r>
-        <w:rPr>
-          <w:rStyle w:val="g"/>
-          <w:rFonts w:eastAsiaTheme="majorEastAsia"/>
-        </w:rPr>
-        <w:t>.</w:t>
-      </w:r>
-      <w:r>
-        <w:rPr>
-          <w:rStyle w:val="HTMLCode"/>
-          <w:rFonts w:eastAsiaTheme="majorEastAsia"/>
-        </w:rPr>
-        <w:t>setLocalDescription(</w:t>
-      </w:r>
-      <w:r>
-        <w:rPr>
-          <w:rStyle w:val="m"/>
-          <w:rFonts w:eastAsiaTheme="majorEastAsia"/>
-        </w:rPr>
-        <w:t>offer</w:t>
-      </w:r>
-      <w:r>
-        <w:rPr>
-          <w:rStyle w:val="HTMLCode"/>
-          <w:rFonts w:eastAsiaTheme="majorEastAsia"/>
-        </w:rPr>
-        <w:t>);</w:t>
-      </w:r>
-    </w:p>
-    <w:p>
-      <w:pPr>
-        <w:pStyle w:val="NormalWeb"/>
-      </w:pPr>
-      <w:r>
-        <w:t>Put them in:</w:t>
-      </w:r>
-    </w:p>
-    <w:p>
-      <w:pPr>
-        <w:pStyle w:val="HTMLPreformatted"/>
-      </w:pPr>
-      <w:r>
-        <w:rPr>
-          <w:rStyle w:val="HTMLCode"/>
-          <w:rFonts w:eastAsiaTheme="majorEastAsia"/>
-        </w:rPr>
-        <w:t>D:\RedDust\reddust-mobile\src\app\index.tsx</w:t>
-      </w:r>
-    </w:p>
-    <w:p>
-      <w:pPr>
-        <w:pStyle w:val="NormalWeb"/>
-      </w:pPr>
-      <w:r>
-        <w:t xml:space="preserve">inside your existing </w:t>
-      </w:r>
-      <w:r>
-        <w:rPr>
-          <w:rStyle w:val="HTMLCode"/>
-          <w:rFonts w:eastAsiaTheme="majorEastAsia"/>
-        </w:rPr>
-        <w:t>startMicrophone()</w:t>
-      </w:r>
-      <w:r>
-        <w:t xml:space="preserve"> function, </w:t>
-      </w:r>
-      <w:r>
-        <w:rPr>
-          <w:rStyle w:val="Strong"/>
-          <w:rFonts w:eastAsiaTheme="majorEastAsia"/>
-        </w:rPr>
-        <w:t>after</w:t>
-      </w:r>
-      <w:r>
-        <w:t xml:space="preserve"> you add the microphone tracks to </w:t>
-      </w:r>
-      <w:r>
-        <w:rPr>
-          <w:rStyle w:val="HTMLCode"/>
-          <w:rFonts w:eastAsiaTheme="majorEastAsia"/>
-        </w:rPr>
-        <w:t>pc</w:t>
-      </w:r>
-      <w:r>
-        <w:t>.</w:t>
-      </w:r>
-    </w:p>
-    <w:p>
-      <w:pPr>
-        <w:pStyle w:val="NormalWeb"/>
-      </w:pPr>
-      <w:r>
-        <w:t>You currently have this part:</w:t>
-      </w:r>
-    </w:p>
-    <w:p>
-      <w:pPr>
-        <w:pStyle w:val="HTMLPreformatted"/>
-        <w:rPr>
-          <w:rStyle w:val="HTMLCode"/>
-          <w:rFonts w:eastAsiaTheme="majorEastAsia"/>
-        </w:rPr>
-      </w:pPr>
-      <w:r>
-        <w:rPr>
-          <w:rStyle w:val="g"/>
-          <w:rFonts w:eastAsiaTheme="majorEastAsia"/>
-        </w:rPr>
-        <w:t>const</w:t>
-      </w:r>
-      <w:r>
-        <w:rPr>
-          <w:rStyle w:val="HTMLCode"/>
-          <w:rFonts w:eastAsiaTheme="majorEastAsia"/>
-        </w:rPr>
-        <w:t xml:space="preserve"> </w:t>
-      </w:r>
-      <w:r>
-        <w:rPr>
-          <w:rStyle w:val="m"/>
-          <w:rFonts w:eastAsiaTheme="majorEastAsia"/>
-        </w:rPr>
-        <w:t>pc</w:t>
-      </w:r>
-      <w:r>
-        <w:rPr>
-          <w:rStyle w:val="HTMLCode"/>
-          <w:rFonts w:eastAsiaTheme="majorEastAsia"/>
-        </w:rPr>
-        <w:t xml:space="preserve"> </w:t>
-      </w:r>
-      <w:r>
-        <w:rPr>
-          <w:rStyle w:val="g"/>
-          <w:rFonts w:eastAsiaTheme="majorEastAsia"/>
-        </w:rPr>
-        <w:t>=</w:t>
-      </w:r>
-      <w:r>
-        <w:rPr>
-          <w:rStyle w:val="HTMLCode"/>
-          <w:rFonts w:eastAsiaTheme="majorEastAsia"/>
-        </w:rPr>
-        <w:t xml:space="preserve"> </w:t>
-      </w:r>
-      <w:r>
-        <w:rPr>
-          <w:rStyle w:val="m"/>
-          <w:rFonts w:eastAsiaTheme="majorEastAsia"/>
-        </w:rPr>
-        <w:t>createPeerConnection</w:t>
-      </w:r>
-      <w:r>
-        <w:rPr>
-          <w:rStyle w:val="HTMLCode"/>
-          <w:rFonts w:eastAsiaTheme="majorEastAsia"/>
-        </w:rPr>
-        <w:t>();</w:t>
-      </w:r>
-    </w:p>
-    <w:p>
-      <w:pPr>
-        <w:pStyle w:val="HTMLPreformatted"/>
-        <w:rPr>
-          <w:rStyle w:val="HTMLCode"/>
-          <w:rFonts w:eastAsiaTheme="majorEastAsia"/>
-        </w:rPr>
-      </w:pPr>
-    </w:p>
-    <w:p>
-      <w:pPr>
-        <w:pStyle w:val="HTMLPreformatted"/>
-        <w:rPr>
-          <w:rStyle w:val="HTMLCode"/>
-          <w:rFonts w:eastAsiaTheme="majorEastAsia"/>
-        </w:rPr>
-      </w:pPr>
-      <w:r>
-        <w:rPr>
-          <w:rStyle w:val="m"/>
-          <w:rFonts w:eastAsiaTheme="majorEastAsia"/>
-        </w:rPr>
-        <w:t>localStream</w:t>
-      </w:r>
-      <w:r>
-        <w:rPr>
-          <w:rStyle w:val="g"/>
-          <w:rFonts w:eastAsiaTheme="majorEastAsia"/>
-        </w:rPr>
-        <w:t>.</w:t>
-      </w:r>
-      <w:r>
-        <w:rPr>
-          <w:rStyle w:val="HTMLCode"/>
-          <w:rFonts w:eastAsiaTheme="majorEastAsia"/>
-        </w:rPr>
-        <w:t>getTracks()</w:t>
-      </w:r>
-      <w:r>
-        <w:rPr>
-          <w:rStyle w:val="g"/>
-          <w:rFonts w:eastAsiaTheme="majorEastAsia"/>
-        </w:rPr>
-        <w:t>.</w:t>
-      </w:r>
-      <w:r>
-        <w:rPr>
-          <w:rStyle w:val="HTMLCode"/>
-          <w:rFonts w:eastAsiaTheme="majorEastAsia"/>
-        </w:rPr>
-        <w:t>forEach((</w:t>
-      </w:r>
-      <w:r>
-        <w:rPr>
-          <w:rStyle w:val="m"/>
-          <w:rFonts w:eastAsiaTheme="majorEastAsia"/>
-        </w:rPr>
-        <w:t>track</w:t>
-      </w:r>
-      <w:r>
-        <w:rPr>
-          <w:rStyle w:val="HTMLCode"/>
-          <w:rFonts w:eastAsiaTheme="majorEastAsia"/>
-        </w:rPr>
-        <w:t>) =&gt; {</w:t>
-      </w:r>
-    </w:p>
-    <w:p>
-      <w:pPr>
-        <w:pStyle w:val="HTMLPreformatted"/>
-        <w:rPr>
-          <w:rStyle w:val="HTMLCode"/>
-          <w:rFonts w:eastAsiaTheme="majorEastAsia"/>
-        </w:rPr>
-      </w:pPr>
-      <w:r>
-        <w:rPr>
-          <w:rStyle w:val="HTMLCode"/>
-          <w:rFonts w:eastAsiaTheme="majorEastAsia"/>
-        </w:rPr>
-        <w:t xml:space="preserve">  </w:t>
-      </w:r>
-      <w:r>
-        <w:rPr>
-          <w:rStyle w:val="m"/>
-          <w:rFonts w:eastAsiaTheme="majorEastAsia"/>
-        </w:rPr>
-        <w:t>pc</w:t>
-      </w:r>
-      <w:r>
-        <w:rPr>
-          <w:rStyle w:val="g"/>
-          <w:rFonts w:eastAsiaTheme="majorEastAsia"/>
-        </w:rPr>
-        <w:t>.</w:t>
-      </w:r>
-      <w:r>
-        <w:rPr>
-          <w:rStyle w:val="HTMLCode"/>
-          <w:rFonts w:eastAsiaTheme="majorEastAsia"/>
-        </w:rPr>
-        <w:t>addTrack(</w:t>
-      </w:r>
-      <w:r>
-        <w:rPr>
-          <w:rStyle w:val="m"/>
-          <w:rFonts w:eastAsiaTheme="majorEastAsia"/>
-        </w:rPr>
-        <w:t>track</w:t>
-      </w:r>
-      <w:r>
-        <w:rPr>
-          <w:rStyle w:val="HTMLCode"/>
-          <w:rFonts w:eastAsiaTheme="majorEastAsia"/>
-        </w:rPr>
-        <w:t xml:space="preserve">, </w:t>
-      </w:r>
-      <w:r>
-        <w:rPr>
-          <w:rStyle w:val="m"/>
-          <w:rFonts w:eastAsiaTheme="majorEastAsia"/>
-        </w:rPr>
-        <w:t>localStream</w:t>
-      </w:r>
-      <w:r>
-        <w:rPr>
-          <w:rStyle w:val="HTMLCode"/>
-          <w:rFonts w:eastAsiaTheme="majorEastAsia"/>
-        </w:rPr>
-        <w:t>);</w:t>
-      </w:r>
-    </w:p>
-    <w:p>
-      <w:pPr>
-        <w:pStyle w:val="HTMLPreformatted"/>
-        <w:rPr>
-          <w:rStyle w:val="HTMLCode"/>
-          <w:rFonts w:eastAsiaTheme="majorEastAsia"/>
-        </w:rPr>
-      </w:pPr>
-      <w:r>
-        <w:rPr>
-          <w:rStyle w:val="HTMLCode"/>
-          <w:rFonts w:eastAsiaTheme="majorEastAsia"/>
-        </w:rPr>
-        <w:t>});</w:t>
-      </w:r>
-    </w:p>
-    <w:p>
-      <w:pPr>
-        <w:pStyle w:val="HTMLPreformatted"/>
-        <w:rPr>
-          <w:rStyle w:val="HTMLCode"/>
-          <w:rFonts w:eastAsiaTheme="majorEastAsia"/>
-        </w:rPr>
-      </w:pPr>
-    </w:p>
-    <w:p>
-      <w:pPr>
-        <w:pStyle w:val="HTMLPreformatted"/>
-      </w:pPr>
-      <w:r>
-        <w:rPr>
-          <w:rStyle w:val="m"/>
-          <w:rFonts w:eastAsiaTheme="majorEastAsia"/>
-        </w:rPr>
-        <w:t>console</w:t>
-      </w:r>
-      <w:r>
-        <w:rPr>
-          <w:rStyle w:val="g"/>
-          <w:rFonts w:eastAsiaTheme="majorEastAsia"/>
-        </w:rPr>
-        <w:t>.</w:t>
-      </w:r>
-      <w:r>
-        <w:rPr>
-          <w:rStyle w:val="HTMLCode"/>
-          <w:rFonts w:eastAsiaTheme="majorEastAsia"/>
-        </w:rPr>
-        <w:t>log(</w:t>
-      </w:r>
-      <w:r>
-        <w:rPr>
-          <w:rStyle w:val="k"/>
-        </w:rPr>
-        <w:t>"Microphone track added to RTCPeerConnection"</w:t>
-      </w:r>
-      <w:r>
-        <w:rPr>
-          <w:rStyle w:val="HTMLCode"/>
-          <w:rFonts w:eastAsiaTheme="majorEastAsia"/>
-        </w:rPr>
-        <w:t>);</w:t>
-      </w:r>
-    </w:p>
-    <w:p>
-      <w:pPr>
-        <w:pStyle w:val="NormalWeb"/>
-      </w:pPr>
-      <w:r>
-        <w:t>Immediately after that, add:</w:t>
-      </w:r>
-    </w:p>
-    <w:p>
-      <w:pPr>
-        <w:pStyle w:val="HTMLPreformatted"/>
-        <w:rPr>
-          <w:rStyle w:val="HTMLCode"/>
-          <w:rFonts w:eastAsiaTheme="majorEastAsia"/>
-        </w:rPr>
-      </w:pPr>
-      <w:r>
-        <w:rPr>
-          <w:rStyle w:val="g"/>
-          <w:rFonts w:eastAsiaTheme="majorEastAsia"/>
-        </w:rPr>
-        <w:t>const</w:t>
-      </w:r>
-      <w:r>
-        <w:rPr>
-          <w:rStyle w:val="HTMLCode"/>
-          <w:rFonts w:eastAsiaTheme="majorEastAsia"/>
-        </w:rPr>
-        <w:t xml:space="preserve"> </w:t>
-      </w:r>
-      <w:r>
-        <w:rPr>
-          <w:rStyle w:val="m"/>
-          <w:rFonts w:eastAsiaTheme="majorEastAsia"/>
-        </w:rPr>
-        <w:t>offer</w:t>
-      </w:r>
-      <w:r>
-        <w:rPr>
-          <w:rStyle w:val="HTMLCode"/>
-          <w:rFonts w:eastAsiaTheme="majorEastAsia"/>
-        </w:rPr>
-        <w:t xml:space="preserve"> </w:t>
-      </w:r>
-      <w:r>
-        <w:rPr>
-          <w:rStyle w:val="g"/>
-          <w:rFonts w:eastAsiaTheme="majorEastAsia"/>
-        </w:rPr>
-        <w:t>=</w:t>
-      </w:r>
-      <w:r>
-        <w:rPr>
-          <w:rStyle w:val="HTMLCode"/>
-          <w:rFonts w:eastAsiaTheme="majorEastAsia"/>
-        </w:rPr>
-        <w:t xml:space="preserve"> </w:t>
-      </w:r>
-      <w:r>
-        <w:rPr>
-          <w:rStyle w:val="g"/>
-          <w:rFonts w:eastAsiaTheme="majorEastAsia"/>
-        </w:rPr>
-        <w:t>await</w:t>
-      </w:r>
-      <w:r>
-        <w:rPr>
-          <w:rStyle w:val="HTMLCode"/>
-          <w:rFonts w:eastAsiaTheme="majorEastAsia"/>
-        </w:rPr>
-        <w:t xml:space="preserve"> </w:t>
-      </w:r>
-      <w:r>
-        <w:rPr>
-          <w:rStyle w:val="m"/>
-          <w:rFonts w:eastAsiaTheme="majorEastAsia"/>
-        </w:rPr>
-        <w:t>pc</w:t>
-      </w:r>
-      <w:r>
-        <w:rPr>
-          <w:rStyle w:val="g"/>
-          <w:rFonts w:eastAsiaTheme="majorEastAsia"/>
-        </w:rPr>
-        <w:t>.</w:t>
-      </w:r>
-      <w:r>
-        <w:rPr>
-          <w:rStyle w:val="HTMLCode"/>
-          <w:rFonts w:eastAsiaTheme="majorEastAsia"/>
-        </w:rPr>
-        <w:t>createOffer();</w:t>
-      </w:r>
-    </w:p>
-    <w:p>
-      <w:pPr>
-        <w:pStyle w:val="HTMLPreformatted"/>
-        <w:rPr>
-          <w:rStyle w:val="HTMLCode"/>
-          <w:rFonts w:eastAsiaTheme="majorEastAsia"/>
-        </w:rPr>
-      </w:pPr>
-    </w:p>
-    <w:p>
-      <w:pPr>
-        <w:pStyle w:val="HTMLPreformatted"/>
-        <w:rPr>
-          <w:rStyle w:val="HTMLCode"/>
-          <w:rFonts w:eastAsiaTheme="majorEastAsia"/>
-        </w:rPr>
-      </w:pPr>
-      <w:r>
-        <w:rPr>
-          <w:rStyle w:val="m"/>
-          <w:rFonts w:eastAsiaTheme="majorEastAsia"/>
-        </w:rPr>
-        <w:t>console</w:t>
-      </w:r>
-      <w:r>
-        <w:rPr>
-          <w:rStyle w:val="g"/>
-          <w:rFonts w:eastAsiaTheme="majorEastAsia"/>
-        </w:rPr>
-        <w:t>.</w:t>
-      </w:r>
-      <w:r>
-        <w:rPr>
-          <w:rStyle w:val="HTMLCode"/>
-          <w:rFonts w:eastAsiaTheme="majorEastAsia"/>
-        </w:rPr>
-        <w:t>log(</w:t>
-      </w:r>
-      <w:r>
-        <w:rPr>
-          <w:rStyle w:val="k"/>
-        </w:rPr>
-        <w:t>"WebRTC offer created"</w:t>
-      </w:r>
-      <w:r>
-        <w:rPr>
-          <w:rStyle w:val="HTMLCode"/>
-          <w:rFonts w:eastAsiaTheme="majorEastAsia"/>
-        </w:rPr>
-        <w:t>);</w:t>
-      </w:r>
-    </w:p>
-    <w:p>
-      <w:pPr>
-        <w:pStyle w:val="HTMLPreformatted"/>
-        <w:rPr>
-          <w:rStyle w:val="HTMLCode"/>
-          <w:rFonts w:eastAsiaTheme="majorEastAsia"/>
-        </w:rPr>
-      </w:pPr>
-      <w:r>
-        <w:rPr>
-          <w:rStyle w:val="m"/>
-          <w:rFonts w:eastAsiaTheme="majorEastAsia"/>
-        </w:rPr>
-        <w:t>console</w:t>
-      </w:r>
-      <w:r>
-        <w:rPr>
-          <w:rStyle w:val="g"/>
-          <w:rFonts w:eastAsiaTheme="majorEastAsia"/>
-        </w:rPr>
-        <w:t>.</w:t>
-      </w:r>
-      <w:r>
-        <w:rPr>
-          <w:rStyle w:val="HTMLCode"/>
-          <w:rFonts w:eastAsiaTheme="majorEastAsia"/>
-        </w:rPr>
-        <w:t>log(</w:t>
-      </w:r>
-      <w:r>
-        <w:rPr>
-          <w:rStyle w:val="k"/>
-        </w:rPr>
-        <w:t>"Offer type:"</w:t>
-      </w:r>
-      <w:r>
-        <w:rPr>
-          <w:rStyle w:val="HTMLCode"/>
-          <w:rFonts w:eastAsiaTheme="majorEastAsia"/>
-        </w:rPr>
-        <w:t xml:space="preserve">, </w:t>
-      </w:r>
-      <w:r>
-        <w:rPr>
-          <w:rStyle w:val="m"/>
-          <w:rFonts w:eastAsiaTheme="majorEastAsia"/>
-        </w:rPr>
-        <w:t>offer</w:t>
-      </w:r>
-      <w:r>
-        <w:rPr>
-          <w:rStyle w:val="g"/>
-          <w:rFonts w:eastAsiaTheme="majorEastAsia"/>
-        </w:rPr>
-        <w:t>.</w:t>
-      </w:r>
-      <w:r>
-        <w:rPr>
-          <w:rStyle w:val="HTMLCode"/>
-          <w:rFonts w:eastAsiaTheme="majorEastAsia"/>
-        </w:rPr>
-        <w:t>type);</w:t>
-      </w:r>
-    </w:p>
-    <w:p>
-      <w:pPr>
-        <w:pStyle w:val="HTMLPreformatted"/>
-        <w:rPr>
-          <w:rStyle w:val="HTMLCode"/>
-          <w:rFonts w:eastAsiaTheme="majorEastAsia"/>
-        </w:rPr>
-      </w:pPr>
-      <w:r>
-        <w:rPr>
-          <w:rStyle w:val="m"/>
-          <w:rFonts w:eastAsiaTheme="majorEastAsia"/>
-        </w:rPr>
-        <w:t>console</w:t>
-      </w:r>
-      <w:r>
-        <w:rPr>
-          <w:rStyle w:val="g"/>
-          <w:rFonts w:eastAsiaTheme="majorEastAsia"/>
-        </w:rPr>
-        <w:t>.</w:t>
-      </w:r>
-      <w:r>
-        <w:rPr>
-          <w:rStyle w:val="HTMLCode"/>
-          <w:rFonts w:eastAsiaTheme="majorEastAsia"/>
-        </w:rPr>
-        <w:t>log(</w:t>
-      </w:r>
-      <w:r>
-        <w:rPr>
-          <w:rStyle w:val="k"/>
-        </w:rPr>
-        <w:t>"Offer SDP:"</w:t>
-      </w:r>
-      <w:r>
-        <w:rPr>
-          <w:rStyle w:val="HTMLCode"/>
-          <w:rFonts w:eastAsiaTheme="majorEastAsia"/>
-        </w:rPr>
-        <w:t xml:space="preserve">, </w:t>
-      </w:r>
-      <w:r>
-        <w:rPr>
-          <w:rStyle w:val="m"/>
-          <w:rFonts w:eastAsiaTheme="majorEastAsia"/>
-        </w:rPr>
-        <w:t>offer</w:t>
-      </w:r>
-      <w:r>
-        <w:rPr>
-          <w:rStyle w:val="g"/>
-          <w:rFonts w:eastAsiaTheme="majorEastAsia"/>
-        </w:rPr>
-        <w:t>.</w:t>
-      </w:r>
-      <w:r>
-        <w:rPr>
-          <w:rStyle w:val="HTMLCode"/>
-          <w:rFonts w:eastAsiaTheme="majorEastAsia"/>
-        </w:rPr>
-        <w:t>sdp);</w:t>
-      </w:r>
-    </w:p>
-    <w:p>
-      <w:pPr>
-        <w:pStyle w:val="HTMLPreformatted"/>
-        <w:rPr>
-          <w:rStyle w:val="HTMLCode"/>
-          <w:rFonts w:eastAsiaTheme="majorEastAsia"/>
-        </w:rPr>
-      </w:pPr>
-    </w:p>
-    <w:p>
-      <w:pPr>
-        <w:pStyle w:val="HTMLPreformatted"/>
-        <w:rPr>
-          <w:rStyle w:val="HTMLCode"/>
-          <w:rFonts w:eastAsiaTheme="majorEastAsia"/>
-        </w:rPr>
-      </w:pPr>
-      <w:r>
-        <w:rPr>
-          <w:rStyle w:val="g"/>
-          <w:rFonts w:eastAsiaTheme="majorEastAsia"/>
-        </w:rPr>
         <w:t>await</w:t>
       </w:r>
       <w:r>
@@ -36068,6 +36155,7 @@
           <w:rStyle w:val="HTMLCode"/>
           <w:rFonts w:eastAsiaTheme="majorEastAsia"/>
         </w:rPr>
+        <w:lastRenderedPageBreak/>
         <w:t>http://localhost:8000</w:t>
       </w:r>
     </w:p>
@@ -36076,7 +36164,6 @@
         <w:pStyle w:val="NormalWeb"/>
       </w:pPr>
       <w:r>
-        <w:lastRenderedPageBreak/>
         <w:t>because on the phone:</w:t>
       </w:r>
     </w:p>
@@ -36463,6 +36550,7 @@
     </w:p>
     <w:p>
       <w:r>
+        <w:lastRenderedPageBreak/>
         <w:pict w14:anchorId="2A619846">
           <v:rect id="_x0000_i1044" style="width:0;height:1.5pt" o:hralign="center" o:hrstd="t" o:hr="t" fillcolor="#a0a0a0" stroked="f"/>
         </w:pict>
@@ -36473,7 +36561,6 @@
         <w:pStyle w:val="Heading1"/>
       </w:pPr>
       <w:r>
-        <w:lastRenderedPageBreak/>
         <w:t>Step 21 — Add session IDs only after echo works</w:t>
       </w:r>
     </w:p>
@@ -36980,6 +37067,7 @@
         <w:pStyle w:val="Heading1"/>
       </w:pPr>
       <w:r>
+        <w:lastRenderedPageBreak/>
         <w:t>Your development roadmap</w:t>
       </w:r>
     </w:p>
@@ -36996,9 +37084,9 @@
         <w:tblLook w:val="04A0" w:firstRow="1" w:lastRow="0" w:firstColumn="1" w:lastColumn="0" w:noHBand="0" w:noVBand="1"/>
       </w:tblPr>
       <w:tblGrid>
-        <w:gridCol w:w="635"/>
-        <w:gridCol w:w="3352"/>
-        <w:gridCol w:w="3447"/>
+        <w:gridCol w:w="690"/>
+        <w:gridCol w:w="3516"/>
+        <w:gridCol w:w="3716"/>
       </w:tblGrid>
       <w:tr>
         <w:trPr>
@@ -37135,7 +37223,6 @@
           </w:tcPr>
           <w:p>
             <w:r>
-              <w:lastRenderedPageBreak/>
               <w:t>2</w:t>
             </w:r>
           </w:p>
@@ -37894,6 +37981,7 @@
           <w:rStyle w:val="HTMLCode"/>
           <w:rFonts w:eastAsiaTheme="majorEastAsia"/>
         </w:rPr>
+        <w:lastRenderedPageBreak/>
         <w:t xml:space="preserve">                      WebRTC</w:t>
       </w:r>
     </w:p>
@@ -37969,7 +38057,6 @@
           <w:rStyle w:val="HTMLCode"/>
           <w:rFonts w:eastAsiaTheme="majorEastAsia"/>
         </w:rPr>
-        <w:lastRenderedPageBreak/>
         <w:t xml:space="preserve">                          ↓</w:t>
       </w:r>
     </w:p>
@@ -38591,6 +38678,7 @@
           <w:rStyle w:val="HTMLCode"/>
           <w:rFonts w:eastAsiaTheme="majorEastAsia"/>
         </w:rPr>
+        <w:lastRenderedPageBreak/>
         <w:t>├── Uvicorn</w:t>
       </w:r>
     </w:p>
@@ -38675,7 +38763,6 @@
         <w:pStyle w:val="Heading3"/>
       </w:pPr>
       <w:r>
-        <w:lastRenderedPageBreak/>
         <w:t>Why not to start with Render or Railway</w:t>
       </w:r>
     </w:p>
@@ -38740,10 +38827,10 @@
         <w:tblLook w:val="04A0" w:firstRow="1" w:lastRow="0" w:firstColumn="1" w:lastColumn="0" w:noHBand="0" w:noVBand="1"/>
       </w:tblPr>
       <w:tblGrid>
-        <w:gridCol w:w="2105"/>
-        <w:gridCol w:w="2077"/>
-        <w:gridCol w:w="1367"/>
-        <w:gridCol w:w="3477"/>
+        <w:gridCol w:w="2125"/>
+        <w:gridCol w:w="2040"/>
+        <w:gridCol w:w="1370"/>
+        <w:gridCol w:w="3491"/>
       </w:tblGrid>
       <w:tr>
         <w:trPr>
@@ -39245,6 +39332,7 @@
           <w:rStyle w:val="HTMLCode"/>
           <w:rFonts w:eastAsiaTheme="majorEastAsia"/>
         </w:rPr>
+        <w:lastRenderedPageBreak/>
         <w:t xml:space="preserve">                         └── TURN</w:t>
       </w:r>
     </w:p>
@@ -39313,7 +39401,6 @@
         <w:pStyle w:val="NormalWeb"/>
       </w:pPr>
       <w:r>
-        <w:lastRenderedPageBreak/>
         <w:t xml:space="preserve">STUN/TURN helps WebRTC work reliably when phones are behind NATs, mobile networks, corporate Wi-Fi, etc. The TURN server can later be something like </w:t>
       </w:r>
       <w:r>
@@ -39673,7 +39760,7 @@
 </file>
 
 <file path=word/endnotes.xml><?xml version="1.0" encoding="utf-8"?>
-<w:endnotes xmlns:wpc="http://schemas.microsoft.com/office/word/2010/wordprocessingCanvas" xmlns:mc="http://schemas.openxmlformats.org/markup-compatibility/2006" xmlns:o="urn:schemas-microsoft-com:office:office" xmlns:r="http://schemas.openxmlformats.org/officeDocument/2006/relationships" xmlns:m="http://schemas.openxmlformats.org/officeDocument/2006/math" xmlns:v="urn:schemas-microsoft-com:vml" xmlns:wp14="http://schemas.microsoft.com/office/word/2010/wordprocessingDrawing" xmlns:wp="http://schemas.openxmlformats.org/drawingml/2006/wordprocessingDrawing" xmlns:w10="urn:schemas-microsoft-com:office:word" xmlns:w="http://schemas.openxmlformats.org/wordprocessingml/2006/main" xmlns:w14="http://schemas.microsoft.com/office/word/2010/wordml" xmlns:w15="http://schemas.microsoft.com/office/word/2012/wordml" xmlns:wpg="http://schemas.microsoft.com/office/word/2010/wordprocessingGroup" xmlns:wpi="http://schemas.microsoft.com/office/word/2010/wordprocessingInk" xmlns:wne="http://schemas.microsoft.com/office/word/2006/wordml" xmlns:wps="http://schemas.microsoft.com/office/word/2010/wordprocessingShape" mc:Ignorable="w14 w15 wp14">
+<w:endnotes xmlns:wpc="http://schemas.microsoft.com/office/word/2010/wordprocessingCanvas" xmlns:cx="http://schemas.microsoft.com/office/drawing/2014/chartex" xmlns:cx1="http://schemas.microsoft.com/office/drawing/2015/9/8/chartex" xmlns:cx2="http://schemas.microsoft.com/office/drawing/2015/10/21/chartex" xmlns:cx3="http://schemas.microsoft.com/office/drawing/2016/5/9/chartex" xmlns:cx4="http://schemas.microsoft.com/office/drawing/2016/5/10/chartex" xmlns:cx5="http://schemas.microsoft.com/office/drawing/2016/5/11/chartex" xmlns:cx6="http://schemas.microsoft.com/office/drawing/2016/5/12/chartex" xmlns:cx7="http://schemas.microsoft.com/office/drawing/2016/5/13/chartex" xmlns:cx8="http://schemas.microsoft.com/office/drawing/2016/5/14/chartex" xmlns:mc="http://schemas.openxmlformats.org/markup-compatibility/2006" xmlns:aink="http://schemas.microsoft.com/office/drawing/2016/ink" xmlns:am3d="http://schemas.microsoft.com/office/drawing/2017/model3d" xmlns:o="urn:schemas-microsoft-com:office:office" xmlns:oel="http://schemas.microsoft.com/office/2019/extlst" xmlns:r="http://schemas.openxmlformats.org/officeDocument/2006/relationships" xmlns:m="http://schemas.openxmlformats.org/officeDocument/2006/math" xmlns:v="urn:schemas-microsoft-com:vml" xmlns:wp14="http://schemas.microsoft.com/office/word/2010/wordprocessingDrawing" xmlns:wp="http://schemas.openxmlformats.org/drawingml/2006/wordprocessingDrawing" xmlns:w10="urn:schemas-microsoft-com:office:word" xmlns:w="http://schemas.openxmlformats.org/wordprocessingml/2006/main" xmlns:w14="http://schemas.microsoft.com/office/word/2010/wordml" xmlns:w15="http://schemas.microsoft.com/office/word/2012/wordml" xmlns:w16cei="http://schemas.microsoft.com/office/word/2026/wordml/cei" xmlns:w16cex="http://schemas.microsoft.com/office/word/2018/wordml/cex" xmlns:w16cid="http://schemas.microsoft.com/office/word/2016/wordml/cid" xmlns:w16="http://schemas.microsoft.com/office/word/2018/wordml" xmlns:w16du="http://schemas.microsoft.com/office/word/2023/wordml/word16du" xmlns:w16sdtdh="http://schemas.microsoft.com/office/word/2020/wordml/sdtdatahash" xmlns:w16sdtfl="http://schemas.microsoft.com/office/word/2024/wordml/sdtformatlock" xmlns:w16se="http://schemas.microsoft.com/office/word/2015/wordml/symex" xmlns:wpg="http://schemas.microsoft.com/office/word/2010/wordprocessingGroup" xmlns:wpi="http://schemas.microsoft.com/office/word/2010/wordprocessingInk" xmlns:wne="http://schemas.microsoft.com/office/word/2006/wordml" xmlns:wps="http://schemas.microsoft.com/office/word/2010/wordprocessingShape" mc:Ignorable="w14 w15 w16se w16cid w16 w16cex w16sdtdh w16sdtfl w16du wp14">
   <w:endnote w:type="separator" w:id="-1">
     <w:p>
       <w:pPr>
@@ -39698,7 +39785,7 @@
 </file>
 
 <file path=word/footnotes.xml><?xml version="1.0" encoding="utf-8"?>
-<w:footnotes xmlns:wpc="http://schemas.microsoft.com/office/word/2010/wordprocessingCanvas" xmlns:mc="http://schemas.openxmlformats.org/markup-compatibility/2006" xmlns:o="urn:schemas-microsoft-com:office:office" xmlns:r="http://schemas.openxmlformats.org/officeDocument/2006/relationships" xmlns:m="http://schemas.openxmlformats.org/officeDocument/2006/math" xmlns:v="urn:schemas-microsoft-com:vml" xmlns:wp14="http://schemas.microsoft.com/office/word/2010/wordprocessingDrawing" xmlns:wp="http://schemas.openxmlformats.org/drawingml/2006/wordprocessingDrawing" xmlns:w10="urn:schemas-microsoft-com:office:word" xmlns:w="http://schemas.openxmlformats.org/wordprocessingml/2006/main" xmlns:w14="http://schemas.microsoft.com/office/word/2010/wordml" xmlns:w15="http://schemas.microsoft.com/office/word/2012/wordml" xmlns:wpg="http://schemas.microsoft.com/office/word/2010/wordprocessingGroup" xmlns:wpi="http://schemas.microsoft.com/office/word/2010/wordprocessingInk" xmlns:wne="http://schemas.microsoft.com/office/word/2006/wordml" xmlns:wps="http://schemas.microsoft.com/office/word/2010/wordprocessingShape" mc:Ignorable="w14 w15 wp14">
+<w:footnotes xmlns:wpc="http://schemas.microsoft.com/office/word/2010/wordprocessingCanvas" xmlns:cx="http://schemas.microsoft.com/office/drawing/2014/chartex" xmlns:cx1="http://schemas.microsoft.com/office/drawing/2015/9/8/chartex" xmlns:cx2="http://schemas.microsoft.com/office/drawing/2015/10/21/chartex" xmlns:cx3="http://schemas.microsoft.com/office/drawing/2016/5/9/chartex" xmlns:cx4="http://schemas.microsoft.com/office/drawing/2016/5/10/chartex" xmlns:cx5="http://schemas.microsoft.com/office/drawing/2016/5/11/chartex" xmlns:cx6="http://schemas.microsoft.com/office/drawing/2016/5/12/chartex" xmlns:cx7="http://schemas.microsoft.com/office/drawing/2016/5/13/chartex" xmlns:cx8="http://schemas.microsoft.com/office/drawing/2016/5/14/chartex" xmlns:mc="http://schemas.openxmlformats.org/markup-compatibility/2006" xmlns:aink="http://schemas.microsoft.com/office/drawing/2016/ink" xmlns:am3d="http://schemas.microsoft.com/office/drawing/2017/model3d" xmlns:o="urn:schemas-microsoft-com:office:office" xmlns:oel="http://schemas.microsoft.com/office/2019/extlst" xmlns:r="http://schemas.openxmlformats.org/officeDocument/2006/relationships" xmlns:m="http://schemas.openxmlformats.org/officeDocument/2006/math" xmlns:v="urn:schemas-microsoft-com:vml" xmlns:wp14="http://schemas.microsoft.com/office/word/2010/wordprocessingDrawing" xmlns:wp="http://schemas.openxmlformats.org/drawingml/2006/wordprocessingDrawing" xmlns:w10="urn:schemas-microsoft-com:office:word" xmlns:w="http://schemas.openxmlformats.org/wordprocessingml/2006/main" xmlns:w14="http://schemas.microsoft.com/office/word/2010/wordml" xmlns:w15="http://schemas.microsoft.com/office/word/2012/wordml" xmlns:w16cei="http://schemas.microsoft.com/office/word/2026/wordml/cei" xmlns:w16cex="http://schemas.microsoft.com/office/word/2018/wordml/cex" xmlns:w16cid="http://schemas.microsoft.com/office/word/2016/wordml/cid" xmlns:w16="http://schemas.microsoft.com/office/word/2018/wordml" xmlns:w16du="http://schemas.microsoft.com/office/word/2023/wordml/word16du" xmlns:w16sdtdh="http://schemas.microsoft.com/office/word/2020/wordml/sdtdatahash" xmlns:w16sdtfl="http://schemas.microsoft.com/office/word/2024/wordml/sdtformatlock" xmlns:w16se="http://schemas.microsoft.com/office/word/2015/wordml/symex" xmlns:wpg="http://schemas.microsoft.com/office/word/2010/wordprocessingGroup" xmlns:wpi="http://schemas.microsoft.com/office/word/2010/wordprocessingInk" xmlns:wne="http://schemas.microsoft.com/office/word/2006/wordml" xmlns:wps="http://schemas.microsoft.com/office/word/2010/wordprocessingShape" mc:Ignorable="w14 w15 w16se w16cid w16 w16cex w16sdtdh w16sdtfl w16du wp14">
   <w:footnote w:type="separator" w:id="-1">
     <w:p>
       <w:pPr>
@@ -39723,7 +39810,7 @@
 </file>
 
 <file path=word/numbering.xml><?xml version="1.0" encoding="utf-8"?>
-<w:numbering xmlns:wpc="http://schemas.microsoft.com/office/word/2010/wordprocessingCanvas" xmlns:mc="http://schemas.openxmlformats.org/markup-compatibility/2006" xmlns:o="urn:schemas-microsoft-com:office:office" xmlns:r="http://schemas.openxmlformats.org/officeDocument/2006/relationships" xmlns:m="http://schemas.openxmlformats.org/officeDocument/2006/math" xmlns:v="urn:schemas-microsoft-com:vml" xmlns:wp14="http://schemas.microsoft.com/office/word/2010/wordprocessingDrawing" xmlns:wp="http://schemas.openxmlformats.org/drawingml/2006/wordprocessingDrawing" xmlns:w10="urn:schemas-microsoft-com:office:word" xmlns:w="http://schemas.openxmlformats.org/wordprocessingml/2006/main" xmlns:w14="http://schemas.microsoft.com/office/word/2010/wordml" xmlns:w15="http://schemas.microsoft.com/office/word/2012/wordml" xmlns:wpg="http://schemas.microsoft.com/office/word/2010/wordprocessingGroup" xmlns:wpi="http://schemas.microsoft.com/office/word/2010/wordprocessingInk" xmlns:wne="http://schemas.microsoft.com/office/word/2006/wordml" xmlns:wps="http://schemas.microsoft.com/office/word/2010/wordprocessingShape" mc:Ignorable="w14 w15 wp14">
+<w:numbering xmlns:wpc="http://schemas.microsoft.com/office/word/2010/wordprocessingCanvas" xmlns:cx="http://schemas.microsoft.com/office/drawing/2014/chartex" xmlns:cx1="http://schemas.microsoft.com/office/drawing/2015/9/8/chartex" xmlns:cx2="http://schemas.microsoft.com/office/drawing/2015/10/21/chartex" xmlns:cx3="http://schemas.microsoft.com/office/drawing/2016/5/9/chartex" xmlns:cx4="http://schemas.microsoft.com/office/drawing/2016/5/10/chartex" xmlns:cx5="http://schemas.microsoft.com/office/drawing/2016/5/11/chartex" xmlns:cx6="http://schemas.microsoft.com/office/drawing/2016/5/12/chartex" xmlns:cx7="http://schemas.microsoft.com/office/drawing/2016/5/13/chartex" xmlns:cx8="http://schemas.microsoft.com/office/drawing/2016/5/14/chartex" xmlns:mc="http://schemas.openxmlformats.org/markup-compatibility/2006" xmlns:aink="http://schemas.microsoft.com/office/drawing/2016/ink" xmlns:am3d="http://schemas.microsoft.com/office/drawing/2017/model3d" xmlns:o="urn:schemas-microsoft-com:office:office" xmlns:oel="http://schemas.microsoft.com/office/2019/extlst" xmlns:r="http://schemas.openxmlformats.org/officeDocument/2006/relationships" xmlns:m="http://schemas.openxmlformats.org/officeDocument/2006/math" xmlns:v="urn:schemas-microsoft-com:vml" xmlns:wp14="http://schemas.microsoft.com/office/word/2010/wordprocessingDrawing" xmlns:wp="http://schemas.openxmlformats.org/drawingml/2006/wordprocessingDrawing" xmlns:w10="urn:schemas-microsoft-com:office:word" xmlns:w="http://schemas.openxmlformats.org/wordprocessingml/2006/main" xmlns:w14="http://schemas.microsoft.com/office/word/2010/wordml" xmlns:w15="http://schemas.microsoft.com/office/word/2012/wordml" xmlns:w16cei="http://schemas.microsoft.com/office/word/2026/wordml/cei" xmlns:w16cex="http://schemas.microsoft.com/office/word/2018/wordml/cex" xmlns:w16cid="http://schemas.microsoft.com/office/word/2016/wordml/cid" xmlns:w16="http://schemas.microsoft.com/office/word/2018/wordml" xmlns:w16du="http://schemas.microsoft.com/office/word/2023/wordml/word16du" xmlns:w16sdtdh="http://schemas.microsoft.com/office/word/2020/wordml/sdtdatahash" xmlns:w16sdtfl="http://schemas.microsoft.com/office/word/2024/wordml/sdtformatlock" xmlns:w16se="http://schemas.microsoft.com/office/word/2015/wordml/symex" xmlns:wpg="http://schemas.microsoft.com/office/word/2010/wordprocessingGroup" xmlns:wpi="http://schemas.microsoft.com/office/word/2010/wordprocessingInk" xmlns:wne="http://schemas.microsoft.com/office/word/2006/wordml" xmlns:wps="http://schemas.microsoft.com/office/word/2010/wordprocessingShape" mc:Ignorable="w14 w15 w16se w16cid w16 w16cex w16sdtdh w16sdtfl w16du wp14">
   <w:abstractNum w:abstractNumId="0" w15:restartNumberingAfterBreak="0">
     <w:nsid w:val="004574CB"/>
     <w:multiLevelType w:val="multilevel"/>
@@ -41337,50 +41424,50 @@
       </w:pPr>
     </w:lvl>
   </w:abstractNum>
-  <w:num w:numId="1">
+  <w:num w:numId="1" w16cid:durableId="889613530">
     <w:abstractNumId w:val="2"/>
   </w:num>
-  <w:num w:numId="2">
+  <w:num w:numId="2" w16cid:durableId="675116064">
     <w:abstractNumId w:val="1"/>
   </w:num>
-  <w:num w:numId="3">
+  <w:num w:numId="3" w16cid:durableId="1352494309">
     <w:abstractNumId w:val="4"/>
   </w:num>
-  <w:num w:numId="4">
+  <w:num w:numId="4" w16cid:durableId="1860195487">
     <w:abstractNumId w:val="10"/>
   </w:num>
-  <w:num w:numId="5">
+  <w:num w:numId="5" w16cid:durableId="2085830752">
     <w:abstractNumId w:val="7"/>
   </w:num>
-  <w:num w:numId="6">
+  <w:num w:numId="6" w16cid:durableId="674764910">
     <w:abstractNumId w:val="3"/>
   </w:num>
-  <w:num w:numId="7">
+  <w:num w:numId="7" w16cid:durableId="1451709293">
     <w:abstractNumId w:val="12"/>
   </w:num>
-  <w:num w:numId="8">
+  <w:num w:numId="8" w16cid:durableId="1800612467">
     <w:abstractNumId w:val="0"/>
   </w:num>
-  <w:num w:numId="9">
+  <w:num w:numId="9" w16cid:durableId="1710178910">
     <w:abstractNumId w:val="5"/>
   </w:num>
-  <w:num w:numId="10">
+  <w:num w:numId="10" w16cid:durableId="575626160">
     <w:abstractNumId w:val="9"/>
   </w:num>
-  <w:num w:numId="11">
+  <w:num w:numId="11" w16cid:durableId="1071274588">
     <w:abstractNumId w:val="8"/>
   </w:num>
-  <w:num w:numId="12">
+  <w:num w:numId="12" w16cid:durableId="1424884108">
     <w:abstractNumId w:val="11"/>
   </w:num>
-  <w:num w:numId="13">
+  <w:num w:numId="13" w16cid:durableId="1264799195">
     <w:abstractNumId w:val="6"/>
   </w:num>
 </w:numbering>
 </file>
 
 <file path=word/styles.xml><?xml version="1.0" encoding="utf-8"?>
-<w:styles xmlns:mc="http://schemas.openxmlformats.org/markup-compatibility/2006" xmlns:r="http://schemas.openxmlformats.org/officeDocument/2006/relationships" xmlns:w="http://schemas.openxmlformats.org/wordprocessingml/2006/main" xmlns:w14="http://schemas.microsoft.com/office/word/2010/wordml" xmlns:w15="http://schemas.microsoft.com/office/word/2012/wordml" mc:Ignorable="w14 w15">
+<w:styles xmlns:mc="http://schemas.openxmlformats.org/markup-compatibility/2006" xmlns:r="http://schemas.openxmlformats.org/officeDocument/2006/relationships" xmlns:w="http://schemas.openxmlformats.org/wordprocessingml/2006/main" xmlns:w14="http://schemas.microsoft.com/office/word/2010/wordml" xmlns:w15="http://schemas.microsoft.com/office/word/2012/wordml" xmlns:w16cex="http://schemas.microsoft.com/office/word/2018/wordml/cex" xmlns:w16cid="http://schemas.microsoft.com/office/word/2016/wordml/cid" xmlns:w16="http://schemas.microsoft.com/office/word/2018/wordml" xmlns:w16du="http://schemas.microsoft.com/office/word/2023/wordml/word16du" xmlns:w16sdtdh="http://schemas.microsoft.com/office/word/2020/wordml/sdtdatahash" xmlns:w16sdtfl="http://schemas.microsoft.com/office/word/2024/wordml/sdtformatlock" xmlns:w16se="http://schemas.microsoft.com/office/word/2015/wordml/symex" mc:Ignorable="w14 w15 w16se w16cid w16 w16cex w16sdtdh w16sdtfl w16du">
   <w:docDefaults>
     <w:rPrDefault>
       <w:rPr>
@@ -41398,7 +41485,7 @@
       </w:pPr>
     </w:pPrDefault>
   </w:docDefaults>
-  <w:latentStyles w:defLockedState="0" w:defUIPriority="99" w:defSemiHidden="0" w:defUnhideWhenUsed="0" w:defQFormat="0" w:count="371">
+  <w:latentStyles w:defLockedState="0" w:defUIPriority="99" w:defSemiHidden="0" w:defUnhideWhenUsed="0" w:defQFormat="0" w:count="376">
     <w:lsdException w:name="Normal" w:uiPriority="0" w:qFormat="1"/>
     <w:lsdException w:name="heading 1" w:uiPriority="9" w:qFormat="1"/>
     <w:lsdException w:name="heading 2" w:semiHidden="1" w:uiPriority="9" w:unhideWhenUsed="1" w:qFormat="1"/>
@@ -41770,6 +41857,11 @@
     <w:lsdException w:name="List Table 5 Dark Accent 6" w:uiPriority="50"/>
     <w:lsdException w:name="List Table 6 Colorful Accent 6" w:uiPriority="51"/>
     <w:lsdException w:name="List Table 7 Colorful Accent 6" w:uiPriority="52"/>
+    <w:lsdException w:name="Mention" w:semiHidden="1" w:unhideWhenUsed="1"/>
+    <w:lsdException w:name="Smart Hyperlink" w:semiHidden="1" w:unhideWhenUsed="1"/>
+    <w:lsdException w:name="Hashtag" w:semiHidden="1" w:unhideWhenUsed="1"/>
+    <w:lsdException w:name="Unresolved Mention" w:semiHidden="1" w:unhideWhenUsed="1"/>
+    <w:lsdException w:name="Smart Link" w:semiHidden="1" w:unhideWhenUsed="1"/>
   </w:latentStyles>
   <w:style w:type="paragraph" w:default="1" w:styleId="Normal">
     <w:name w:val="Normal"/>
@@ -41976,7 +42068,6 @@
   <w:style w:type="character" w:default="1" w:styleId="DefaultParagraphFont">
     <w:name w:val="Default Paragraph Font"/>
     <w:uiPriority w:val="1"/>
-    <w:semiHidden/>
     <w:unhideWhenUsed/>
   </w:style>
   <w:style w:type="table" w:default="1" w:styleId="TableNormal">

--- a/Docs/BackendArchitecture.docx
+++ b/Docs/BackendArchitecture.docx
@@ -13271,13 +13271,7 @@
         <w:ind w:left="720"/>
       </w:pPr>
       <w:r>
-        <w:t>Step 3</w:t>
-      </w:r>
-      <w:r>
-        <w:t xml:space="preserve"> – </w:t>
-      </w:r>
-      <w:r>
-        <w:t>Activate Python 3.12</w:t>
+        <w:t>Step 3 – Activate Python 3.12</w:t>
       </w:r>
     </w:p>
     <w:p>
@@ -16601,12 +16595,16 @@
       <w:pPr>
         <w:pStyle w:val="HTMLPreformatted"/>
         <w:ind w:left="720"/>
-      </w:pPr>
-      <w:r>
         <w:rPr>
           <w:rStyle w:val="m"/>
           <w:rFonts w:eastAsiaTheme="majorEastAsia"/>
         </w:rPr>
+      </w:pPr>
+      <w:r>
+        <w:rPr>
+          <w:rStyle w:val="m"/>
+          <w:rFonts w:eastAsiaTheme="majorEastAsia"/>
+        </w:rPr>
         <w:t>npx</w:t>
       </w:r>
       <w:r>
@@ -16670,6 +16668,195 @@
           <w:rStyle w:val="g"/>
           <w:rFonts w:eastAsiaTheme="majorEastAsia"/>
         </w:rPr>
+        <w:t>–</w:t>
+      </w:r>
+      <w:r>
+        <w:rPr>
+          <w:rStyle w:val="m"/>
+          <w:rFonts w:eastAsiaTheme="majorEastAsia"/>
+        </w:rPr>
+        <w:t>full</w:t>
+      </w:r>
+    </w:p>
+    <w:p>
+      <w:pPr>
+        <w:spacing w:before="100" w:beforeAutospacing="1" w:after="100" w:afterAutospacing="1" w:line="240" w:lineRule="auto"/>
+        <w:ind w:left="720"/>
+        <w:rPr>
+          <w:rFonts w:ascii="Times New Roman" w:eastAsia="Times New Roman" w:hAnsi="Times New Roman" w:cs="Times New Roman"/>
+          <w:kern w:val="0"/>
+          <w:lang w:val="en-AU" w:eastAsia="en-AU"/>
+          <w14:ligatures w14:val="none"/>
+        </w:rPr>
+      </w:pPr>
+      <w:r>
+        <w:rPr>
+          <w:rFonts w:ascii="Times New Roman" w:eastAsia="Times New Roman" w:hAnsi="Times New Roman" w:cs="Times New Roman"/>
+          <w:kern w:val="0"/>
+          <w:lang w:val="en-AU" w:eastAsia="en-AU"/>
+          <w14:ligatures w14:val="none"/>
+        </w:rPr>
+        <w:t>If you see t</w:t>
+      </w:r>
+      <w:r>
+        <w:rPr>
+          <w:rFonts w:ascii="Times New Roman" w:eastAsia="Times New Roman" w:hAnsi="Times New Roman" w:cs="Times New Roman"/>
+          <w:kern w:val="0"/>
+          <w:lang w:val="en-AU" w:eastAsia="en-AU"/>
+          <w14:ligatures w14:val="none"/>
+        </w:rPr>
+        <w:t>he npm message:</w:t>
+      </w:r>
+    </w:p>
+    <w:p>
+      <w:pPr>
+        <w:tabs>
+          <w:tab w:val="left" w:pos="916"/>
+          <w:tab w:val="left" w:pos="1832"/>
+          <w:tab w:val="left" w:pos="2748"/>
+          <w:tab w:val="left" w:pos="3664"/>
+          <w:tab w:val="left" w:pos="4580"/>
+          <w:tab w:val="left" w:pos="5496"/>
+          <w:tab w:val="left" w:pos="6412"/>
+          <w:tab w:val="left" w:pos="7328"/>
+          <w:tab w:val="left" w:pos="8244"/>
+          <w:tab w:val="left" w:pos="9160"/>
+          <w:tab w:val="left" w:pos="10076"/>
+          <w:tab w:val="left" w:pos="10992"/>
+          <w:tab w:val="left" w:pos="11908"/>
+          <w:tab w:val="left" w:pos="12824"/>
+          <w:tab w:val="left" w:pos="13740"/>
+          <w:tab w:val="left" w:pos="14656"/>
+        </w:tabs>
+        <w:spacing w:after="0" w:line="240" w:lineRule="auto"/>
+        <w:ind w:left="720"/>
+        <w:rPr>
+          <w:rFonts w:ascii="Courier New" w:eastAsia="Times New Roman" w:hAnsi="Courier New" w:cs="Courier New"/>
+          <w:kern w:val="0"/>
+          <w:sz w:val="20"/>
+          <w:szCs w:val="20"/>
+          <w:lang w:val="en-AU" w:eastAsia="en-AU"/>
+          <w14:ligatures w14:val="none"/>
+        </w:rPr>
+      </w:pPr>
+      <w:r>
+        <w:rPr>
+          <w:rFonts w:ascii="Courier New" w:eastAsia="Times New Roman" w:hAnsi="Courier New" w:cs="Courier New"/>
+          <w:kern w:val="0"/>
+          <w:sz w:val="20"/>
+          <w:szCs w:val="20"/>
+          <w:lang w:val="en-AU" w:eastAsia="en-AU"/>
+          <w14:ligatures w14:val="none"/>
+        </w:rPr>
+        <w:t>New major version of npm available! 11.17.0 -&gt; 12.0.2</w:t>
+      </w:r>
+    </w:p>
+    <w:p>
+      <w:pPr>
+        <w:spacing w:before="100" w:beforeAutospacing="1" w:after="100" w:afterAutospacing="1" w:line="240" w:lineRule="auto"/>
+        <w:ind w:left="720"/>
+        <w:rPr>
+          <w:rFonts w:ascii="Times New Roman" w:eastAsia="Times New Roman" w:hAnsi="Times New Roman" w:cs="Times New Roman"/>
+          <w:kern w:val="0"/>
+          <w:lang w:val="en-AU" w:eastAsia="en-AU"/>
+          <w14:ligatures w14:val="none"/>
+        </w:rPr>
+      </w:pPr>
+      <w:r>
+        <w:rPr>
+          <w:rFonts w:ascii="Times New Roman" w:eastAsia="Times New Roman" w:hAnsi="Times New Roman" w:cs="Times New Roman"/>
+          <w:kern w:val="0"/>
+          <w:lang w:val="en-AU" w:eastAsia="en-AU"/>
+          <w14:ligatures w14:val="none"/>
+        </w:rPr>
+        <w:t xml:space="preserve">is only a notice. </w:t>
+      </w:r>
+      <w:r>
+        <w:rPr>
+          <w:rFonts w:ascii="Times New Roman" w:eastAsia="Times New Roman" w:hAnsi="Times New Roman" w:cs="Times New Roman"/>
+          <w:b/>
+          <w:bCs/>
+          <w:kern w:val="0"/>
+          <w:lang w:val="en-AU" w:eastAsia="en-AU"/>
+          <w14:ligatures w14:val="none"/>
+        </w:rPr>
+        <w:t>Do not upgrade npm right now.</w:t>
+      </w:r>
+      <w:r>
+        <w:rPr>
+          <w:rFonts w:ascii="Times New Roman" w:eastAsia="Times New Roman" w:hAnsi="Times New Roman" w:cs="Times New Roman"/>
+          <w:kern w:val="0"/>
+          <w:lang w:val="en-AU" w:eastAsia="en-AU"/>
+          <w14:ligatures w14:val="none"/>
+        </w:rPr>
+        <w:t xml:space="preserve"> There is no need to introduce another major-version change while stabilizing the WebRTC setup.</w:t>
+      </w:r>
+    </w:p>
+    <w:p>
+      <w:pPr>
+        <w:pStyle w:val="HTMLPreformatted"/>
+        <w:ind w:left="720"/>
+        <w:rPr>
+          <w:rFonts w:ascii="Times New Roman" w:hAnsi="Times New Roman" w:cs="Times New Roman"/>
+          <w:sz w:val="24"/>
+          <w:szCs w:val="24"/>
+        </w:rPr>
+      </w:pPr>
+      <w:r>
+        <w:rPr>
+          <w:rFonts w:ascii="Times New Roman" w:hAnsi="Times New Roman" w:cs="Times New Roman"/>
+          <w:sz w:val="24"/>
+          <w:szCs w:val="24"/>
+        </w:rPr>
+        <w:t xml:space="preserve">If </w:t>
+      </w:r>
+      <w:r>
+        <w:rPr>
+          <w:rStyle w:val="m"/>
+          <w:rFonts w:eastAsiaTheme="majorEastAsia"/>
+        </w:rPr>
+        <w:t>npx</w:t>
+      </w:r>
+      <w:r>
+        <w:rPr>
+          <w:rStyle w:val="HTMLCode"/>
+          <w:rFonts w:eastAsiaTheme="majorEastAsia"/>
+        </w:rPr>
+        <w:t xml:space="preserve"> </w:t>
+      </w:r>
+      <w:r>
+        <w:rPr>
+          <w:rStyle w:val="m"/>
+          <w:rFonts w:eastAsiaTheme="majorEastAsia"/>
+        </w:rPr>
+        <w:t>expo</w:t>
+      </w:r>
+      <w:r>
+        <w:rPr>
+          <w:rStyle w:val="HTMLCode"/>
+          <w:rFonts w:eastAsiaTheme="majorEastAsia"/>
+        </w:rPr>
+        <w:t xml:space="preserve"> </w:t>
+      </w:r>
+      <w:r>
+        <w:rPr>
+          <w:rStyle w:val="m"/>
+          <w:rFonts w:eastAsiaTheme="majorEastAsia"/>
+        </w:rPr>
+        <w:t>config</w:t>
+      </w:r>
+      <w:r>
+        <w:rPr>
+          <w:rStyle w:val="HTMLCode"/>
+          <w:rFonts w:eastAsiaTheme="majorEastAsia"/>
+        </w:rPr>
+        <w:t xml:space="preserve"> </w:t>
+      </w:r>
+      <w:r>
+        <w:rPr>
+          <w:rStyle w:val="g"/>
+          <w:rFonts w:eastAsiaTheme="majorEastAsia"/>
+        </w:rPr>
         <w:t>--</w:t>
       </w:r>
       <w:r>
@@ -16677,8 +16864,71 @@
           <w:rStyle w:val="m"/>
           <w:rFonts w:eastAsiaTheme="majorEastAsia"/>
         </w:rPr>
+        <w:t>json</w:t>
+      </w:r>
+      <w:r>
+        <w:rPr>
+          <w:rStyle w:val="HTMLCode"/>
+          <w:rFonts w:eastAsiaTheme="majorEastAsia"/>
+        </w:rPr>
+        <w:t xml:space="preserve"> </w:t>
+      </w:r>
+      <w:r>
+        <w:rPr>
+          <w:rStyle w:val="g"/>
+          <w:rFonts w:eastAsiaTheme="majorEastAsia"/>
+        </w:rPr>
+        <w:t>–</w:t>
+      </w:r>
+      <w:r>
+        <w:rPr>
+          <w:rStyle w:val="m"/>
+          <w:rFonts w:eastAsiaTheme="majorEastAsia"/>
+        </w:rPr>
         <w:t>full</w:t>
       </w:r>
+      <w:r>
+        <w:rPr>
+          <w:rStyle w:val="m"/>
+          <w:rFonts w:eastAsiaTheme="majorEastAsia"/>
+        </w:rPr>
+        <w:t xml:space="preserve"> </w:t>
+      </w:r>
+      <w:r>
+        <w:rPr>
+          <w:rFonts w:ascii="Times New Roman" w:hAnsi="Times New Roman" w:cs="Times New Roman"/>
+          <w:sz w:val="24"/>
+          <w:szCs w:val="24"/>
+        </w:rPr>
+        <w:t>succeeds, run:</w:t>
+      </w:r>
+    </w:p>
+    <w:p>
+      <w:pPr>
+        <w:pStyle w:val="HTMLPreformatted"/>
+        <w:ind w:left="720"/>
+      </w:pPr>
+      <w:r>
+        <w:rPr>
+          <w:rStyle w:val="m"/>
+          <w:rFonts w:eastAsiaTheme="majorEastAsia"/>
+        </w:rPr>
+        <w:t>npx</w:t>
+      </w:r>
+      <w:r>
+        <w:rPr>
+          <w:rStyle w:val="HTMLCode"/>
+          <w:rFonts w:eastAsiaTheme="majorEastAsia"/>
+        </w:rPr>
+        <w:t xml:space="preserve"> </w:t>
+      </w:r>
+      <w:r>
+        <w:rPr>
+          <w:rStyle w:val="m"/>
+          <w:rFonts w:eastAsiaTheme="majorEastAsia"/>
+        </w:rPr>
+        <w:t>expo-doctor</w:t>
+      </w:r>
     </w:p>
     <w:p>
       <w:pPr>
@@ -16686,15 +16936,76 @@
         <w:ind w:left="720"/>
       </w:pPr>
       <w:r>
-        <w:t>If that succeeds, run:</w:t>
-      </w:r>
-    </w:p>
-    <w:p>
-      <w:pPr>
-        <w:pStyle w:val="HTMLPreformatted"/>
-        <w:ind w:left="720"/>
-      </w:pPr>
-      <w:bookmarkStart w:id="0" w:name="_GoBack"/>
+        <w:t>You may still see your known:</w:t>
+      </w:r>
+    </w:p>
+    <w:p>
+      <w:pPr>
+        <w:pStyle w:val="HTMLPreformatted"/>
+        <w:ind w:left="720"/>
+      </w:pPr>
+      <w:r>
+        <w:rPr>
+          <w:rStyle w:val="HTMLCode"/>
+          <w:rFonts w:eastAsiaTheme="majorEastAsia"/>
+        </w:rPr>
+        <w:t>Untested on New Architecture: react-native-webrtc</w:t>
+      </w:r>
+    </w:p>
+    <w:p>
+      <w:pPr>
+        <w:pStyle w:val="NormalWeb"/>
+        <w:ind w:left="720"/>
+      </w:pPr>
+      <w:r>
+        <w:t>warning</w:t>
+      </w:r>
+      <w:r>
+        <w:t>s</w:t>
+      </w:r>
+      <w:r>
+        <w:t>. That does not prevent us from continuing.</w:t>
+      </w:r>
+    </w:p>
+    <w:p>
+      <w:pPr>
+        <w:pStyle w:val="Heading2"/>
+        <w:ind w:left="720"/>
+      </w:pPr>
+      <w:r>
+        <w:t>10.4 Rebuild the Android development client</w:t>
+      </w:r>
+    </w:p>
+    <w:p>
+      <w:pPr>
+        <w:pStyle w:val="NormalWeb"/>
+        <w:ind w:left="720"/>
+      </w:pPr>
+      <w:r>
+        <w:t xml:space="preserve">Because you changed native permissions, your existing APK </w:t>
+      </w:r>
+      <w:r>
+        <w:t xml:space="preserve">(.apk files - Android Package Kit)/ IPA (.ipa file in iOS App Store Package) </w:t>
+      </w:r>
+      <w:r>
+        <w:t>does not automatically gain them.</w:t>
+      </w:r>
+    </w:p>
+    <w:p>
+      <w:pPr>
+        <w:pStyle w:val="NormalWeb"/>
+        <w:ind w:left="720"/>
+      </w:pPr>
+      <w:r>
+        <w:lastRenderedPageBreak/>
+        <w:t>Run:</w:t>
+      </w:r>
+    </w:p>
+    <w:p>
+      <w:pPr>
+        <w:pStyle w:val="HTMLPreformatted"/>
+        <w:ind w:left="720"/>
+      </w:pPr>
       <w:r>
         <w:rPr>
           <w:rStyle w:val="m"/>
@@ -16714,30 +17025,100 @@
           <w:rStyle w:val="m"/>
           <w:rFonts w:eastAsiaTheme="majorEastAsia"/>
         </w:rPr>
-        <w:t>expo-doctor</w:t>
-      </w:r>
-    </w:p>
-    <w:bookmarkEnd w:id="0"/>
+        <w:t>eas-cli@latest</w:t>
+      </w:r>
+      <w:r>
+        <w:rPr>
+          <w:rStyle w:val="HTMLCode"/>
+          <w:rFonts w:eastAsiaTheme="majorEastAsia"/>
+        </w:rPr>
+        <w:t xml:space="preserve"> </w:t>
+      </w:r>
+      <w:r>
+        <w:rPr>
+          <w:rStyle w:val="m"/>
+          <w:rFonts w:eastAsiaTheme="majorEastAsia"/>
+        </w:rPr>
+        <w:t>build</w:t>
+      </w:r>
+      <w:r>
+        <w:rPr>
+          <w:rStyle w:val="HTMLCode"/>
+          <w:rFonts w:eastAsiaTheme="majorEastAsia"/>
+        </w:rPr>
+        <w:t xml:space="preserve"> </w:t>
+      </w:r>
+      <w:r>
+        <w:rPr>
+          <w:rStyle w:val="g"/>
+          <w:rFonts w:eastAsiaTheme="majorEastAsia"/>
+        </w:rPr>
+        <w:t>--</w:t>
+      </w:r>
+      <w:r>
+        <w:rPr>
+          <w:rStyle w:val="m"/>
+          <w:rFonts w:eastAsiaTheme="majorEastAsia"/>
+        </w:rPr>
+        <w:t>profile</w:t>
+      </w:r>
+      <w:r>
+        <w:rPr>
+          <w:rStyle w:val="HTMLCode"/>
+          <w:rFonts w:eastAsiaTheme="majorEastAsia"/>
+        </w:rPr>
+        <w:t xml:space="preserve"> </w:t>
+      </w:r>
+      <w:r>
+        <w:rPr>
+          <w:rStyle w:val="m"/>
+          <w:rFonts w:eastAsiaTheme="majorEastAsia"/>
+        </w:rPr>
+        <w:t>development</w:t>
+      </w:r>
+      <w:r>
+        <w:rPr>
+          <w:rStyle w:val="HTMLCode"/>
+          <w:rFonts w:eastAsiaTheme="majorEastAsia"/>
+        </w:rPr>
+        <w:t xml:space="preserve"> </w:t>
+      </w:r>
+      <w:r>
+        <w:rPr>
+          <w:rStyle w:val="g"/>
+          <w:rFonts w:eastAsiaTheme="majorEastAsia"/>
+        </w:rPr>
+        <w:t>--</w:t>
+      </w:r>
+      <w:r>
+        <w:rPr>
+          <w:rStyle w:val="m"/>
+          <w:rFonts w:eastAsiaTheme="majorEastAsia"/>
+        </w:rPr>
+        <w:t>platform</w:t>
+      </w:r>
+      <w:r>
+        <w:rPr>
+          <w:rStyle w:val="HTMLCode"/>
+          <w:rFonts w:eastAsiaTheme="majorEastAsia"/>
+        </w:rPr>
+        <w:t xml:space="preserve"> </w:t>
+      </w:r>
+      <w:r>
+        <w:rPr>
+          <w:rStyle w:val="m"/>
+          <w:rFonts w:eastAsiaTheme="majorEastAsia"/>
+        </w:rPr>
+        <w:t>android</w:t>
+      </w:r>
+    </w:p>
     <w:p>
       <w:pPr>
         <w:pStyle w:val="NormalWeb"/>
         <w:ind w:left="720"/>
       </w:pPr>
       <w:r>
-        <w:t>You may still see your known:</w:t>
-      </w:r>
-    </w:p>
-    <w:p>
-      <w:pPr>
-        <w:pStyle w:val="HTMLPreformatted"/>
-        <w:ind w:left="720"/>
-      </w:pPr>
-      <w:r>
-        <w:rPr>
-          <w:rStyle w:val="HTMLCode"/>
-          <w:rFonts w:eastAsiaTheme="majorEastAsia"/>
-        </w:rPr>
-        <w:t>Untested on New Architecture: react-native-webrtc</w:t>
+        <w:t>Install that new development build on your physical Android phone.</w:t>
       </w:r>
     </w:p>
     <w:p>
@@ -16746,169 +17127,6 @@
         <w:ind w:left="720"/>
       </w:pPr>
       <w:r>
-        <w:t>warning. That does not prevent us from continuing.</w:t>
-      </w:r>
-    </w:p>
-    <w:p>
-      <w:pPr>
-        <w:pStyle w:val="Heading2"/>
-        <w:ind w:left="720"/>
-      </w:pPr>
-      <w:r>
-        <w:t>10.4 Rebuild the Android development client</w:t>
-      </w:r>
-    </w:p>
-    <w:p>
-      <w:pPr>
-        <w:pStyle w:val="NormalWeb"/>
-        <w:ind w:left="720"/>
-      </w:pPr>
-      <w:r>
-        <w:t xml:space="preserve">Because you changed native permissions, your existing APK </w:t>
-      </w:r>
-      <w:r>
-        <w:t xml:space="preserve">(.apk files - Android Package Kit)/ IPA (.ipa file in iOS App Store Package) </w:t>
-      </w:r>
-      <w:r>
-        <w:t>does not automatically gain them.</w:t>
-      </w:r>
-    </w:p>
-    <w:p>
-      <w:pPr>
-        <w:pStyle w:val="NormalWeb"/>
-        <w:ind w:left="720"/>
-      </w:pPr>
-      <w:r>
-        <w:t>Run:</w:t>
-      </w:r>
-    </w:p>
-    <w:p>
-      <w:pPr>
-        <w:pStyle w:val="HTMLPreformatted"/>
-        <w:ind w:left="720"/>
-      </w:pPr>
-      <w:r>
-        <w:rPr>
-          <w:rStyle w:val="m"/>
-          <w:rFonts w:eastAsiaTheme="majorEastAsia"/>
-        </w:rPr>
-        <w:t>npx</w:t>
-      </w:r>
-      <w:r>
-        <w:rPr>
-          <w:rStyle w:val="HTMLCode"/>
-          <w:rFonts w:eastAsiaTheme="majorEastAsia"/>
-        </w:rPr>
-        <w:t xml:space="preserve"> </w:t>
-      </w:r>
-      <w:r>
-        <w:rPr>
-          <w:rStyle w:val="m"/>
-          <w:rFonts w:eastAsiaTheme="majorEastAsia"/>
-        </w:rPr>
-        <w:t>eas-cli@latest</w:t>
-      </w:r>
-      <w:r>
-        <w:rPr>
-          <w:rStyle w:val="HTMLCode"/>
-          <w:rFonts w:eastAsiaTheme="majorEastAsia"/>
-        </w:rPr>
-        <w:t xml:space="preserve"> </w:t>
-      </w:r>
-      <w:r>
-        <w:rPr>
-          <w:rStyle w:val="m"/>
-          <w:rFonts w:eastAsiaTheme="majorEastAsia"/>
-        </w:rPr>
-        <w:t>build</w:t>
-      </w:r>
-      <w:r>
-        <w:rPr>
-          <w:rStyle w:val="HTMLCode"/>
-          <w:rFonts w:eastAsiaTheme="majorEastAsia"/>
-        </w:rPr>
-        <w:t xml:space="preserve"> </w:t>
-      </w:r>
-      <w:r>
-        <w:rPr>
-          <w:rStyle w:val="g"/>
-          <w:rFonts w:eastAsiaTheme="majorEastAsia"/>
-        </w:rPr>
-        <w:t>--</w:t>
-      </w:r>
-      <w:r>
-        <w:rPr>
-          <w:rStyle w:val="m"/>
-          <w:rFonts w:eastAsiaTheme="majorEastAsia"/>
-        </w:rPr>
-        <w:t>profile</w:t>
-      </w:r>
-      <w:r>
-        <w:rPr>
-          <w:rStyle w:val="HTMLCode"/>
-          <w:rFonts w:eastAsiaTheme="majorEastAsia"/>
-        </w:rPr>
-        <w:t xml:space="preserve"> </w:t>
-      </w:r>
-      <w:r>
-        <w:rPr>
-          <w:rStyle w:val="m"/>
-          <w:rFonts w:eastAsiaTheme="majorEastAsia"/>
-        </w:rPr>
-        <w:t>development</w:t>
-      </w:r>
-      <w:r>
-        <w:rPr>
-          <w:rStyle w:val="HTMLCode"/>
-          <w:rFonts w:eastAsiaTheme="majorEastAsia"/>
-        </w:rPr>
-        <w:t xml:space="preserve"> </w:t>
-      </w:r>
-      <w:r>
-        <w:rPr>
-          <w:rStyle w:val="g"/>
-          <w:rFonts w:eastAsiaTheme="majorEastAsia"/>
-        </w:rPr>
-        <w:t>--</w:t>
-      </w:r>
-      <w:r>
-        <w:rPr>
-          <w:rStyle w:val="m"/>
-          <w:rFonts w:eastAsiaTheme="majorEastAsia"/>
-        </w:rPr>
-        <w:t>platform</w:t>
-      </w:r>
-      <w:r>
-        <w:rPr>
-          <w:rStyle w:val="HTMLCode"/>
-          <w:rFonts w:eastAsiaTheme="majorEastAsia"/>
-        </w:rPr>
-        <w:t xml:space="preserve"> </w:t>
-      </w:r>
-      <w:r>
-        <w:rPr>
-          <w:rStyle w:val="m"/>
-          <w:rFonts w:eastAsiaTheme="majorEastAsia"/>
-        </w:rPr>
-        <w:t>android</w:t>
-      </w:r>
-    </w:p>
-    <w:p>
-      <w:pPr>
-        <w:pStyle w:val="NormalWeb"/>
-        <w:ind w:left="720"/>
-      </w:pPr>
-      <w:r>
-        <w:t>Install that new development build on your physical Android phone.</w:t>
-      </w:r>
-    </w:p>
-    <w:p>
-      <w:pPr>
-        <w:pStyle w:val="NormalWeb"/>
-        <w:ind w:left="720"/>
-      </w:pPr>
-      <w:r>
-        <w:lastRenderedPageBreak/>
         <w:t xml:space="preserve">This rebuilding requirement is important: Expo notes that native permission configuration for development/standalone builds must exist in the native binary before JavaScript can request the permission. </w:t>
       </w:r>
     </w:p>
@@ -16952,6 +17170,8 @@
         </w:rPr>
         <w:t>EAS = Expo Application Services</w:t>
       </w:r>
+      <w:bookmarkStart w:id="0" w:name="_GoBack"/>
+      <w:bookmarkEnd w:id="0"/>
     </w:p>
     <w:p>
       <w:pPr>
@@ -17451,6 +17671,7 @@
         <w:ind w:left="1440"/>
       </w:pPr>
       <w:r>
+        <w:lastRenderedPageBreak/>
         <w:t>EAS may ask questions the first time.</w:t>
       </w:r>
     </w:p>
@@ -17469,7 +17690,6 @@
         <w:ind w:left="1440"/>
       </w:pPr>
       <w:r>
-        <w:lastRenderedPageBreak/>
         <w:t>The build will then be uploaded to Expo and compiled in the cloud.</w:t>
       </w:r>
     </w:p>
@@ -17755,6 +17975,7 @@
         <w:ind w:left="1440"/>
       </w:pPr>
       <w:r>
+        <w:lastRenderedPageBreak/>
         <w:t xml:space="preserve">Expo's documented Android flow is: scan the QR code, open the build page on the phone, tap Install, download the APK, then open it. </w:t>
       </w:r>
     </w:p>
@@ -17809,7 +18030,6 @@
           <w:lang w:val="en-AU" w:eastAsia="en-AU"/>
           <w14:ligatures w14:val="none"/>
         </w:rPr>
-        <w:lastRenderedPageBreak/>
         <w:t>Chrome: For your security, your phone currently isn't allowed to install unknown apps from this source. Yo</w:t>
       </w:r>
       <w:r>
@@ -18724,6 +18944,7 @@
         <w:ind w:left="1440"/>
       </w:pPr>
       <w:r>
+        <w:lastRenderedPageBreak/>
         <w:t>For example, if you downloaded using Chrome, Android may say something similar to:</w:t>
       </w:r>
     </w:p>
@@ -18763,7 +18984,6 @@
         <w:ind w:left="1440"/>
       </w:pPr>
       <w:r>
-        <w:lastRenderedPageBreak/>
         <w:t>Tap:</w:t>
       </w:r>
     </w:p>
@@ -44821,6 +45041,7 @@
   <w:style w:type="character" w:default="1" w:styleId="DefaultParagraphFont">
     <w:name w:val="Default Paragraph Font"/>
     <w:uiPriority w:val="1"/>
+    <w:semiHidden/>
     <w:unhideWhenUsed/>
   </w:style>
   <w:style w:type="table" w:default="1" w:styleId="TableNormal">
@@ -45198,7 +45419,6 @@
     <w:basedOn w:val="Normal"/>
     <w:link w:val="HTMLPreformattedChar"/>
     <w:uiPriority w:val="99"/>
-    <w:semiHidden/>
     <w:unhideWhenUsed/>
     <w:rsid w:val="00495A89"/>
     <w:pPr>
@@ -45236,7 +45456,6 @@
     <w:basedOn w:val="DefaultParagraphFont"/>
     <w:link w:val="HTMLPreformatted"/>
     <w:uiPriority w:val="99"/>
-    <w:semiHidden/>
     <w:rsid w:val="00495A89"/>
     <w:rPr>
       <w:rFonts w:ascii="Courier New" w:eastAsia="Times New Roman" w:hAnsi="Courier New" w:cs="Courier New"/>
